--- a/docs/TEST_GUIDE.docx
+++ b/docs/TEST_GUIDE.docx
@@ -2782,6 +2782,447 @@
           <w:color w:val="FF671F"/>
           <w:sz w:val="32"/>
         </w:rPr>
+        <w:t>4b. Crawl — tiến độ, chế độ Nhanh/Chậm và hạn mức AI</w:t>
+      </w:r>
+    </w:p>
+    <w:p>
+      <w:pPr>
+        <w:ind w:left="340"/>
+      </w:pPr>
+      <w:r>
+        <w:rPr>
+          <w:rFonts w:ascii="Calibri" w:hAnsi="Calibri" w:eastAsia="Calibri"/>
+          <w:b w:val="0"/>
+          <w:color w:val="6B5A52"/>
+          <w:sz w:val="21"/>
+        </w:rPr>
+        <w:t xml:space="preserve">Hệ thống đang dùng model có hạn mức thấp (qwen: </w:t>
+      </w:r>
+      <w:r>
+        <w:rPr>
+          <w:rFonts w:ascii="Calibri" w:hAnsi="Calibri" w:eastAsia="Calibri"/>
+          <w:b/>
+          <w:color w:val="6B5A52"/>
+          <w:sz w:val="21"/>
+        </w:rPr>
+        <w:t>2 request/phút</w:t>
+      </w:r>
+      <w:r>
+        <w:rPr>
+          <w:rFonts w:ascii="Calibri" w:hAnsi="Calibri" w:eastAsia="Calibri"/>
+          <w:b w:val="0"/>
+          <w:color w:val="6B5A52"/>
+          <w:sz w:val="21"/>
+        </w:rPr>
+        <w:t xml:space="preserve">). Với trang dài chia nhiều đoạn, bạn sẽ thấy hệ thống </w:t>
+      </w:r>
+      <w:r>
+        <w:rPr>
+          <w:rFonts w:ascii="Calibri" w:hAnsi="Calibri" w:eastAsia="Calibri"/>
+          <w:b/>
+          <w:color w:val="6B5A52"/>
+          <w:sz w:val="21"/>
+        </w:rPr>
+        <w:t>tự chờ</w:t>
+      </w:r>
+      <w:r>
+        <w:rPr>
+          <w:rFonts w:ascii="Calibri" w:hAnsi="Calibri" w:eastAsia="Calibri"/>
+          <w:b w:val="0"/>
+          <w:color w:val="6B5A52"/>
+          <w:sz w:val="21"/>
+        </w:rPr>
+        <w:t xml:space="preserve"> giữa các lượt gọi AI — đó là hành vi đúng, không phải lỗi treo. Trang dài để thử: https://vi.wikipedia.org/wiki/H%C3%A0_N%E1%BB%99i (chia nhiều đoạn, mất vài phút). Field gợi ý: </w:t>
+      </w:r>
+      <w:r>
+        <w:rPr>
+          <w:rFonts w:ascii="Consolas" w:hAnsi="Consolas" w:eastAsia="Consolas"/>
+          <w:color w:val="B02A00"/>
+          <w:sz w:val="19"/>
+        </w:rPr>
+        <w:t>topic</w:t>
+      </w:r>
+      <w:r>
+        <w:rPr>
+          <w:rFonts w:ascii="Calibri" w:hAnsi="Calibri" w:eastAsia="Calibri"/>
+          <w:b w:val="0"/>
+          <w:color w:val="6B5A52"/>
+          <w:sz w:val="21"/>
+        </w:rPr>
+        <w:t xml:space="preserve"> (chủ đề đoạn văn), </w:t>
+      </w:r>
+      <w:r>
+        <w:rPr>
+          <w:rFonts w:ascii="Consolas" w:hAnsi="Consolas" w:eastAsia="Consolas"/>
+          <w:color w:val="B02A00"/>
+          <w:sz w:val="19"/>
+        </w:rPr>
+        <w:t>fact</w:t>
+      </w:r>
+      <w:r>
+        <w:rPr>
+          <w:rFonts w:ascii="Calibri" w:hAnsi="Calibri" w:eastAsia="Calibri"/>
+          <w:b w:val="0"/>
+          <w:color w:val="6B5A52"/>
+          <w:sz w:val="21"/>
+        </w:rPr>
+        <w:t xml:space="preserve"> (một sự kiện hoặc số liệu được nêu).</w:t>
+      </w:r>
+    </w:p>
+    <w:p>
+      <w:pPr>
+        <w:keepNext/>
+        <w:spacing w:before="160" w:after="80"/>
+      </w:pPr>
+      <w:r>
+        <w:rPr>
+          <w:rFonts w:ascii="Calibri" w:hAnsi="Calibri" w:eastAsia="Calibri"/>
+          <w:b/>
+          <w:color w:val="2A1F1A"/>
+          <w:sz w:val="26"/>
+        </w:rPr>
+        <w:t>TC-CR-40 Hai thanh tiến độ tách biệt</w:t>
+      </w:r>
+    </w:p>
+    <w:p>
+      <w:pPr>
+        <w:ind w:left="510" w:hanging="340"/>
+      </w:pPr>
+      <w:r>
+        <w:rPr>
+          <w:rFonts w:ascii="Calibri" w:hAnsi="Calibri" w:eastAsia="Calibri"/>
+          <w:b w:val="0"/>
+          <w:sz w:val="22"/>
+        </w:rPr>
+        <w:t>1. Chạy crawl trang S1 (trang ngắn), quan sát ngay dưới nút chạy.</w:t>
+      </w:r>
+    </w:p>
+    <w:p>
+      <w:r>
+        <w:rPr>
+          <w:rFonts w:ascii="Calibri" w:hAnsi="Calibri" w:eastAsia="Calibri"/>
+          <w:b/>
+          <w:sz w:val="22"/>
+        </w:rPr>
+        <w:t>Mong đợi:</w:t>
+      </w:r>
+      <w:r>
+        <w:rPr>
+          <w:rFonts w:ascii="Calibri" w:hAnsi="Calibri" w:eastAsia="Calibri"/>
+          <w:b w:val="0"/>
+          <w:sz w:val="22"/>
+        </w:rPr>
+        <w:t xml:space="preserve"> thấy dòng trạng thái ("⚙️ CODE đang chạy — tải trang" rồi "🤖 MODEL AI đang xử lý" rồi "✅ Hoàn tất") và </w:t>
+      </w:r>
+      <w:r>
+        <w:rPr>
+          <w:rFonts w:ascii="Calibri" w:hAnsi="Calibri" w:eastAsia="Calibri"/>
+          <w:b/>
+          <w:sz w:val="22"/>
+        </w:rPr>
+        <w:t>hai thanh</w:t>
+      </w:r>
+      <w:r>
+        <w:rPr>
+          <w:rFonts w:ascii="Calibri" w:hAnsi="Calibri" w:eastAsia="Calibri"/>
+          <w:b w:val="0"/>
+          <w:sz w:val="22"/>
+        </w:rPr>
+        <w:t xml:space="preserve">: </w:t>
+      </w:r>
+      <w:r>
+        <w:rPr>
+          <w:rFonts w:ascii="Consolas" w:hAnsi="Consolas" w:eastAsia="Consolas"/>
+          <w:color w:val="B02A00"/>
+          <w:sz w:val="20"/>
+        </w:rPr>
+        <w:t>① Crawl</w:t>
+      </w:r>
+      <w:r>
+        <w:rPr>
+          <w:rFonts w:ascii="Calibri" w:hAnsi="Calibri" w:eastAsia="Calibri"/>
+          <w:b w:val="0"/>
+          <w:sz w:val="22"/>
+        </w:rPr>
+        <w:t xml:space="preserve"> (tải, làm sạch, kèm số ký tự gửi AI) và </w:t>
+      </w:r>
+      <w:r>
+        <w:rPr>
+          <w:rFonts w:ascii="Consolas" w:hAnsi="Consolas" w:eastAsia="Consolas"/>
+          <w:color w:val="B02A00"/>
+          <w:sz w:val="20"/>
+        </w:rPr>
+        <w:t>② AI</w:t>
+      </w:r>
+      <w:r>
+        <w:rPr>
+          <w:rFonts w:ascii="Calibri" w:hAnsi="Calibri" w:eastAsia="Calibri"/>
+          <w:b w:val="0"/>
+          <w:sz w:val="22"/>
+        </w:rPr>
+        <w:t xml:space="preserve"> (số đoạn xong/tổng). Có đồng hồ ⏱ đếm giây.</w:t>
+      </w:r>
+    </w:p>
+    <w:p>
+      <w:pPr>
+        <w:keepNext/>
+        <w:spacing w:before="160" w:after="80"/>
+      </w:pPr>
+      <w:r>
+        <w:rPr>
+          <w:rFonts w:ascii="Calibri" w:hAnsi="Calibri" w:eastAsia="Calibri"/>
+          <w:b/>
+          <w:color w:val="2A1F1A"/>
+          <w:sz w:val="26"/>
+        </w:rPr>
+        <w:t>TC-CR-41 Trang dài: tiến độ từng đoạn</w:t>
+      </w:r>
+    </w:p>
+    <w:p>
+      <w:pPr>
+        <w:ind w:left="510" w:hanging="340"/>
+      </w:pPr>
+      <w:r>
+        <w:rPr>
+          <w:rFonts w:ascii="Calibri" w:hAnsi="Calibri" w:eastAsia="Calibri"/>
+          <w:b w:val="0"/>
+          <w:sz w:val="22"/>
+        </w:rPr>
+        <w:t>1. Crawl trang Wikipedia "Hà Nội" ở chế độ mặc định (Chậm).</w:t>
+      </w:r>
+    </w:p>
+    <w:p>
+      <w:r>
+        <w:rPr>
+          <w:rFonts w:ascii="Calibri" w:hAnsi="Calibri" w:eastAsia="Calibri"/>
+          <w:b/>
+          <w:sz w:val="22"/>
+        </w:rPr>
+        <w:t>Mong đợi:</w:t>
+      </w:r>
+      <w:r>
+        <w:rPr>
+          <w:rFonts w:ascii="Calibri" w:hAnsi="Calibri" w:eastAsia="Calibri"/>
+          <w:b w:val="0"/>
+          <w:sz w:val="22"/>
+        </w:rPr>
+        <w:t xml:space="preserve"> thanh ② hiện </w:t>
+      </w:r>
+      <w:r>
+        <w:rPr>
+          <w:rFonts w:ascii="Consolas" w:hAnsi="Consolas" w:eastAsia="Consolas"/>
+          <w:color w:val="B02A00"/>
+          <w:sz w:val="20"/>
+        </w:rPr>
+        <w:t>k/N đoạn xong · 🤖 model đang xử lý đoạn x/N</w:t>
+      </w:r>
+      <w:r>
+        <w:rPr>
+          <w:rFonts w:ascii="Calibri" w:hAnsi="Calibri" w:eastAsia="Calibri"/>
+          <w:b w:val="0"/>
+          <w:sz w:val="22"/>
+        </w:rPr>
+        <w:t xml:space="preserve">; thanh ① đã đầy. Khi hết hạn mức request/phút, dòng trạng thái đổi sang "⏳ Đang chờ hạn mức AI ~Ns (… không phải lỗi)" và số giây đếm ngược; sau đó tự chạy tiếp. Kết thúc </w:t>
+      </w:r>
+      <w:r>
+        <w:rPr>
+          <w:rFonts w:ascii="Consolas" w:hAnsi="Consolas" w:eastAsia="Consolas"/>
+          <w:color w:val="B02A00"/>
+          <w:sz w:val="20"/>
+        </w:rPr>
+        <w:t>saved</w:t>
+      </w:r>
+      <w:r>
+        <w:rPr>
+          <w:rFonts w:ascii="Calibri" w:hAnsi="Calibri" w:eastAsia="Calibri"/>
+          <w:b w:val="0"/>
+          <w:sz w:val="22"/>
+        </w:rPr>
+        <w:t>; nếu trang quá dài, Console log ghi "Trang quá dài — chỉ xử lý 6 đoạn đầu".</w:t>
+      </w:r>
+    </w:p>
+    <w:p>
+      <w:pPr>
+        <w:keepNext/>
+        <w:spacing w:before="160" w:after="80"/>
+      </w:pPr>
+      <w:r>
+        <w:rPr>
+          <w:rFonts w:ascii="Calibri" w:hAnsi="Calibri" w:eastAsia="Calibri"/>
+          <w:b/>
+          <w:color w:val="2A1F1A"/>
+          <w:sz w:val="26"/>
+        </w:rPr>
+        <w:t>TC-CR-42 Chế độ Nhanh bị giới hạn theo hạn mức</w:t>
+      </w:r>
+    </w:p>
+    <w:p>
+      <w:pPr>
+        <w:ind w:left="510" w:hanging="340"/>
+      </w:pPr>
+      <w:r>
+        <w:rPr>
+          <w:rFonts w:ascii="Calibri" w:hAnsi="Calibri" w:eastAsia="Calibri"/>
+          <w:b w:val="0"/>
+          <w:sz w:val="22"/>
+        </w:rPr>
+        <w:t>1. Bước 3, mở "Tốc độ trích xuất AI", tick "Dùng chế độ Nhanh"; crawl lại đúng trang ở TC-CR-41 (dùng dataset khác).</w:t>
+      </w:r>
+    </w:p>
+    <w:p>
+      <w:r>
+        <w:rPr>
+          <w:rFonts w:ascii="Calibri" w:hAnsi="Calibri" w:eastAsia="Calibri"/>
+          <w:b/>
+          <w:sz w:val="22"/>
+        </w:rPr>
+        <w:t>Mong đợi:</w:t>
+      </w:r>
+      <w:r>
+        <w:rPr>
+          <w:rFonts w:ascii="Calibri" w:hAnsi="Calibri" w:eastAsia="Calibri"/>
+          <w:b w:val="0"/>
+          <w:sz w:val="22"/>
+        </w:rPr>
+        <w:t xml:space="preserve"> lúc đầu có đoạn xử lý ngay nhưng mỗi phút </w:t>
+      </w:r>
+      <w:r>
+        <w:rPr>
+          <w:rFonts w:ascii="Calibri" w:hAnsi="Calibri" w:eastAsia="Calibri"/>
+          <w:b/>
+          <w:sz w:val="22"/>
+        </w:rPr>
+        <w:t>chỉ gửi tối đa bằng hạn mức</w:t>
+      </w:r>
+      <w:r>
+        <w:rPr>
+          <w:rFonts w:ascii="Calibri" w:hAnsi="Calibri" w:eastAsia="Calibri"/>
+          <w:b w:val="0"/>
+          <w:sz w:val="22"/>
+        </w:rPr>
+        <w:t xml:space="preserve"> (qwen: 2 lượt/phút), các đoạn còn lại hiện "chờ hạn mức" rồi lần lượt chạy; </w:t>
+      </w:r>
+      <w:r>
+        <w:rPr>
+          <w:rFonts w:ascii="Calibri" w:hAnsi="Calibri" w:eastAsia="Calibri"/>
+          <w:b/>
+          <w:sz w:val="22"/>
+        </w:rPr>
+        <w:t>không</w:t>
+      </w:r>
+      <w:r>
+        <w:rPr>
+          <w:rFonts w:ascii="Calibri" w:hAnsi="Calibri" w:eastAsia="Calibri"/>
+          <w:b w:val="0"/>
+          <w:sz w:val="22"/>
+        </w:rPr>
+        <w:t xml:space="preserve"> có đoạn nào lỗi 429 (thanh ② không hiện "⚠ đoạn lỗi"). Tổng thời gian ngắn hơn chế độ Chậm, nhưng không nhanh gấp N lần vì hạn mức.</w:t>
+      </w:r>
+    </w:p>
+    <w:p>
+      <w:pPr>
+        <w:keepNext/>
+        <w:spacing w:before="160" w:after="80"/>
+      </w:pPr>
+      <w:r>
+        <w:rPr>
+          <w:rFonts w:ascii="Calibri" w:hAnsi="Calibri" w:eastAsia="Calibri"/>
+          <w:b/>
+          <w:color w:val="2A1F1A"/>
+          <w:sz w:val="26"/>
+        </w:rPr>
+        <w:t>TC-CR-43 Trang không cần AI hoặc không đổi</w:t>
+      </w:r>
+    </w:p>
+    <w:p>
+      <w:pPr>
+        <w:ind w:left="510" w:hanging="340"/>
+      </w:pPr>
+      <w:r>
+        <w:rPr>
+          <w:rFonts w:ascii="Calibri" w:hAnsi="Calibri" w:eastAsia="Calibri"/>
+          <w:b w:val="0"/>
+          <w:sz w:val="22"/>
+        </w:rPr>
+        <w:t>1. Chạy lại đúng URL/field của TC-CR-01 với dataset có sẵn khi trang không đổi.</w:t>
+      </w:r>
+    </w:p>
+    <w:p>
+      <w:r>
+        <w:rPr>
+          <w:rFonts w:ascii="Calibri" w:hAnsi="Calibri" w:eastAsia="Calibri"/>
+          <w:b/>
+          <w:sz w:val="22"/>
+        </w:rPr>
+        <w:t>Mong đợi:</w:t>
+      </w:r>
+      <w:r>
+        <w:rPr>
+          <w:rFonts w:ascii="Calibri" w:hAnsi="Calibri" w:eastAsia="Calibri"/>
+          <w:b w:val="0"/>
+          <w:sz w:val="22"/>
+        </w:rPr>
+        <w:t xml:space="preserve"> thanh ② hiện "không cần gọi (nội dung không đổi)" và đầy ngay; không có lượt gọi AI.</w:t>
+      </w:r>
+    </w:p>
+    <w:p>
+      <w:pPr>
+        <w:keepNext/>
+        <w:spacing w:before="160" w:after="80"/>
+      </w:pPr>
+      <w:r>
+        <w:rPr>
+          <w:rFonts w:ascii="Calibri" w:hAnsi="Calibri" w:eastAsia="Calibri"/>
+          <w:b/>
+          <w:color w:val="2A1F1A"/>
+          <w:sz w:val="26"/>
+        </w:rPr>
+        <w:t>TC-CR-44 Lỗi tải trang không hiện tiến độ giả</w:t>
+      </w:r>
+    </w:p>
+    <w:p>
+      <w:pPr>
+        <w:ind w:left="510" w:hanging="340"/>
+      </w:pPr>
+      <w:r>
+        <w:rPr>
+          <w:rFonts w:ascii="Calibri" w:hAnsi="Calibri" w:eastAsia="Calibri"/>
+          <w:b w:val="0"/>
+          <w:sz w:val="22"/>
+        </w:rPr>
+        <w:t>1. Crawl URL S6 (403).</w:t>
+      </w:r>
+    </w:p>
+    <w:p>
+      <w:r>
+        <w:rPr>
+          <w:rFonts w:ascii="Calibri" w:hAnsi="Calibri" w:eastAsia="Calibri"/>
+          <w:b/>
+          <w:sz w:val="22"/>
+        </w:rPr>
+        <w:t>Mong đợi:</w:t>
+      </w:r>
+      <w:r>
+        <w:rPr>
+          <w:rFonts w:ascii="Calibri" w:hAnsi="Calibri" w:eastAsia="Calibri"/>
+          <w:b w:val="0"/>
+          <w:sz w:val="22"/>
+        </w:rPr>
+        <w:t xml:space="preserve"> lỗi báo rõ như TC-CR-07; thanh không hiện "Hoàn tất" giả.</w:t>
+      </w:r>
+    </w:p>
+    <w:p>
+      <w:pPr>
+        <w:keepNext/>
+        <w:spacing w:before="280" w:after="80"/>
+      </w:pPr>
+      <w:r>
+        <w:rPr>
+          <w:rFonts w:ascii="Calibri" w:hAnsi="Calibri" w:eastAsia="Calibri"/>
+          <w:b/>
+          <w:color w:val="FF671F"/>
+          <w:sz w:val="32"/>
+        </w:rPr>
         <w:t>5. Crawl — tuân thủ và trang cần đăng nhập</w:t>
       </w:r>
     </w:p>
@@ -5226,6 +5667,36 @@
           <w:sz w:val="22"/>
         </w:rPr>
         <w:t>Chất lượng trích xuất phụ thuộc mô tả field và model AI; giá trị confidence thấp được gắn cờ "cần xem lại".</w:t>
+      </w:r>
+    </w:p>
+    <w:p>
+      <w:pPr>
+        <w:pStyle w:val="ListBullet"/>
+        <w:ind w:left="340"/>
+      </w:pPr>
+      <w:r>
+        <w:rPr>
+          <w:rFonts w:ascii="Calibri" w:hAnsi="Calibri" w:eastAsia="Calibri"/>
+          <w:b w:val="0"/>
+          <w:sz w:val="22"/>
+        </w:rPr>
+        <w:t xml:space="preserve">Model AI có </w:t>
+      </w:r>
+      <w:r>
+        <w:rPr>
+          <w:rFonts w:ascii="Calibri" w:hAnsi="Calibri" w:eastAsia="Calibri"/>
+          <w:b/>
+          <w:sz w:val="22"/>
+        </w:rPr>
+        <w:t>hạn mức request/phút</w:t>
+      </w:r>
+      <w:r>
+        <w:rPr>
+          <w:rFonts w:ascii="Calibri" w:hAnsi="Calibri" w:eastAsia="Calibri"/>
+          <w:b w:val="0"/>
+          <w:sz w:val="22"/>
+        </w:rPr>
+        <w:t xml:space="preserve"> (qwen 2/phút): trang dài phải chờ giữa các lượt gọi; chế độ Nhanh không nhanh hơn hạn mức cho phép.</w:t>
       </w:r>
     </w:p>
     <w:p>

--- a/docs/TEST_GUIDE.docx
+++ b/docs/TEST_GUIDE.docx
@@ -683,6 +683,465 @@
           </w:p>
         </w:tc>
       </w:tr>
+      <w:tr>
+        <w:tc>
+          <w:tcPr>
+            <w:tcW w:type="dxa" w:w="3324"/>
+            <w:shd w:val="clear" w:color="auto" w:fill="FFF1E8"/>
+          </w:tcPr>
+          <w:p>
+            <w:r/>
+            <w:r>
+              <w:rPr>
+                <w:rFonts w:ascii="Calibri" w:hAnsi="Calibri" w:eastAsia="Calibri"/>
+                <w:b w:val="0"/>
+                <w:sz w:val="20"/>
+              </w:rPr>
+              <w:t>S8</w:t>
+            </w:r>
+          </w:p>
+        </w:tc>
+        <w:tc>
+          <w:tcPr>
+            <w:tcW w:type="dxa" w:w="3324"/>
+            <w:shd w:val="clear" w:color="auto" w:fill="FFF1E8"/>
+          </w:tcPr>
+          <w:p>
+            <w:r/>
+            <w:r>
+              <w:rPr>
+                <w:rFonts w:ascii="Calibri" w:hAnsi="Calibri" w:eastAsia="Calibri"/>
+                <w:b w:val="0"/>
+                <w:sz w:val="20"/>
+              </w:rPr>
+              <w:t>https://jsonplaceholder.typicode.com/posts</w:t>
+            </w:r>
+          </w:p>
+        </w:tc>
+        <w:tc>
+          <w:tcPr>
+            <w:tcW w:type="dxa" w:w="3324"/>
+            <w:shd w:val="clear" w:color="auto" w:fill="FFF1E8"/>
+          </w:tcPr>
+          <w:p>
+            <w:r/>
+            <w:r>
+              <w:rPr>
+                <w:rFonts w:ascii="Calibri" w:hAnsi="Calibri" w:eastAsia="Calibri"/>
+                <w:b/>
+                <w:sz w:val="20"/>
+              </w:rPr>
+              <w:t>API JSON</w:t>
+            </w:r>
+            <w:r>
+              <w:rPr>
+                <w:rFonts w:ascii="Calibri" w:hAnsi="Calibri" w:eastAsia="Calibri"/>
+                <w:b w:val="0"/>
+                <w:sz w:val="20"/>
+              </w:rPr>
+              <w:t xml:space="preserve"> công khai: 100 bản ghi (</w:t>
+            </w:r>
+            <w:r>
+              <w:rPr>
+                <w:rFonts w:ascii="Consolas" w:hAnsi="Consolas" w:eastAsia="Consolas"/>
+                <w:color w:val="B02A00"/>
+                <w:sz w:val="18"/>
+              </w:rPr>
+              <w:t>userId</w:t>
+            </w:r>
+            <w:r>
+              <w:rPr>
+                <w:rFonts w:ascii="Calibri" w:hAnsi="Calibri" w:eastAsia="Calibri"/>
+                <w:b w:val="0"/>
+                <w:sz w:val="20"/>
+              </w:rPr>
+              <w:t xml:space="preserve">, </w:t>
+            </w:r>
+            <w:r>
+              <w:rPr>
+                <w:rFonts w:ascii="Consolas" w:hAnsi="Consolas" w:eastAsia="Consolas"/>
+                <w:color w:val="B02A00"/>
+                <w:sz w:val="18"/>
+              </w:rPr>
+              <w:t>id</w:t>
+            </w:r>
+            <w:r>
+              <w:rPr>
+                <w:rFonts w:ascii="Calibri" w:hAnsi="Calibri" w:eastAsia="Calibri"/>
+                <w:b w:val="0"/>
+                <w:sz w:val="20"/>
+              </w:rPr>
+              <w:t xml:space="preserve">, </w:t>
+            </w:r>
+            <w:r>
+              <w:rPr>
+                <w:rFonts w:ascii="Consolas" w:hAnsi="Consolas" w:eastAsia="Consolas"/>
+                <w:color w:val="B02A00"/>
+                <w:sz w:val="18"/>
+              </w:rPr>
+              <w:t>title</w:t>
+            </w:r>
+            <w:r>
+              <w:rPr>
+                <w:rFonts w:ascii="Calibri" w:hAnsi="Calibri" w:eastAsia="Calibri"/>
+                <w:b w:val="0"/>
+                <w:sz w:val="20"/>
+              </w:rPr>
+              <w:t xml:space="preserve">, </w:t>
+            </w:r>
+            <w:r>
+              <w:rPr>
+                <w:rFonts w:ascii="Consolas" w:hAnsi="Consolas" w:eastAsia="Consolas"/>
+                <w:color w:val="B02A00"/>
+                <w:sz w:val="18"/>
+              </w:rPr>
+              <w:t>body</w:t>
+            </w:r>
+            <w:r>
+              <w:rPr>
+                <w:rFonts w:ascii="Calibri" w:hAnsi="Calibri" w:eastAsia="Calibri"/>
+                <w:b w:val="0"/>
+                <w:sz w:val="20"/>
+              </w:rPr>
+              <w:t>)</w:t>
+            </w:r>
+          </w:p>
+        </w:tc>
+      </w:tr>
+      <w:tr>
+        <w:tc>
+          <w:tcPr>
+            <w:tcW w:type="dxa" w:w="3324"/>
+          </w:tcPr>
+          <w:p>
+            <w:r/>
+            <w:r>
+              <w:rPr>
+                <w:rFonts w:ascii="Calibri" w:hAnsi="Calibri" w:eastAsia="Calibri"/>
+                <w:b w:val="0"/>
+                <w:sz w:val="20"/>
+              </w:rPr>
+              <w:t>S9</w:t>
+            </w:r>
+          </w:p>
+        </w:tc>
+        <w:tc>
+          <w:tcPr>
+            <w:tcW w:type="dxa" w:w="3324"/>
+          </w:tcPr>
+          <w:p>
+            <w:r/>
+            <w:r>
+              <w:rPr>
+                <w:rFonts w:ascii="Calibri" w:hAnsi="Calibri" w:eastAsia="Calibri"/>
+                <w:b w:val="0"/>
+                <w:sz w:val="20"/>
+              </w:rPr>
+              <w:t>https://jsonplaceholder.typicode.com/posts?_page={page}&amp;_limit=10</w:t>
+            </w:r>
+          </w:p>
+        </w:tc>
+        <w:tc>
+          <w:tcPr>
+            <w:tcW w:type="dxa" w:w="3324"/>
+          </w:tcPr>
+          <w:p>
+            <w:r/>
+            <w:r>
+              <w:rPr>
+                <w:rFonts w:ascii="Calibri" w:hAnsi="Calibri" w:eastAsia="Calibri"/>
+                <w:b w:val="0"/>
+                <w:sz w:val="20"/>
+              </w:rPr>
+              <w:t xml:space="preserve">API JSON có phân trang bằng </w:t>
+            </w:r>
+            <w:r>
+              <w:rPr>
+                <w:rFonts w:ascii="Consolas" w:hAnsi="Consolas" w:eastAsia="Consolas"/>
+                <w:color w:val="B02A00"/>
+                <w:sz w:val="18"/>
+              </w:rPr>
+              <w:t>{page}</w:t>
+            </w:r>
+          </w:p>
+        </w:tc>
+      </w:tr>
+      <w:tr>
+        <w:tc>
+          <w:tcPr>
+            <w:tcW w:type="dxa" w:w="3324"/>
+            <w:shd w:val="clear" w:color="auto" w:fill="FFF1E8"/>
+          </w:tcPr>
+          <w:p>
+            <w:r/>
+            <w:r>
+              <w:rPr>
+                <w:rFonts w:ascii="Calibri" w:hAnsi="Calibri" w:eastAsia="Calibri"/>
+                <w:b w:val="0"/>
+                <w:sz w:val="20"/>
+              </w:rPr>
+              <w:t>S10</w:t>
+            </w:r>
+          </w:p>
+        </w:tc>
+        <w:tc>
+          <w:tcPr>
+            <w:tcW w:type="dxa" w:w="3324"/>
+            <w:shd w:val="clear" w:color="auto" w:fill="FFF1E8"/>
+          </w:tcPr>
+          <w:p>
+            <w:r/>
+            <w:r>
+              <w:rPr>
+                <w:rFonts w:ascii="Calibri" w:hAnsi="Calibri" w:eastAsia="Calibri"/>
+                <w:b w:val="0"/>
+                <w:sz w:val="20"/>
+              </w:rPr>
+              <w:t>https://dummyjson.com/products?limit=10</w:t>
+            </w:r>
+          </w:p>
+        </w:tc>
+        <w:tc>
+          <w:tcPr>
+            <w:tcW w:type="dxa" w:w="3324"/>
+            <w:shd w:val="clear" w:color="auto" w:fill="FFF1E8"/>
+          </w:tcPr>
+          <w:p>
+            <w:r/>
+            <w:r>
+              <w:rPr>
+                <w:rFonts w:ascii="Calibri" w:hAnsi="Calibri" w:eastAsia="Calibri"/>
+                <w:b w:val="0"/>
+                <w:sz w:val="20"/>
+              </w:rPr>
+              <w:t xml:space="preserve">API JSON lồng nhau: mảng </w:t>
+            </w:r>
+            <w:r>
+              <w:rPr>
+                <w:rFonts w:ascii="Consolas" w:hAnsi="Consolas" w:eastAsia="Consolas"/>
+                <w:color w:val="B02A00"/>
+                <w:sz w:val="18"/>
+              </w:rPr>
+              <w:t>products</w:t>
+            </w:r>
+            <w:r>
+              <w:rPr>
+                <w:rFonts w:ascii="Calibri" w:hAnsi="Calibri" w:eastAsia="Calibri"/>
+                <w:b w:val="0"/>
+                <w:sz w:val="20"/>
+              </w:rPr>
+              <w:t xml:space="preserve">, mỗi sản phẩm có </w:t>
+            </w:r>
+            <w:r>
+              <w:rPr>
+                <w:rFonts w:ascii="Consolas" w:hAnsi="Consolas" w:eastAsia="Consolas"/>
+                <w:color w:val="B02A00"/>
+                <w:sz w:val="18"/>
+              </w:rPr>
+              <w:t>title</w:t>
+            </w:r>
+            <w:r>
+              <w:rPr>
+                <w:rFonts w:ascii="Calibri" w:hAnsi="Calibri" w:eastAsia="Calibri"/>
+                <w:b w:val="0"/>
+                <w:sz w:val="20"/>
+              </w:rPr>
+              <w:t xml:space="preserve">, </w:t>
+            </w:r>
+            <w:r>
+              <w:rPr>
+                <w:rFonts w:ascii="Consolas" w:hAnsi="Consolas" w:eastAsia="Consolas"/>
+                <w:color w:val="B02A00"/>
+                <w:sz w:val="18"/>
+              </w:rPr>
+              <w:t>price</w:t>
+            </w:r>
+            <w:r>
+              <w:rPr>
+                <w:rFonts w:ascii="Calibri" w:hAnsi="Calibri" w:eastAsia="Calibri"/>
+                <w:b w:val="0"/>
+                <w:sz w:val="20"/>
+              </w:rPr>
+              <w:t xml:space="preserve">, </w:t>
+            </w:r>
+            <w:r>
+              <w:rPr>
+                <w:rFonts w:ascii="Consolas" w:hAnsi="Consolas" w:eastAsia="Consolas"/>
+                <w:color w:val="B02A00"/>
+                <w:sz w:val="18"/>
+              </w:rPr>
+              <w:t>brand</w:t>
+            </w:r>
+          </w:p>
+        </w:tc>
+      </w:tr>
+      <w:tr>
+        <w:tc>
+          <w:tcPr>
+            <w:tcW w:type="dxa" w:w="3324"/>
+          </w:tcPr>
+          <w:p>
+            <w:r/>
+            <w:r>
+              <w:rPr>
+                <w:rFonts w:ascii="Calibri" w:hAnsi="Calibri" w:eastAsia="Calibri"/>
+                <w:b w:val="0"/>
+                <w:sz w:val="20"/>
+              </w:rPr>
+              <w:t>S11</w:t>
+            </w:r>
+          </w:p>
+        </w:tc>
+        <w:tc>
+          <w:tcPr>
+            <w:tcW w:type="dxa" w:w="3324"/>
+          </w:tcPr>
+          <w:p>
+            <w:r/>
+            <w:r>
+              <w:rPr>
+                <w:rFonts w:ascii="Calibri" w:hAnsi="Calibri" w:eastAsia="Calibri"/>
+                <w:b w:val="0"/>
+                <w:sz w:val="20"/>
+              </w:rPr>
+              <w:t>https://data.vietnambiz.vn/macro-economic</w:t>
+            </w:r>
+          </w:p>
+        </w:tc>
+        <w:tc>
+          <w:tcPr>
+            <w:tcW w:type="dxa" w:w="3324"/>
+          </w:tcPr>
+          <w:p>
+            <w:r/>
+            <w:r>
+              <w:rPr>
+                <w:rFonts w:ascii="Calibri" w:hAnsi="Calibri" w:eastAsia="Calibri"/>
+                <w:b w:val="0"/>
+                <w:sz w:val="20"/>
+              </w:rPr>
+              <w:t xml:space="preserve">Trang </w:t>
+            </w:r>
+            <w:r>
+              <w:rPr>
+                <w:rFonts w:ascii="Calibri" w:hAnsi="Calibri" w:eastAsia="Calibri"/>
+                <w:b/>
+                <w:sz w:val="20"/>
+              </w:rPr>
+              <w:t>bảng</w:t>
+            </w:r>
+            <w:r>
+              <w:rPr>
+                <w:rFonts w:ascii="Calibri" w:hAnsi="Calibri" w:eastAsia="Calibri"/>
+                <w:b w:val="0"/>
+                <w:sz w:val="20"/>
+              </w:rPr>
+              <w:t xml:space="preserve"> chỉ số kinh tế vĩ mô (25 dòng, 5 cột) — thử chế độ </w:t>
+            </w:r>
+            <w:r>
+              <w:rPr>
+                <w:rFonts w:ascii="Calibri" w:hAnsi="Calibri" w:eastAsia="Calibri"/>
+                <w:b/>
+                <w:sz w:val="20"/>
+              </w:rPr>
+              <w:t>Bảng HTML</w:t>
+            </w:r>
+            <w:r>
+              <w:rPr>
+                <w:rFonts w:ascii="Calibri" w:hAnsi="Calibri" w:eastAsia="Calibri"/>
+                <w:b w:val="0"/>
+                <w:sz w:val="20"/>
+              </w:rPr>
+              <w:t xml:space="preserve"> (không cần AI)</w:t>
+            </w:r>
+          </w:p>
+        </w:tc>
+      </w:tr>
+      <w:tr>
+        <w:tc>
+          <w:tcPr>
+            <w:tcW w:type="dxa" w:w="3324"/>
+            <w:shd w:val="clear" w:color="auto" w:fill="FFF1E8"/>
+          </w:tcPr>
+          <w:p>
+            <w:r/>
+            <w:r>
+              <w:rPr>
+                <w:rFonts w:ascii="Calibri" w:hAnsi="Calibri" w:eastAsia="Calibri"/>
+                <w:b w:val="0"/>
+                <w:sz w:val="20"/>
+              </w:rPr>
+              <w:t>S12</w:t>
+            </w:r>
+          </w:p>
+        </w:tc>
+        <w:tc>
+          <w:tcPr>
+            <w:tcW w:type="dxa" w:w="3324"/>
+            <w:shd w:val="clear" w:color="auto" w:fill="FFF1E8"/>
+          </w:tcPr>
+          <w:p>
+            <w:r/>
+            <w:r>
+              <w:rPr>
+                <w:rFonts w:ascii="Calibri" w:hAnsi="Calibri" w:eastAsia="Calibri"/>
+                <w:b w:val="0"/>
+                <w:sz w:val="20"/>
+              </w:rPr>
+              <w:t>https://bonbanh.com/oto/page,{page}</w:t>
+            </w:r>
+          </w:p>
+        </w:tc>
+        <w:tc>
+          <w:tcPr>
+            <w:tcW w:type="dxa" w:w="3324"/>
+            <w:shd w:val="clear" w:color="auto" w:fill="FFF1E8"/>
+          </w:tcPr>
+          <w:p>
+            <w:r/>
+            <w:r>
+              <w:rPr>
+                <w:rFonts w:ascii="Calibri" w:hAnsi="Calibri" w:eastAsia="Calibri"/>
+                <w:b w:val="0"/>
+                <w:sz w:val="20"/>
+              </w:rPr>
+              <w:t xml:space="preserve">Phân trang có số trang </w:t>
+            </w:r>
+            <w:r>
+              <w:rPr>
+                <w:rFonts w:ascii="Calibri" w:hAnsi="Calibri" w:eastAsia="Calibri"/>
+                <w:b/>
+                <w:sz w:val="20"/>
+              </w:rPr>
+              <w:t>trong đường dẫn</w:t>
+            </w:r>
+            <w:r>
+              <w:rPr>
+                <w:rFonts w:ascii="Calibri" w:hAnsi="Calibri" w:eastAsia="Calibri"/>
+                <w:b w:val="0"/>
+                <w:sz w:val="20"/>
+              </w:rPr>
+              <w:t xml:space="preserve"> (</w:t>
+            </w:r>
+            <w:r>
+              <w:rPr>
+                <w:rFonts w:ascii="Consolas" w:hAnsi="Consolas" w:eastAsia="Consolas"/>
+                <w:color w:val="B02A00"/>
+                <w:sz w:val="18"/>
+              </w:rPr>
+              <w:t>page,2</w:t>
+            </w:r>
+            <w:r>
+              <w:rPr>
+                <w:rFonts w:ascii="Calibri" w:hAnsi="Calibri" w:eastAsia="Calibri"/>
+                <w:b w:val="0"/>
+                <w:sz w:val="20"/>
+              </w:rPr>
+              <w:t>). Website có thể chặn tự động, không phải lỗi hệ thống</w:t>
+            </w:r>
+          </w:p>
+        </w:tc>
+      </w:tr>
     </w:tbl>
     <w:p/>
     <w:p>
@@ -697,7 +1156,521 @@
           <w:color w:val="2A1F1A"/>
           <w:sz w:val="26"/>
         </w:rPr>
-        <w:t>0.3 Bảng ghi kết quả (mẫu)</w:t>
+        <w:t>0.3 Trang thực hành cho Automation</w:t>
+      </w:r>
+    </w:p>
+    <w:p>
+      <w:r>
+        <w:rPr>
+          <w:rFonts w:ascii="Calibri" w:hAnsi="Calibri" w:eastAsia="Calibri"/>
+          <w:b w:val="0"/>
+          <w:sz w:val="22"/>
+        </w:rPr>
+        <w:t xml:space="preserve">Chỉ dùng các trang </w:t>
+      </w:r>
+      <w:r>
+        <w:rPr>
+          <w:rFonts w:ascii="Calibri" w:hAnsi="Calibri" w:eastAsia="Calibri"/>
+          <w:b/>
+          <w:sz w:val="22"/>
+        </w:rPr>
+        <w:t>luyện kiểm thử tự động công khai</w:t>
+      </w:r>
+      <w:r>
+        <w:rPr>
+          <w:rFonts w:ascii="Calibri" w:hAnsi="Calibri" w:eastAsia="Calibri"/>
+          <w:b w:val="0"/>
+          <w:sz w:val="22"/>
+        </w:rPr>
+        <w:t xml:space="preserve"> dưới đây (tài khoản trong bảng do chính trang công bố cho mục đích thực hành, </w:t>
+      </w:r>
+      <w:r>
+        <w:rPr>
+          <w:rFonts w:ascii="Calibri" w:hAnsi="Calibri" w:eastAsia="Calibri"/>
+          <w:b/>
+          <w:sz w:val="22"/>
+        </w:rPr>
+        <w:t>không phải tài khoản thật</w:t>
+      </w:r>
+      <w:r>
+        <w:rPr>
+          <w:rFonts w:ascii="Calibri" w:hAnsi="Calibri" w:eastAsia="Calibri"/>
+          <w:b w:val="0"/>
+          <w:sz w:val="22"/>
+        </w:rPr>
+        <w:t>):</w:t>
+      </w:r>
+    </w:p>
+    <w:tbl>
+      <w:tblPr>
+        <w:tblStyle w:val="TableGrid"/>
+        <w:tblW w:type="auto" w:w="0"/>
+        <w:jc w:val="center"/>
+        <w:tblLook w:firstColumn="1" w:firstRow="1" w:lastColumn="0" w:lastRow="0" w:noHBand="0" w:noVBand="1" w:val="04A0"/>
+      </w:tblPr>
+      <w:tblGrid>
+        <w:gridCol w:w="3324"/>
+        <w:gridCol w:w="3324"/>
+        <w:gridCol w:w="3324"/>
+      </w:tblGrid>
+      <w:tr>
+        <w:trPr>
+          <w:tblHeader w:val="true"/>
+        </w:trPr>
+        <w:tc>
+          <w:tcPr>
+            <w:tcW w:type="dxa" w:w="3324"/>
+            <w:shd w:val="clear" w:color="auto" w:fill="FF671F"/>
+          </w:tcPr>
+          <w:p>
+            <w:r/>
+            <w:r>
+              <w:rPr>
+                <w:rFonts w:ascii="Calibri" w:hAnsi="Calibri" w:eastAsia="Calibri"/>
+                <w:b/>
+                <w:color w:val="FFFFFF"/>
+                <w:sz w:val="20"/>
+              </w:rPr>
+              <w:t>Mã</w:t>
+            </w:r>
+          </w:p>
+        </w:tc>
+        <w:tc>
+          <w:tcPr>
+            <w:tcW w:type="dxa" w:w="3324"/>
+            <w:shd w:val="clear" w:color="auto" w:fill="FF671F"/>
+          </w:tcPr>
+          <w:p>
+            <w:r/>
+            <w:r>
+              <w:rPr>
+                <w:rFonts w:ascii="Calibri" w:hAnsi="Calibri" w:eastAsia="Calibri"/>
+                <w:b/>
+                <w:color w:val="FFFFFF"/>
+                <w:sz w:val="20"/>
+              </w:rPr>
+              <w:t>URL</w:t>
+            </w:r>
+          </w:p>
+        </w:tc>
+        <w:tc>
+          <w:tcPr>
+            <w:tcW w:type="dxa" w:w="3324"/>
+            <w:shd w:val="clear" w:color="auto" w:fill="FF671F"/>
+          </w:tcPr>
+          <w:p>
+            <w:r/>
+            <w:r>
+              <w:rPr>
+                <w:rFonts w:ascii="Calibri" w:hAnsi="Calibri" w:eastAsia="Calibri"/>
+                <w:b/>
+                <w:color w:val="FFFFFF"/>
+                <w:sz w:val="20"/>
+              </w:rPr>
+              <w:t>Dùng để thử</w:t>
+            </w:r>
+          </w:p>
+        </w:tc>
+      </w:tr>
+      <w:tr>
+        <w:tc>
+          <w:tcPr>
+            <w:tcW w:type="dxa" w:w="3324"/>
+          </w:tcPr>
+          <w:p>
+            <w:r/>
+            <w:r>
+              <w:rPr>
+                <w:rFonts w:ascii="Calibri" w:hAnsi="Calibri" w:eastAsia="Calibri"/>
+                <w:b w:val="0"/>
+                <w:sz w:val="20"/>
+              </w:rPr>
+              <w:t>A1</w:t>
+            </w:r>
+          </w:p>
+        </w:tc>
+        <w:tc>
+          <w:tcPr>
+            <w:tcW w:type="dxa" w:w="3324"/>
+          </w:tcPr>
+          <w:p>
+            <w:r/>
+            <w:r>
+              <w:rPr>
+                <w:rFonts w:ascii="Calibri" w:hAnsi="Calibri" w:eastAsia="Calibri"/>
+                <w:b w:val="0"/>
+                <w:sz w:val="20"/>
+              </w:rPr>
+              <w:t>https://the-internet.herokuapp.com/inputs</w:t>
+            </w:r>
+          </w:p>
+        </w:tc>
+        <w:tc>
+          <w:tcPr>
+            <w:tcW w:type="dxa" w:w="3324"/>
+          </w:tcPr>
+          <w:p>
+            <w:r/>
+            <w:r>
+              <w:rPr>
+                <w:rFonts w:ascii="Calibri" w:hAnsi="Calibri" w:eastAsia="Calibri"/>
+                <w:b w:val="0"/>
+                <w:sz w:val="20"/>
+              </w:rPr>
+              <w:t xml:space="preserve">Ô nhập số: điền giá trị rồi </w:t>
+            </w:r>
+            <w:r>
+              <w:rPr>
+                <w:rFonts w:ascii="Calibri" w:hAnsi="Calibri" w:eastAsia="Calibri"/>
+                <w:b/>
+                <w:sz w:val="20"/>
+              </w:rPr>
+              <w:t>đọc lại</w:t>
+            </w:r>
+            <w:r>
+              <w:rPr>
+                <w:rFonts w:ascii="Calibri" w:hAnsi="Calibri" w:eastAsia="Calibri"/>
+                <w:b w:val="0"/>
+                <w:sz w:val="20"/>
+              </w:rPr>
+              <w:t xml:space="preserve"> để so sánh (dùng cho workbook mẫu </w:t>
+            </w:r>
+            <w:r>
+              <w:rPr>
+                <w:rFonts w:ascii="Consolas" w:hAnsi="Consolas" w:eastAsia="Consolas"/>
+                <w:color w:val="B02A00"/>
+                <w:sz w:val="18"/>
+              </w:rPr>
+              <w:t>docs/samples/Sample_Inputs.xlsx</w:t>
+            </w:r>
+            <w:r>
+              <w:rPr>
+                <w:rFonts w:ascii="Calibri" w:hAnsi="Calibri" w:eastAsia="Calibri"/>
+                <w:b w:val="0"/>
+                <w:sz w:val="20"/>
+              </w:rPr>
+              <w:t>)</w:t>
+            </w:r>
+          </w:p>
+        </w:tc>
+      </w:tr>
+      <w:tr>
+        <w:tc>
+          <w:tcPr>
+            <w:tcW w:type="dxa" w:w="3324"/>
+            <w:shd w:val="clear" w:color="auto" w:fill="FFF1E8"/>
+          </w:tcPr>
+          <w:p>
+            <w:r/>
+            <w:r>
+              <w:rPr>
+                <w:rFonts w:ascii="Calibri" w:hAnsi="Calibri" w:eastAsia="Calibri"/>
+                <w:b w:val="0"/>
+                <w:sz w:val="20"/>
+              </w:rPr>
+              <w:t>A2</w:t>
+            </w:r>
+          </w:p>
+        </w:tc>
+        <w:tc>
+          <w:tcPr>
+            <w:tcW w:type="dxa" w:w="3324"/>
+            <w:shd w:val="clear" w:color="auto" w:fill="FFF1E8"/>
+          </w:tcPr>
+          <w:p>
+            <w:r/>
+            <w:r>
+              <w:rPr>
+                <w:rFonts w:ascii="Calibri" w:hAnsi="Calibri" w:eastAsia="Calibri"/>
+                <w:b w:val="0"/>
+                <w:sz w:val="20"/>
+              </w:rPr>
+              <w:t>https://the-internet.herokuapp.com/login</w:t>
+            </w:r>
+          </w:p>
+        </w:tc>
+        <w:tc>
+          <w:tcPr>
+            <w:tcW w:type="dxa" w:w="3324"/>
+            <w:shd w:val="clear" w:color="auto" w:fill="FFF1E8"/>
+          </w:tcPr>
+          <w:p>
+            <w:r/>
+            <w:r>
+              <w:rPr>
+                <w:rFonts w:ascii="Calibri" w:hAnsi="Calibri" w:eastAsia="Calibri"/>
+                <w:b w:val="0"/>
+                <w:sz w:val="20"/>
+              </w:rPr>
+              <w:t xml:space="preserve">Đăng nhập: tài khoản thực hành </w:t>
+            </w:r>
+            <w:r>
+              <w:rPr>
+                <w:rFonts w:ascii="Consolas" w:hAnsi="Consolas" w:eastAsia="Consolas"/>
+                <w:color w:val="B02A00"/>
+                <w:sz w:val="18"/>
+              </w:rPr>
+              <w:t>tomsmith</w:t>
+            </w:r>
+            <w:r>
+              <w:rPr>
+                <w:rFonts w:ascii="Calibri" w:hAnsi="Calibri" w:eastAsia="Calibri"/>
+                <w:b w:val="0"/>
+                <w:sz w:val="20"/>
+              </w:rPr>
+              <w:t xml:space="preserve"> / </w:t>
+            </w:r>
+            <w:r>
+              <w:rPr>
+                <w:rFonts w:ascii="Consolas" w:hAnsi="Consolas" w:eastAsia="Consolas"/>
+                <w:color w:val="B02A00"/>
+                <w:sz w:val="18"/>
+              </w:rPr>
+              <w:t>SuperSecretPassword!</w:t>
+            </w:r>
+            <w:r>
+              <w:rPr>
+                <w:rFonts w:ascii="Calibri" w:hAnsi="Calibri" w:eastAsia="Calibri"/>
+                <w:b w:val="0"/>
+                <w:sz w:val="20"/>
+              </w:rPr>
+              <w:t xml:space="preserve"> (trang tự công bố ngay trên màn hình)</w:t>
+            </w:r>
+          </w:p>
+        </w:tc>
+      </w:tr>
+      <w:tr>
+        <w:tc>
+          <w:tcPr>
+            <w:tcW w:type="dxa" w:w="3324"/>
+          </w:tcPr>
+          <w:p>
+            <w:r/>
+            <w:r>
+              <w:rPr>
+                <w:rFonts w:ascii="Calibri" w:hAnsi="Calibri" w:eastAsia="Calibri"/>
+                <w:b w:val="0"/>
+                <w:sz w:val="20"/>
+              </w:rPr>
+              <w:t>A3</w:t>
+            </w:r>
+          </w:p>
+        </w:tc>
+        <w:tc>
+          <w:tcPr>
+            <w:tcW w:type="dxa" w:w="3324"/>
+          </w:tcPr>
+          <w:p>
+            <w:r/>
+            <w:r>
+              <w:rPr>
+                <w:rFonts w:ascii="Calibri" w:hAnsi="Calibri" w:eastAsia="Calibri"/>
+                <w:b w:val="0"/>
+                <w:sz w:val="20"/>
+              </w:rPr>
+              <w:t>https://www.saucedemo.com/</w:t>
+            </w:r>
+          </w:p>
+        </w:tc>
+        <w:tc>
+          <w:tcPr>
+            <w:tcW w:type="dxa" w:w="3324"/>
+          </w:tcPr>
+          <w:p>
+            <w:r/>
+            <w:r>
+              <w:rPr>
+                <w:rFonts w:ascii="Calibri" w:hAnsi="Calibri" w:eastAsia="Calibri"/>
+                <w:b w:val="0"/>
+                <w:sz w:val="20"/>
+              </w:rPr>
+              <w:t xml:space="preserve">Đăng nhập + danh sách sản phẩm: </w:t>
+            </w:r>
+            <w:r>
+              <w:rPr>
+                <w:rFonts w:ascii="Consolas" w:hAnsi="Consolas" w:eastAsia="Consolas"/>
+                <w:color w:val="B02A00"/>
+                <w:sz w:val="18"/>
+              </w:rPr>
+              <w:t>standard_user</w:t>
+            </w:r>
+            <w:r>
+              <w:rPr>
+                <w:rFonts w:ascii="Calibri" w:hAnsi="Calibri" w:eastAsia="Calibri"/>
+                <w:b w:val="0"/>
+                <w:sz w:val="20"/>
+              </w:rPr>
+              <w:t xml:space="preserve"> / </w:t>
+            </w:r>
+            <w:r>
+              <w:rPr>
+                <w:rFonts w:ascii="Consolas" w:hAnsi="Consolas" w:eastAsia="Consolas"/>
+                <w:color w:val="B02A00"/>
+                <w:sz w:val="18"/>
+              </w:rPr>
+              <w:t>secret_sauce</w:t>
+            </w:r>
+            <w:r>
+              <w:rPr>
+                <w:rFonts w:ascii="Calibri" w:hAnsi="Calibri" w:eastAsia="Calibri"/>
+                <w:b w:val="0"/>
+                <w:sz w:val="20"/>
+              </w:rPr>
+              <w:t xml:space="preserve"> (công bố trên trang)</w:t>
+            </w:r>
+          </w:p>
+        </w:tc>
+      </w:tr>
+      <w:tr>
+        <w:tc>
+          <w:tcPr>
+            <w:tcW w:type="dxa" w:w="3324"/>
+            <w:shd w:val="clear" w:color="auto" w:fill="FFF1E8"/>
+          </w:tcPr>
+          <w:p>
+            <w:r/>
+            <w:r>
+              <w:rPr>
+                <w:rFonts w:ascii="Calibri" w:hAnsi="Calibri" w:eastAsia="Calibri"/>
+                <w:b w:val="0"/>
+                <w:sz w:val="20"/>
+              </w:rPr>
+              <w:t>A4</w:t>
+            </w:r>
+          </w:p>
+        </w:tc>
+        <w:tc>
+          <w:tcPr>
+            <w:tcW w:type="dxa" w:w="3324"/>
+            <w:shd w:val="clear" w:color="auto" w:fill="FFF1E8"/>
+          </w:tcPr>
+          <w:p>
+            <w:r/>
+            <w:r>
+              <w:rPr>
+                <w:rFonts w:ascii="Calibri" w:hAnsi="Calibri" w:eastAsia="Calibri"/>
+                <w:b w:val="0"/>
+                <w:sz w:val="20"/>
+              </w:rPr>
+              <w:t>https://practicetestautomation.com/practice-test-login/</w:t>
+            </w:r>
+          </w:p>
+        </w:tc>
+        <w:tc>
+          <w:tcPr>
+            <w:tcW w:type="dxa" w:w="3324"/>
+            <w:shd w:val="clear" w:color="auto" w:fill="FFF1E8"/>
+          </w:tcPr>
+          <w:p>
+            <w:r/>
+            <w:r>
+              <w:rPr>
+                <w:rFonts w:ascii="Calibri" w:hAnsi="Calibri" w:eastAsia="Calibri"/>
+                <w:b w:val="0"/>
+                <w:sz w:val="20"/>
+              </w:rPr>
+              <w:t xml:space="preserve">Đăng nhập: </w:t>
+            </w:r>
+            <w:r>
+              <w:rPr>
+                <w:rFonts w:ascii="Consolas" w:hAnsi="Consolas" w:eastAsia="Consolas"/>
+                <w:color w:val="B02A00"/>
+                <w:sz w:val="18"/>
+              </w:rPr>
+              <w:t>student</w:t>
+            </w:r>
+            <w:r>
+              <w:rPr>
+                <w:rFonts w:ascii="Calibri" w:hAnsi="Calibri" w:eastAsia="Calibri"/>
+                <w:b w:val="0"/>
+                <w:sz w:val="20"/>
+              </w:rPr>
+              <w:t xml:space="preserve"> / </w:t>
+            </w:r>
+            <w:r>
+              <w:rPr>
+                <w:rFonts w:ascii="Consolas" w:hAnsi="Consolas" w:eastAsia="Consolas"/>
+                <w:color w:val="B02A00"/>
+                <w:sz w:val="18"/>
+              </w:rPr>
+              <w:t>Password123</w:t>
+            </w:r>
+            <w:r>
+              <w:rPr>
+                <w:rFonts w:ascii="Calibri" w:hAnsi="Calibri" w:eastAsia="Calibri"/>
+                <w:b w:val="0"/>
+                <w:sz w:val="20"/>
+              </w:rPr>
+              <w:t xml:space="preserve"> (công bố trên trang)</w:t>
+            </w:r>
+          </w:p>
+        </w:tc>
+      </w:tr>
+      <w:tr>
+        <w:tc>
+          <w:tcPr>
+            <w:tcW w:type="dxa" w:w="3324"/>
+          </w:tcPr>
+          <w:p>
+            <w:r/>
+            <w:r>
+              <w:rPr>
+                <w:rFonts w:ascii="Calibri" w:hAnsi="Calibri" w:eastAsia="Calibri"/>
+                <w:b w:val="0"/>
+                <w:sz w:val="20"/>
+              </w:rPr>
+              <w:t>A5</w:t>
+            </w:r>
+          </w:p>
+        </w:tc>
+        <w:tc>
+          <w:tcPr>
+            <w:tcW w:type="dxa" w:w="3324"/>
+          </w:tcPr>
+          <w:p>
+            <w:r/>
+            <w:r>
+              <w:rPr>
+                <w:rFonts w:ascii="Calibri" w:hAnsi="Calibri" w:eastAsia="Calibri"/>
+                <w:b w:val="0"/>
+                <w:sz w:val="20"/>
+              </w:rPr>
+              <w:t>https://quotes.toscrape.com/login</w:t>
+            </w:r>
+          </w:p>
+        </w:tc>
+        <w:tc>
+          <w:tcPr>
+            <w:tcW w:type="dxa" w:w="3324"/>
+          </w:tcPr>
+          <w:p>
+            <w:r/>
+            <w:r>
+              <w:rPr>
+                <w:rFonts w:ascii="Calibri" w:hAnsi="Calibri" w:eastAsia="Calibri"/>
+                <w:b w:val="0"/>
+                <w:sz w:val="20"/>
+              </w:rPr>
+              <w:t>Đăng nhập, chấp nhận user/mật khẩu bất kỳ</w:t>
+            </w:r>
+          </w:p>
+        </w:tc>
+      </w:tr>
+    </w:tbl>
+    <w:p/>
+    <w:p>
+      <w:pPr>
+        <w:keepNext/>
+        <w:spacing w:before="160" w:after="80"/>
+      </w:pPr>
+      <w:r>
+        <w:rPr>
+          <w:rFonts w:ascii="Calibri" w:hAnsi="Calibri" w:eastAsia="Calibri"/>
+          <w:b/>
+          <w:color w:val="2A1F1A"/>
+          <w:sz w:val="26"/>
+        </w:rPr>
+        <w:t>0.4 Bảng ghi kết quả (mẫu)</w:t>
       </w:r>
     </w:p>
     <w:tbl>
@@ -2402,6 +3375,241 @@
     <w:p>
       <w:pPr>
         <w:keepNext/>
+        <w:spacing w:before="160" w:after="80"/>
+      </w:pPr>
+      <w:r>
+        <w:rPr>
+          <w:rFonts w:ascii="Calibri" w:hAnsi="Calibri" w:eastAsia="Calibri"/>
+          <w:b/>
+          <w:color w:val="2A1F1A"/>
+          <w:sz w:val="26"/>
+        </w:rPr>
+        <w:t>TC-CR-13 Trang bảng: dùng chế độ Bảng HTML, không cần AI</w:t>
+      </w:r>
+    </w:p>
+    <w:p>
+      <w:pPr>
+        <w:ind w:left="510" w:hanging="340"/>
+      </w:pPr>
+      <w:r>
+        <w:rPr>
+          <w:rFonts w:ascii="Calibri" w:hAnsi="Calibri" w:eastAsia="Calibri"/>
+          <w:b w:val="0"/>
+          <w:sz w:val="22"/>
+        </w:rPr>
+        <w:t xml:space="preserve">1. Bước 1 nhập </w:t>
+      </w:r>
+      <w:r>
+        <w:rPr>
+          <w:rFonts w:ascii="Calibri" w:hAnsi="Calibri" w:eastAsia="Calibri"/>
+          <w:b/>
+          <w:sz w:val="22"/>
+        </w:rPr>
+        <w:t>S11</w:t>
+      </w:r>
+      <w:r>
+        <w:rPr>
+          <w:rFonts w:ascii="Calibri" w:hAnsi="Calibri" w:eastAsia="Calibri"/>
+          <w:b w:val="0"/>
+          <w:sz w:val="22"/>
+        </w:rPr>
+        <w:t xml:space="preserve">, dataset mới. Bước 2 khai báo 5 field: </w:t>
+      </w:r>
+      <w:r>
+        <w:rPr>
+          <w:rFonts w:ascii="Consolas" w:hAnsi="Consolas" w:eastAsia="Consolas"/>
+          <w:color w:val="B02A00"/>
+          <w:sz w:val="20"/>
+        </w:rPr>
+        <w:t>chi_tieu</w:t>
+      </w:r>
+      <w:r>
+        <w:rPr>
+          <w:rFonts w:ascii="Calibri" w:hAnsi="Calibri" w:eastAsia="Calibri"/>
+          <w:b w:val="0"/>
+          <w:sz w:val="22"/>
+        </w:rPr>
+        <w:t xml:space="preserve">, </w:t>
+      </w:r>
+      <w:r>
+        <w:rPr>
+          <w:rFonts w:ascii="Consolas" w:hAnsi="Consolas" w:eastAsia="Consolas"/>
+          <w:color w:val="B02A00"/>
+          <w:sz w:val="20"/>
+        </w:rPr>
+        <w:t>ky_cong_bo</w:t>
+      </w:r>
+      <w:r>
+        <w:rPr>
+          <w:rFonts w:ascii="Calibri" w:hAnsi="Calibri" w:eastAsia="Calibri"/>
+          <w:b w:val="0"/>
+          <w:sz w:val="22"/>
+        </w:rPr>
+        <w:t xml:space="preserve">, </w:t>
+      </w:r>
+      <w:r>
+        <w:rPr>
+          <w:rFonts w:ascii="Consolas" w:hAnsi="Consolas" w:eastAsia="Consolas"/>
+          <w:color w:val="B02A00"/>
+          <w:sz w:val="20"/>
+        </w:rPr>
+        <w:t>ky_hien_tai</w:t>
+      </w:r>
+      <w:r>
+        <w:rPr>
+          <w:rFonts w:ascii="Calibri" w:hAnsi="Calibri" w:eastAsia="Calibri"/>
+          <w:b w:val="0"/>
+          <w:sz w:val="22"/>
+        </w:rPr>
+        <w:t xml:space="preserve">, </w:t>
+      </w:r>
+      <w:r>
+        <w:rPr>
+          <w:rFonts w:ascii="Consolas" w:hAnsi="Consolas" w:eastAsia="Consolas"/>
+          <w:color w:val="B02A00"/>
+          <w:sz w:val="20"/>
+        </w:rPr>
+        <w:t>ky_truoc</w:t>
+      </w:r>
+      <w:r>
+        <w:rPr>
+          <w:rFonts w:ascii="Calibri" w:hAnsi="Calibri" w:eastAsia="Calibri"/>
+          <w:b w:val="0"/>
+          <w:sz w:val="22"/>
+        </w:rPr>
+        <w:t xml:space="preserve">, </w:t>
+      </w:r>
+      <w:r>
+        <w:rPr>
+          <w:rFonts w:ascii="Consolas" w:hAnsi="Consolas" w:eastAsia="Consolas"/>
+          <w:color w:val="B02A00"/>
+          <w:sz w:val="20"/>
+        </w:rPr>
+        <w:t>ngay_cong_bo_tiep_theo</w:t>
+      </w:r>
+      <w:r>
+        <w:rPr>
+          <w:rFonts w:ascii="Calibri" w:hAnsi="Calibri" w:eastAsia="Calibri"/>
+          <w:b w:val="0"/>
+          <w:sz w:val="22"/>
+        </w:rPr>
+        <w:t xml:space="preserve"> (mô tả tùy ý).</w:t>
+      </w:r>
+    </w:p>
+    <w:p>
+      <w:pPr>
+        <w:ind w:left="510" w:hanging="340"/>
+      </w:pPr>
+      <w:r>
+        <w:rPr>
+          <w:rFonts w:ascii="Calibri" w:hAnsi="Calibri" w:eastAsia="Calibri"/>
+          <w:b w:val="0"/>
+          <w:sz w:val="22"/>
+        </w:rPr>
+        <w:t xml:space="preserve">2. Bước 3: bật </w:t>
+      </w:r>
+      <w:r>
+        <w:rPr>
+          <w:rFonts w:ascii="Calibri" w:hAnsi="Calibri" w:eastAsia="Calibri"/>
+          <w:b/>
+          <w:sz w:val="22"/>
+        </w:rPr>
+        <w:t>Kéo nhiều lượt / kéo bảng</w:t>
+      </w:r>
+      <w:r>
+        <w:rPr>
+          <w:rFonts w:ascii="Calibri" w:hAnsi="Calibri" w:eastAsia="Calibri"/>
+          <w:b w:val="0"/>
+          <w:sz w:val="22"/>
+        </w:rPr>
+        <w:t xml:space="preserve"> → </w:t>
+      </w:r>
+      <w:r>
+        <w:rPr>
+          <w:rFonts w:ascii="Calibri" w:hAnsi="Calibri" w:eastAsia="Calibri"/>
+          <w:b/>
+          <w:sz w:val="22"/>
+        </w:rPr>
+        <w:t>Bảng HTML</w:t>
+      </w:r>
+      <w:r>
+        <w:rPr>
+          <w:rFonts w:ascii="Calibri" w:hAnsi="Calibri" w:eastAsia="Calibri"/>
+          <w:b w:val="0"/>
+          <w:sz w:val="22"/>
+        </w:rPr>
+        <w:t xml:space="preserve">, CSS chọn bảng </w:t>
+      </w:r>
+      <w:r>
+        <w:rPr>
+          <w:rFonts w:ascii="Consolas" w:hAnsi="Consolas" w:eastAsia="Consolas"/>
+          <w:color w:val="B02A00"/>
+          <w:sz w:val="20"/>
+        </w:rPr>
+        <w:t>table</w:t>
+      </w:r>
+      <w:r>
+        <w:rPr>
+          <w:rFonts w:ascii="Calibri" w:hAnsi="Calibri" w:eastAsia="Calibri"/>
+          <w:b w:val="0"/>
+          <w:sz w:val="22"/>
+        </w:rPr>
+        <w:t xml:space="preserve">, cột lần lượt 1, 2, 3, 4, 5. Bấm </w:t>
+      </w:r>
+      <w:r>
+        <w:rPr>
+          <w:rFonts w:ascii="Calibri" w:hAnsi="Calibri" w:eastAsia="Calibri"/>
+          <w:b/>
+          <w:sz w:val="22"/>
+        </w:rPr>
+        <w:t>Xem trước đợt kéo</w:t>
+      </w:r>
+      <w:r>
+        <w:rPr>
+          <w:rFonts w:ascii="Calibri" w:hAnsi="Calibri" w:eastAsia="Calibri"/>
+          <w:b w:val="0"/>
+          <w:sz w:val="22"/>
+        </w:rPr>
+        <w:t>, rồi chạy.</w:t>
+      </w:r>
+    </w:p>
+    <w:p>
+      <w:r>
+        <w:rPr>
+          <w:rFonts w:ascii="Calibri" w:hAnsi="Calibri" w:eastAsia="Calibri"/>
+          <w:b/>
+          <w:sz w:val="22"/>
+        </w:rPr>
+        <w:t>Mong đợi:</w:t>
+      </w:r>
+      <w:r>
+        <w:rPr>
+          <w:rFonts w:ascii="Calibri" w:hAnsi="Calibri" w:eastAsia="Calibri"/>
+          <w:b w:val="0"/>
+          <w:sz w:val="22"/>
+        </w:rPr>
+        <w:t xml:space="preserve"> xem trước hiện các dòng mẫu; chạy xong có </w:t>
+      </w:r>
+      <w:r>
+        <w:rPr>
+          <w:rFonts w:ascii="Calibri" w:hAnsi="Calibri" w:eastAsia="Calibri"/>
+          <w:b/>
+          <w:sz w:val="22"/>
+        </w:rPr>
+        <w:t>25 dòng</w:t>
+      </w:r>
+      <w:r>
+        <w:rPr>
+          <w:rFonts w:ascii="Calibri" w:hAnsi="Calibri" w:eastAsia="Calibri"/>
+          <w:b w:val="0"/>
+          <w:sz w:val="22"/>
+        </w:rPr>
+        <w:t xml:space="preserve"> (ví dụ dòng đầu: "Tăng trưởng GDP (YoY)", "Quý 2/2026", "8.39%", "7.94%"), hoàn tất trong vài giây, không có thanh tiến độ AI. So với cách trích bằng AI (dễ chậm hoặc timeout vì phải sinh 25 bản ghi), chế độ bảng nhanh và chính xác hơn.</w:t>
+      </w:r>
+    </w:p>
+    <w:p>
+      <w:pPr>
+        <w:keepNext/>
         <w:spacing w:before="280" w:after="80"/>
       </w:pPr>
       <w:r>
@@ -2550,7 +3758,55 @@
           <w:b w:val="0"/>
           <w:sz w:val="22"/>
         </w:rPr>
-        <w:t xml:space="preserve"> file mở được, đúng cột, đủ dòng. Lưu ý: luồng file không tạo dataset và không kiểm tra trùng.</w:t>
+        <w:t xml:space="preserve"> file mở được, đúng cột, đủ dòng. Lưu ý: luồng file không tạo dataset và không kiểm tra trùng. File được lưu </w:t>
+      </w:r>
+      <w:r>
+        <w:rPr>
+          <w:rFonts w:ascii="Calibri" w:hAnsi="Calibri" w:eastAsia="Calibri"/>
+          <w:b/>
+          <w:sz w:val="22"/>
+        </w:rPr>
+        <w:t>trên server</w:t>
+      </w:r>
+      <w:r>
+        <w:rPr>
+          <w:rFonts w:ascii="Calibri" w:hAnsi="Calibri" w:eastAsia="Calibri"/>
+          <w:b w:val="0"/>
+          <w:sz w:val="22"/>
+        </w:rPr>
+        <w:t xml:space="preserve"> (thư mục </w:t>
+      </w:r>
+      <w:r>
+        <w:rPr>
+          <w:rFonts w:ascii="Consolas" w:hAnsi="Consolas" w:eastAsia="Consolas"/>
+          <w:color w:val="B02A00"/>
+          <w:sz w:val="20"/>
+        </w:rPr>
+        <w:t>data/exports/</w:t>
+      </w:r>
+      <w:r>
+        <w:rPr>
+          <w:rFonts w:ascii="Calibri" w:hAnsi="Calibri" w:eastAsia="Calibri"/>
+          <w:b w:val="0"/>
+          <w:sz w:val="22"/>
+        </w:rPr>
+        <w:t xml:space="preserve">) và bạn tải về trình duyệt bằng nút </w:t>
+      </w:r>
+      <w:r>
+        <w:rPr>
+          <w:rFonts w:ascii="Calibri" w:hAnsi="Calibri" w:eastAsia="Calibri"/>
+          <w:b/>
+          <w:sz w:val="22"/>
+        </w:rPr>
+        <w:t>⬇ Tải</w:t>
+      </w:r>
+      <w:r>
+        <w:rPr>
+          <w:rFonts w:ascii="Calibri" w:hAnsi="Calibri" w:eastAsia="Calibri"/>
+          <w:b w:val="0"/>
+          <w:sz w:val="22"/>
+        </w:rPr>
+        <w:t>; không lưu thẳng vào ổ đĩa máy bạn.</w:t>
       </w:r>
     </w:p>
     <w:p>
@@ -2707,7 +3963,7 @@
           <w:color w:val="2A1F1A"/>
           <w:sz w:val="26"/>
         </w:rPr>
-        <w:t>TC-CR-22 Lịch tự động</w:t>
+        <w:t>TC-CR-22 Lịch tự động (chỉ lưu vào DB)</w:t>
       </w:r>
     </w:p>
     <w:p>
@@ -2736,7 +3992,23 @@
           <w:b w:val="0"/>
           <w:sz w:val="22"/>
         </w:rPr>
-        <w:t>, tạo lịch chạy mỗi 1 giờ cho một URL đã thử ở TC-CR-01.</w:t>
+        <w:t xml:space="preserve">, chọn một dataset đã có (tạo ở TC-CR-01), nhập URL, mô tả field, chọn chu kỳ 1 giờ, bấm </w:t>
+      </w:r>
+      <w:r>
+        <w:rPr>
+          <w:rFonts w:ascii="Calibri" w:hAnsi="Calibri" w:eastAsia="Calibri"/>
+          <w:b/>
+          <w:sz w:val="22"/>
+        </w:rPr>
+        <w:t>+ Tạo lịch</w:t>
+      </w:r>
+      <w:r>
+        <w:rPr>
+          <w:rFonts w:ascii="Calibri" w:hAnsi="Calibri" w:eastAsia="Calibri"/>
+          <w:b w:val="0"/>
+          <w:sz w:val="22"/>
+        </w:rPr>
+        <w:t>.</w:t>
       </w:r>
     </w:p>
     <w:p>
@@ -2768,6 +4040,68 @@
           <w:sz w:val="22"/>
         </w:rPr>
         <w:t xml:space="preserve"> tạo, sửa, xóa lịch thành công, có thông báo. (Không cần đợi tới giờ chạy để kết luận Đạt cho ca này.)</w:t>
+      </w:r>
+    </w:p>
+    <w:p>
+      <w:pPr>
+        <w:keepNext/>
+        <w:spacing w:before="160" w:after="80"/>
+      </w:pPr>
+      <w:r>
+        <w:rPr>
+          <w:rFonts w:ascii="Calibri" w:hAnsi="Calibri" w:eastAsia="Calibri"/>
+          <w:b/>
+          <w:color w:val="2A1F1A"/>
+          <w:sz w:val="26"/>
+        </w:rPr>
+        <w:t>TC-CR-23 Lịch KHÔNG hỗ trợ lưu ra file</w:t>
+      </w:r>
+    </w:p>
+    <w:p>
+      <w:pPr>
+        <w:ind w:left="510" w:hanging="340"/>
+      </w:pPr>
+      <w:r>
+        <w:rPr>
+          <w:rFonts w:ascii="Calibri" w:hAnsi="Calibri" w:eastAsia="Calibri"/>
+          <w:b w:val="0"/>
+          <w:sz w:val="22"/>
+        </w:rPr>
+        <w:t xml:space="preserve">1. Ở </w:t>
+      </w:r>
+      <w:r>
+        <w:rPr>
+          <w:rFonts w:ascii="Calibri" w:hAnsi="Calibri" w:eastAsia="Calibri"/>
+          <w:b/>
+          <w:sz w:val="22"/>
+        </w:rPr>
+        <w:t>5. Lịch tự động</w:t>
+      </w:r>
+      <w:r>
+        <w:rPr>
+          <w:rFonts w:ascii="Calibri" w:hAnsi="Calibri" w:eastAsia="Calibri"/>
+          <w:b w:val="0"/>
+          <w:sz w:val="22"/>
+        </w:rPr>
+        <w:t>, tìm lựa chọn "Lưu ra file".</w:t>
+      </w:r>
+    </w:p>
+    <w:p>
+      <w:r>
+        <w:rPr>
+          <w:rFonts w:ascii="Calibri" w:hAnsi="Calibri" w:eastAsia="Calibri"/>
+          <w:b/>
+          <w:sz w:val="22"/>
+        </w:rPr>
+        <w:t>Mong đợi:</w:t>
+      </w:r>
+      <w:r>
+        <w:rPr>
+          <w:rFonts w:ascii="Calibri" w:hAnsi="Calibri" w:eastAsia="Calibri"/>
+          <w:b w:val="0"/>
+          <w:sz w:val="22"/>
+        </w:rPr>
+        <w:t xml:space="preserve"> không có lựa chọn lưu file cho lịch; chỉ có dòng chú thích "Lịch chỉ lưu vào DB. Cần file thì xuất từ dataset ở Bước 4". (Lý do: file nằm trên server dùng chung, không phân quyền theo người dùng.) Muốn có file: chạy lịch vào dataset rồi xuất CSV/XLSX ở Bước 4.</w:t>
       </w:r>
     </w:p>
     <w:p>
@@ -2796,7 +4130,7 @@
           <w:color w:val="6B5A52"/>
           <w:sz w:val="21"/>
         </w:rPr>
-        <w:t xml:space="preserve">Hệ thống đang dùng model có hạn mức thấp (qwen: </w:t>
+        <w:t xml:space="preserve">Hệ thống đang dùng model có hạn mức thấp (GLM-5.3-flash: </w:t>
       </w:r>
       <w:r>
         <w:rPr>
@@ -2805,7 +4139,7 @@
           <w:color w:val="6B5A52"/>
           <w:sz w:val="21"/>
         </w:rPr>
-        <w:t>2 request/phút</w:t>
+        <w:t>5 request/phút</w:t>
       </w:r>
       <w:r>
         <w:rPr>
@@ -3100,7 +4434,7 @@
           <w:b w:val="0"/>
           <w:sz w:val="22"/>
         </w:rPr>
-        <w:t xml:space="preserve"> (qwen: 2 lượt/phút), các đoạn còn lại hiện "chờ hạn mức" rồi lần lượt chạy; </w:t>
+        <w:t xml:space="preserve"> (GLM-5.3-flash: 5 lượt/phút), các đoạn còn lại hiện "chờ hạn mức" rồi lần lượt chạy; </w:t>
       </w:r>
       <w:r>
         <w:rPr>
@@ -3223,7 +4557,65 @@
           <w:color w:val="FF671F"/>
           <w:sz w:val="32"/>
         </w:rPr>
-        <w:t>5. Crawl — tuân thủ và trang cần đăng nhập</w:t>
+        <w:t>4c. Crawl — nguồn API (JSON)</w:t>
+      </w:r>
+    </w:p>
+    <w:p>
+      <w:r>
+        <w:rPr>
+          <w:rFonts w:ascii="Calibri" w:hAnsi="Calibri" w:eastAsia="Calibri"/>
+          <w:b w:val="0"/>
+          <w:sz w:val="22"/>
+        </w:rPr>
+        <w:t xml:space="preserve">Dành cho trang lấy dữ liệu qua API. Dán </w:t>
+      </w:r>
+      <w:r>
+        <w:rPr>
+          <w:rFonts w:ascii="Calibri" w:hAnsi="Calibri" w:eastAsia="Calibri"/>
+          <w:b/>
+          <w:sz w:val="22"/>
+        </w:rPr>
+        <w:t>link API</w:t>
+      </w:r>
+      <w:r>
+        <w:rPr>
+          <w:rFonts w:ascii="Calibri" w:hAnsi="Calibri" w:eastAsia="Calibri"/>
+          <w:b w:val="0"/>
+          <w:sz w:val="22"/>
+        </w:rPr>
+        <w:t xml:space="preserve"> vào chính ô URL và tick </w:t>
+      </w:r>
+      <w:r>
+        <w:rPr>
+          <w:rFonts w:ascii="Calibri" w:hAnsi="Calibri" w:eastAsia="Calibri"/>
+          <w:b/>
+          <w:sz w:val="22"/>
+        </w:rPr>
+        <w:t>Nguồn là API (JSON)</w:t>
+      </w:r>
+      <w:r>
+        <w:rPr>
+          <w:rFonts w:ascii="Calibri" w:hAnsi="Calibri" w:eastAsia="Calibri"/>
+          <w:b w:val="0"/>
+          <w:sz w:val="22"/>
+        </w:rPr>
+        <w:t xml:space="preserve"> ở Bước 1. Hệ thống tải JSON, tự tìm mảng bản ghi, ghép tên field với khóa JSON và </w:t>
+      </w:r>
+      <w:r>
+        <w:rPr>
+          <w:rFonts w:ascii="Calibri" w:hAnsi="Calibri" w:eastAsia="Calibri"/>
+          <w:b/>
+          <w:sz w:val="22"/>
+        </w:rPr>
+        <w:t>không gọi AI</w:t>
+      </w:r>
+      <w:r>
+        <w:rPr>
+          <w:rFonts w:ascii="Calibri" w:hAnsi="Calibri" w:eastAsia="Calibri"/>
+          <w:b w:val="0"/>
+          <w:sz w:val="22"/>
+        </w:rPr>
+        <w:t xml:space="preserve"> (tức thì, không tốn token, không timeout). Lấy link API từ trình duyệt: mở trang → F12 → tab Network → lọc Fetch/XHR → chọn dòng trả dữ liệu → Copy URL.</w:t>
       </w:r>
     </w:p>
     <w:p>
@@ -3238,7 +4630,7 @@
           <w:color w:val="2A1F1A"/>
           <w:sz w:val="26"/>
         </w:rPr>
-        <w:t>TC-CR-30 Lưu ý website chặn tự động</w:t>
+        <w:t>TC-CR-50 API đơn giản</w:t>
       </w:r>
     </w:p>
     <w:p>
@@ -3251,7 +4643,7 @@
           <w:b w:val="0"/>
           <w:sz w:val="22"/>
         </w:rPr>
-        <w:t xml:space="preserve">1. Bước 1, tìm khung cảnh báo vàng "Một số website chặn hoặc không cho phép truy cập tự động", bấm </w:t>
+        <w:t xml:space="preserve">1. Bước 1: nhập </w:t>
       </w:r>
       <w:r>
         <w:rPr>
@@ -3259,15 +4651,63 @@
           <w:b/>
           <w:sz w:val="22"/>
         </w:rPr>
-        <w:t>Xem chi tiết</w:t>
-      </w:r>
-      <w:r>
-        <w:rPr>
-          <w:rFonts w:ascii="Calibri" w:hAnsi="Calibri" w:eastAsia="Calibri"/>
-          <w:b w:val="0"/>
-          <w:sz w:val="22"/>
-        </w:rPr>
-        <w:t>.</w:t>
+        <w:t>S8</w:t>
+      </w:r>
+      <w:r>
+        <w:rPr>
+          <w:rFonts w:ascii="Calibri" w:hAnsi="Calibri" w:eastAsia="Calibri"/>
+          <w:b w:val="0"/>
+          <w:sz w:val="22"/>
+        </w:rPr>
+        <w:t xml:space="preserve">, tick </w:t>
+      </w:r>
+      <w:r>
+        <w:rPr>
+          <w:rFonts w:ascii="Calibri" w:hAnsi="Calibri" w:eastAsia="Calibri"/>
+          <w:b/>
+          <w:sz w:val="22"/>
+        </w:rPr>
+        <w:t>Nguồn là API (JSON)</w:t>
+      </w:r>
+      <w:r>
+        <w:rPr>
+          <w:rFonts w:ascii="Calibri" w:hAnsi="Calibri" w:eastAsia="Calibri"/>
+          <w:b w:val="0"/>
+          <w:sz w:val="22"/>
+        </w:rPr>
+        <w:t xml:space="preserve">. Bước 2: dataset mới, field </w:t>
+      </w:r>
+      <w:r>
+        <w:rPr>
+          <w:rFonts w:ascii="Consolas" w:hAnsi="Consolas" w:eastAsia="Consolas"/>
+          <w:color w:val="B02A00"/>
+          <w:sz w:val="20"/>
+        </w:rPr>
+        <w:t>title</w:t>
+      </w:r>
+      <w:r>
+        <w:rPr>
+          <w:rFonts w:ascii="Calibri" w:hAnsi="Calibri" w:eastAsia="Calibri"/>
+          <w:b w:val="0"/>
+          <w:sz w:val="22"/>
+        </w:rPr>
+        <w:t xml:space="preserve"> và </w:t>
+      </w:r>
+      <w:r>
+        <w:rPr>
+          <w:rFonts w:ascii="Consolas" w:hAnsi="Consolas" w:eastAsia="Consolas"/>
+          <w:color w:val="B02A00"/>
+          <w:sz w:val="20"/>
+        </w:rPr>
+        <w:t>body</w:t>
+      </w:r>
+      <w:r>
+        <w:rPr>
+          <w:rFonts w:ascii="Calibri" w:hAnsi="Calibri" w:eastAsia="Calibri"/>
+          <w:b w:val="0"/>
+          <w:sz w:val="22"/>
+        </w:rPr>
+        <w:t xml:space="preserve"> (tên trùng khóa JSON). Chạy.</w:t>
       </w:r>
     </w:p>
     <w:p>
@@ -3285,7 +4725,7 @@
           <w:b w:val="0"/>
           <w:sz w:val="22"/>
         </w:rPr>
-        <w:t xml:space="preserve"> có danh sách CAPTCHA, WAF, giới hạn IP, OTP/2FA, robots.txt; nêu rõ hệ thống </w:t>
+        <w:t xml:space="preserve"> lưu </w:t>
       </w:r>
       <w:r>
         <w:rPr>
@@ -3293,15 +4733,47 @@
           <w:b/>
           <w:sz w:val="22"/>
         </w:rPr>
-        <w:t>không giải CAPTCHA</w:t>
-      </w:r>
-      <w:r>
-        <w:rPr>
-          <w:rFonts w:ascii="Calibri" w:hAnsi="Calibri" w:eastAsia="Calibri"/>
-          <w:b w:val="0"/>
-          <w:sz w:val="22"/>
-        </w:rPr>
-        <w:t xml:space="preserve"> và cách xử lý hợp lệ.</w:t>
+        <w:t>100 bản ghi</w:t>
+      </w:r>
+      <w:r>
+        <w:rPr>
+          <w:rFonts w:ascii="Calibri" w:hAnsi="Calibri" w:eastAsia="Calibri"/>
+          <w:b w:val="0"/>
+          <w:sz w:val="22"/>
+        </w:rPr>
+        <w:t xml:space="preserve">, hoàn tất dưới vài giây; thanh AI báo bỏ qua (không gọi AI). Xem dữ liệu ở Bước 4 thấy </w:t>
+      </w:r>
+      <w:r>
+        <w:rPr>
+          <w:rFonts w:ascii="Consolas" w:hAnsi="Consolas" w:eastAsia="Consolas"/>
+          <w:color w:val="B02A00"/>
+          <w:sz w:val="20"/>
+        </w:rPr>
+        <w:t>title</w:t>
+      </w:r>
+      <w:r>
+        <w:rPr>
+          <w:rFonts w:ascii="Calibri" w:hAnsi="Calibri" w:eastAsia="Calibri"/>
+          <w:b w:val="0"/>
+          <w:sz w:val="22"/>
+        </w:rPr>
+        <w:t xml:space="preserve"> và </w:t>
+      </w:r>
+      <w:r>
+        <w:rPr>
+          <w:rFonts w:ascii="Consolas" w:hAnsi="Consolas" w:eastAsia="Consolas"/>
+          <w:color w:val="B02A00"/>
+          <w:sz w:val="20"/>
+        </w:rPr>
+        <w:t>body</w:t>
+      </w:r>
+      <w:r>
+        <w:rPr>
+          <w:rFonts w:ascii="Calibri" w:hAnsi="Calibri" w:eastAsia="Calibri"/>
+          <w:b w:val="0"/>
+          <w:sz w:val="22"/>
+        </w:rPr>
+        <w:t xml:space="preserve"> đúng như API.</w:t>
       </w:r>
     </w:p>
     <w:p>
@@ -3316,7 +4788,7 @@
           <w:color w:val="2A1F1A"/>
           <w:sz w:val="26"/>
         </w:rPr>
-        <w:t>TC-CR-31 robots.txt mặc định được tôn trọng</w:t>
+        <w:t>TC-CR-51 Ghép field theo tên gần giống hoặc theo mô tả</w:t>
       </w:r>
     </w:p>
     <w:p>
@@ -3329,7 +4801,7 @@
           <w:b w:val="0"/>
           <w:sz w:val="22"/>
         </w:rPr>
-        <w:t xml:space="preserve">1. Bước 3, mở khung </w:t>
+        <w:t xml:space="preserve">1. Nhập </w:t>
       </w:r>
       <w:r>
         <w:rPr>
@@ -3337,46 +4809,15 @@
           <w:b/>
           <w:sz w:val="22"/>
         </w:rPr>
-        <w:t>robots.txt</w:t>
-      </w:r>
-      <w:r>
-        <w:rPr>
-          <w:rFonts w:ascii="Calibri" w:hAnsi="Calibri" w:eastAsia="Calibri"/>
-          <w:b w:val="0"/>
-          <w:sz w:val="22"/>
-        </w:rPr>
-        <w:t xml:space="preserve"> và đọc cảnh báo.</w:t>
-      </w:r>
-    </w:p>
-    <w:p>
-      <w:pPr>
-        <w:ind w:left="510" w:hanging="340"/>
-      </w:pPr>
-      <w:r>
-        <w:rPr>
-          <w:rFonts w:ascii="Calibri" w:hAnsi="Calibri" w:eastAsia="Calibri"/>
-          <w:b w:val="0"/>
-          <w:sz w:val="22"/>
-        </w:rPr>
-        <w:t>2. Thử crawl một trang có robots.txt cấm (nhờ nhóm phát triển cung cấp URL thử, hoặc bỏ qua ca này nếu chưa có).</w:t>
-      </w:r>
-    </w:p>
-    <w:p>
-      <w:r>
-        <w:rPr>
-          <w:rFonts w:ascii="Calibri" w:hAnsi="Calibri" w:eastAsia="Calibri"/>
-          <w:b/>
-          <w:sz w:val="22"/>
-        </w:rPr>
-        <w:t>Mong đợi:</w:t>
-      </w:r>
-      <w:r>
-        <w:rPr>
-          <w:rFonts w:ascii="Calibri" w:hAnsi="Calibri" w:eastAsia="Calibri"/>
-          <w:b w:val="0"/>
-          <w:sz w:val="22"/>
-        </w:rPr>
-        <w:t xml:space="preserve"> mặc định trang bị cấm sẽ báo </w:t>
+        <w:t>S10</w:t>
+      </w:r>
+      <w:r>
+        <w:rPr>
+          <w:rFonts w:ascii="Calibri" w:hAnsi="Calibri" w:eastAsia="Calibri"/>
+          <w:b w:val="0"/>
+          <w:sz w:val="22"/>
+        </w:rPr>
+        <w:t xml:space="preserve">, tick nguồn API. Field: </w:t>
       </w:r>
       <w:r>
         <w:rPr>
@@ -3384,15 +4825,113 @@
           <w:color w:val="B02A00"/>
           <w:sz w:val="20"/>
         </w:rPr>
-        <w:t>blocked_by_robots_txt</w:t>
-      </w:r>
-      <w:r>
-        <w:rPr>
-          <w:rFonts w:ascii="Calibri" w:hAnsi="Calibri" w:eastAsia="Calibri"/>
-          <w:b w:val="0"/>
-          <w:sz w:val="22"/>
-        </w:rPr>
-        <w:t>.</w:t>
+        <w:t>ten</w:t>
+      </w:r>
+      <w:r>
+        <w:rPr>
+          <w:rFonts w:ascii="Calibri" w:hAnsi="Calibri" w:eastAsia="Calibri"/>
+          <w:b w:val="0"/>
+          <w:sz w:val="22"/>
+        </w:rPr>
+        <w:t xml:space="preserve"> (mô tả </w:t>
+      </w:r>
+      <w:r>
+        <w:rPr>
+          <w:rFonts w:ascii="Consolas" w:hAnsi="Consolas" w:eastAsia="Consolas"/>
+          <w:color w:val="B02A00"/>
+          <w:sz w:val="20"/>
+        </w:rPr>
+        <w:t>title</w:t>
+      </w:r>
+      <w:r>
+        <w:rPr>
+          <w:rFonts w:ascii="Calibri" w:hAnsi="Calibri" w:eastAsia="Calibri"/>
+          <w:b w:val="0"/>
+          <w:sz w:val="22"/>
+        </w:rPr>
+        <w:t xml:space="preserve">), </w:t>
+      </w:r>
+      <w:r>
+        <w:rPr>
+          <w:rFonts w:ascii="Consolas" w:hAnsi="Consolas" w:eastAsia="Consolas"/>
+          <w:color w:val="B02A00"/>
+          <w:sz w:val="20"/>
+        </w:rPr>
+        <w:t>gia</w:t>
+      </w:r>
+      <w:r>
+        <w:rPr>
+          <w:rFonts w:ascii="Calibri" w:hAnsi="Calibri" w:eastAsia="Calibri"/>
+          <w:b w:val="0"/>
+          <w:sz w:val="22"/>
+        </w:rPr>
+        <w:t xml:space="preserve"> (mô tả </w:t>
+      </w:r>
+      <w:r>
+        <w:rPr>
+          <w:rFonts w:ascii="Consolas" w:hAnsi="Consolas" w:eastAsia="Consolas"/>
+          <w:color w:val="B02A00"/>
+          <w:sz w:val="20"/>
+        </w:rPr>
+        <w:t>price</w:t>
+      </w:r>
+      <w:r>
+        <w:rPr>
+          <w:rFonts w:ascii="Calibri" w:hAnsi="Calibri" w:eastAsia="Calibri"/>
+          <w:b w:val="0"/>
+          <w:sz w:val="22"/>
+        </w:rPr>
+        <w:t xml:space="preserve">), </w:t>
+      </w:r>
+      <w:r>
+        <w:rPr>
+          <w:rFonts w:ascii="Consolas" w:hAnsi="Consolas" w:eastAsia="Consolas"/>
+          <w:color w:val="B02A00"/>
+          <w:sz w:val="20"/>
+        </w:rPr>
+        <w:t>hang</w:t>
+      </w:r>
+      <w:r>
+        <w:rPr>
+          <w:rFonts w:ascii="Calibri" w:hAnsi="Calibri" w:eastAsia="Calibri"/>
+          <w:b w:val="0"/>
+          <w:sz w:val="22"/>
+        </w:rPr>
+        <w:t xml:space="preserve"> (mô tả </w:t>
+      </w:r>
+      <w:r>
+        <w:rPr>
+          <w:rFonts w:ascii="Consolas" w:hAnsi="Consolas" w:eastAsia="Consolas"/>
+          <w:color w:val="B02A00"/>
+          <w:sz w:val="20"/>
+        </w:rPr>
+        <w:t>brand</w:t>
+      </w:r>
+      <w:r>
+        <w:rPr>
+          <w:rFonts w:ascii="Calibri" w:hAnsi="Calibri" w:eastAsia="Calibri"/>
+          <w:b w:val="0"/>
+          <w:sz w:val="22"/>
+        </w:rPr>
+        <w:t>). Chạy.</w:t>
+      </w:r>
+    </w:p>
+    <w:p>
+      <w:r>
+        <w:rPr>
+          <w:rFonts w:ascii="Calibri" w:hAnsi="Calibri" w:eastAsia="Calibri"/>
+          <w:b/>
+          <w:sz w:val="22"/>
+        </w:rPr>
+        <w:t>Mong đợi:</w:t>
+      </w:r>
+      <w:r>
+        <w:rPr>
+          <w:rFonts w:ascii="Calibri" w:hAnsi="Calibri" w:eastAsia="Calibri"/>
+          <w:b w:val="0"/>
+          <w:sz w:val="22"/>
+        </w:rPr>
+        <w:t xml:space="preserve"> 10 bản ghi; hệ thống ghép được vì mô tả trùng khóa JSON. Field đặt tên hoàn toàn khác và không có mô tả trùng khóa sẽ báo lỗi.</w:t>
       </w:r>
     </w:p>
     <w:p>
@@ -3407,7 +4946,7 @@
           <w:color w:val="2A1F1A"/>
           <w:sz w:val="26"/>
         </w:rPr>
-        <w:t>TC-CR-32 Bỏ qua robots.txt phải có lý do</w:t>
+        <w:t>TC-CR-52 Báo lỗi rõ khi không ghép được field</w:t>
       </w:r>
     </w:p>
     <w:p>
@@ -3420,7 +4959,7 @@
           <w:b w:val="0"/>
           <w:sz w:val="22"/>
         </w:rPr>
-        <w:t xml:space="preserve">1. Ở khung robots.txt, tích </w:t>
+        <w:t xml:space="preserve">1. Nhập </w:t>
       </w:r>
       <w:r>
         <w:rPr>
@@ -3428,47 +4967,34 @@
           <w:b/>
           <w:sz w:val="22"/>
         </w:rPr>
-        <w:t>Bỏ qua robots.txt cho lượt này</w:t>
-      </w:r>
-      <w:r>
-        <w:rPr>
-          <w:rFonts w:ascii="Calibri" w:hAnsi="Calibri" w:eastAsia="Calibri"/>
-          <w:b w:val="0"/>
-          <w:sz w:val="22"/>
-        </w:rPr>
-        <w:t xml:space="preserve"> nhưng </w:t>
-      </w:r>
-      <w:r>
-        <w:rPr>
-          <w:rFonts w:ascii="Calibri" w:hAnsi="Calibri" w:eastAsia="Calibri"/>
-          <w:b/>
-          <w:sz w:val="22"/>
-        </w:rPr>
-        <w:t>để trống lý do</w:t>
-      </w:r>
-      <w:r>
-        <w:rPr>
-          <w:rFonts w:ascii="Calibri" w:hAnsi="Calibri" w:eastAsia="Calibri"/>
-          <w:b w:val="0"/>
-          <w:sz w:val="22"/>
-        </w:rPr>
-        <w:t>, chạy.</w:t>
+        <w:t>S8</w:t>
+      </w:r>
+      <w:r>
+        <w:rPr>
+          <w:rFonts w:ascii="Calibri" w:hAnsi="Calibri" w:eastAsia="Calibri"/>
+          <w:b w:val="0"/>
+          <w:sz w:val="22"/>
+        </w:rPr>
+        <w:t xml:space="preserve">, tick nguồn API, khai báo field </w:t>
+      </w:r>
+      <w:r>
+        <w:rPr>
+          <w:rFonts w:ascii="Consolas" w:hAnsi="Consolas" w:eastAsia="Consolas"/>
+          <w:color w:val="B02A00"/>
+          <w:sz w:val="20"/>
+        </w:rPr>
+        <w:t>mau_son</w:t>
+      </w:r>
+      <w:r>
+        <w:rPr>
+          <w:rFonts w:ascii="Calibri" w:hAnsi="Calibri" w:eastAsia="Calibri"/>
+          <w:b w:val="0"/>
+          <w:sz w:val="22"/>
+        </w:rPr>
+        <w:t>. Chạy.</w:t>
       </w:r>
     </w:p>
     <w:p>
-      <w:pPr>
-        <w:ind w:left="510" w:hanging="340"/>
-      </w:pPr>
-      <w:r>
-        <w:rPr>
-          <w:rFonts w:ascii="Calibri" w:hAnsi="Calibri" w:eastAsia="Calibri"/>
-          <w:b w:val="0"/>
-          <w:sz w:val="22"/>
-        </w:rPr>
-        <w:t>2. Lặp lại với lý do "Kiểm thử nội bộ, được phép".</w:t>
-      </w:r>
-    </w:p>
-    <w:p>
       <w:r>
         <w:rPr>
           <w:rFonts w:ascii="Calibri" w:hAnsi="Calibri" w:eastAsia="Calibri"/>
@@ -3483,7 +5009,87 @@
           <w:b w:val="0"/>
           <w:sz w:val="22"/>
         </w:rPr>
-        <w:t xml:space="preserve"> ca 1 bị từ chối (yêu cầu lý do, ít nhất 5 ký tự); ca 2 chạy được. Tích chọn này chỉ áp dụng cho lượt đó.</w:t>
+        <w:t xml:space="preserve"> thông báo lỗi nêu rõ field không ghép được và </w:t>
+      </w:r>
+      <w:r>
+        <w:rPr>
+          <w:rFonts w:ascii="Calibri" w:hAnsi="Calibri" w:eastAsia="Calibri"/>
+          <w:b/>
+          <w:sz w:val="22"/>
+        </w:rPr>
+        <w:t>liệt kê các khóa JSON có trong dữ liệu</w:t>
+      </w:r>
+      <w:r>
+        <w:rPr>
+          <w:rFonts w:ascii="Calibri" w:hAnsi="Calibri" w:eastAsia="Calibri"/>
+          <w:b w:val="0"/>
+          <w:sz w:val="22"/>
+        </w:rPr>
+        <w:t xml:space="preserve"> (</w:t>
+      </w:r>
+      <w:r>
+        <w:rPr>
+          <w:rFonts w:ascii="Consolas" w:hAnsi="Consolas" w:eastAsia="Consolas"/>
+          <w:color w:val="B02A00"/>
+          <w:sz w:val="20"/>
+        </w:rPr>
+        <w:t>userId</w:t>
+      </w:r>
+      <w:r>
+        <w:rPr>
+          <w:rFonts w:ascii="Calibri" w:hAnsi="Calibri" w:eastAsia="Calibri"/>
+          <w:b w:val="0"/>
+          <w:sz w:val="22"/>
+        </w:rPr>
+        <w:t xml:space="preserve">, </w:t>
+      </w:r>
+      <w:r>
+        <w:rPr>
+          <w:rFonts w:ascii="Consolas" w:hAnsi="Consolas" w:eastAsia="Consolas"/>
+          <w:color w:val="B02A00"/>
+          <w:sz w:val="20"/>
+        </w:rPr>
+        <w:t>id</w:t>
+      </w:r>
+      <w:r>
+        <w:rPr>
+          <w:rFonts w:ascii="Calibri" w:hAnsi="Calibri" w:eastAsia="Calibri"/>
+          <w:b w:val="0"/>
+          <w:sz w:val="22"/>
+        </w:rPr>
+        <w:t xml:space="preserve">, </w:t>
+      </w:r>
+      <w:r>
+        <w:rPr>
+          <w:rFonts w:ascii="Consolas" w:hAnsi="Consolas" w:eastAsia="Consolas"/>
+          <w:color w:val="B02A00"/>
+          <w:sz w:val="20"/>
+        </w:rPr>
+        <w:t>title</w:t>
+      </w:r>
+      <w:r>
+        <w:rPr>
+          <w:rFonts w:ascii="Calibri" w:hAnsi="Calibri" w:eastAsia="Calibri"/>
+          <w:b w:val="0"/>
+          <w:sz w:val="22"/>
+        </w:rPr>
+        <w:t xml:space="preserve">, </w:t>
+      </w:r>
+      <w:r>
+        <w:rPr>
+          <w:rFonts w:ascii="Consolas" w:hAnsi="Consolas" w:eastAsia="Consolas"/>
+          <w:color w:val="B02A00"/>
+          <w:sz w:val="20"/>
+        </w:rPr>
+        <w:t>body</w:t>
+      </w:r>
+      <w:r>
+        <w:rPr>
+          <w:rFonts w:ascii="Calibri" w:hAnsi="Calibri" w:eastAsia="Calibri"/>
+          <w:b w:val="0"/>
+          <w:sz w:val="22"/>
+        </w:rPr>
+        <w:t>) để bạn sửa tên field.</w:t>
       </w:r>
     </w:p>
     <w:p>
@@ -3498,7 +5104,7 @@
           <w:color w:val="2A1F1A"/>
           <w:sz w:val="26"/>
         </w:rPr>
-        <w:t>TC-CR-33 Dán cookie phải xác nhận rủi ro</w:t>
+        <w:t>TC-CR-53 Nhiều trang API</w:t>
       </w:r>
     </w:p>
     <w:p>
@@ -3511,7 +5117,7 @@
           <w:b w:val="0"/>
           <w:sz w:val="22"/>
         </w:rPr>
-        <w:t xml:space="preserve">1. Bước 3, mở khung </w:t>
+        <w:t xml:space="preserve">1. Bước 1 mở </w:t>
       </w:r>
       <w:r>
         <w:rPr>
@@ -3519,15 +5125,80 @@
           <w:b/>
           <w:sz w:val="22"/>
         </w:rPr>
-        <w:t>Nguồn cần đăng nhập: dán cookie cho lượt kéo này</w:t>
-      </w:r>
-      <w:r>
-        <w:rPr>
-          <w:rFonts w:ascii="Calibri" w:hAnsi="Calibri" w:eastAsia="Calibri"/>
-          <w:b w:val="0"/>
-          <w:sz w:val="22"/>
-        </w:rPr>
-        <w:t>. Đọc hướng dẫn 4 bước và khung cảnh báo rủi ro.</w:t>
+        <w:t>Phân trang</w:t>
+      </w:r>
+      <w:r>
+        <w:rPr>
+          <w:rFonts w:ascii="Calibri" w:hAnsi="Calibri" w:eastAsia="Calibri"/>
+          <w:b w:val="0"/>
+          <w:sz w:val="22"/>
+        </w:rPr>
+        <w:t xml:space="preserve">, pattern </w:t>
+      </w:r>
+      <w:r>
+        <w:rPr>
+          <w:rFonts w:ascii="Calibri" w:hAnsi="Calibri" w:eastAsia="Calibri"/>
+          <w:b/>
+          <w:sz w:val="22"/>
+        </w:rPr>
+        <w:t>S9</w:t>
+      </w:r>
+      <w:r>
+        <w:rPr>
+          <w:rFonts w:ascii="Calibri" w:hAnsi="Calibri" w:eastAsia="Calibri"/>
+          <w:b w:val="0"/>
+          <w:sz w:val="22"/>
+        </w:rPr>
+        <w:t xml:space="preserve">, từ page 1 đến 3, bấm tạo URL; tick nguồn API; field </w:t>
+      </w:r>
+      <w:r>
+        <w:rPr>
+          <w:rFonts w:ascii="Consolas" w:hAnsi="Consolas" w:eastAsia="Consolas"/>
+          <w:color w:val="B02A00"/>
+          <w:sz w:val="20"/>
+        </w:rPr>
+        <w:t>title</w:t>
+      </w:r>
+      <w:r>
+        <w:rPr>
+          <w:rFonts w:ascii="Calibri" w:hAnsi="Calibri" w:eastAsia="Calibri"/>
+          <w:b w:val="0"/>
+          <w:sz w:val="22"/>
+        </w:rPr>
+        <w:t>. Chạy.</w:t>
+      </w:r>
+    </w:p>
+    <w:p>
+      <w:r>
+        <w:rPr>
+          <w:rFonts w:ascii="Calibri" w:hAnsi="Calibri" w:eastAsia="Calibri"/>
+          <w:b/>
+          <w:sz w:val="22"/>
+        </w:rPr>
+        <w:t>Mong đợi:</w:t>
+      </w:r>
+      <w:r>
+        <w:rPr>
+          <w:rFonts w:ascii="Calibri" w:hAnsi="Calibri" w:eastAsia="Calibri"/>
+          <w:b w:val="0"/>
+          <w:sz w:val="22"/>
+        </w:rPr>
+        <w:t xml:space="preserve"> 3 URL, mỗi URL 10 bản ghi (tổng 30), chạy lại lần nữa thì các trang đã lưu báo "không đổi".</w:t>
+      </w:r>
+    </w:p>
+    <w:p>
+      <w:pPr>
+        <w:keepNext/>
+        <w:spacing w:before="160" w:after="80"/>
+      </w:pPr>
+      <w:r>
+        <w:rPr>
+          <w:rFonts w:ascii="Calibri" w:hAnsi="Calibri" w:eastAsia="Calibri"/>
+          <w:b/>
+          <w:color w:val="2A1F1A"/>
+          <w:sz w:val="26"/>
+        </w:rPr>
+        <w:t>TC-CR-54 Tick API nhưng URL là trang web thường</w:t>
       </w:r>
     </w:p>
     <w:p>
@@ -3540,7 +5211,7 @@
           <w:b w:val="0"/>
           <w:sz w:val="22"/>
         </w:rPr>
-        <w:t xml:space="preserve">2. Dán một chuỗi </w:t>
+        <w:t xml:space="preserve">1. Nhập </w:t>
       </w:r>
       <w:r>
         <w:rPr>
@@ -3548,63 +5219,48 @@
           <w:b/>
           <w:sz w:val="22"/>
         </w:rPr>
-        <w:t>giả</w:t>
-      </w:r>
-      <w:r>
-        <w:rPr>
-          <w:rFonts w:ascii="Calibri" w:hAnsi="Calibri" w:eastAsia="Calibri"/>
-          <w:b w:val="0"/>
-          <w:sz w:val="22"/>
-        </w:rPr>
-        <w:t xml:space="preserve"> (ví dụ </w:t>
-      </w:r>
-      <w:r>
-        <w:rPr>
-          <w:rFonts w:ascii="Consolas" w:hAnsi="Consolas" w:eastAsia="Consolas"/>
-          <w:color w:val="B02A00"/>
-          <w:sz w:val="20"/>
-        </w:rPr>
-        <w:t>test=abc123</w:t>
-      </w:r>
-      <w:r>
-        <w:rPr>
-          <w:rFonts w:ascii="Calibri" w:hAnsi="Calibri" w:eastAsia="Calibri"/>
-          <w:b w:val="0"/>
-          <w:sz w:val="22"/>
-        </w:rPr>
-        <w:t xml:space="preserve">), </w:t>
-      </w:r>
+        <w:t>S1</w:t>
+      </w:r>
+      <w:r>
+        <w:rPr>
+          <w:rFonts w:ascii="Calibri" w:hAnsi="Calibri" w:eastAsia="Calibri"/>
+          <w:b w:val="0"/>
+          <w:sz w:val="22"/>
+        </w:rPr>
+        <w:t>, tick nguồn API, chạy.</w:t>
+      </w:r>
+    </w:p>
+    <w:p>
       <w:r>
         <w:rPr>
           <w:rFonts w:ascii="Calibri" w:hAnsi="Calibri" w:eastAsia="Calibri"/>
           <w:b/>
           <w:sz w:val="22"/>
         </w:rPr>
-        <w:t>không tích</w:t>
-      </w:r>
-      <w:r>
-        <w:rPr>
-          <w:rFonts w:ascii="Calibri" w:hAnsi="Calibri" w:eastAsia="Calibri"/>
-          <w:b w:val="0"/>
-          <w:sz w:val="22"/>
-        </w:rPr>
-        <w:t xml:space="preserve"> ô xác nhận, bấm </w:t>
-      </w:r>
+        <w:t>Mong đợi:</w:t>
+      </w:r>
+      <w:r>
+        <w:rPr>
+          <w:rFonts w:ascii="Calibri" w:hAnsi="Calibri" w:eastAsia="Calibri"/>
+          <w:b w:val="0"/>
+          <w:sz w:val="22"/>
+        </w:rPr>
+        <w:t xml:space="preserve"> lỗi "Phản hồi không phải JSON; bỏ tick 'Nguồn là API' nếu đây là trang web thường".</w:t>
+      </w:r>
+    </w:p>
+    <w:p>
+      <w:pPr>
+        <w:keepNext/>
+        <w:spacing w:before="160" w:after="80"/>
+      </w:pPr>
       <w:r>
         <w:rPr>
           <w:rFonts w:ascii="Calibri" w:hAnsi="Calibri" w:eastAsia="Calibri"/>
           <w:b/>
-          <w:sz w:val="22"/>
-        </w:rPr>
-        <w:t>🚀 Chạy crawl</w:t>
-      </w:r>
-      <w:r>
-        <w:rPr>
-          <w:rFonts w:ascii="Calibri" w:hAnsi="Calibri" w:eastAsia="Calibri"/>
-          <w:b w:val="0"/>
-          <w:sz w:val="22"/>
-        </w:rPr>
-        <w:t>.</w:t>
+          <w:color w:val="2A1F1A"/>
+          <w:sz w:val="26"/>
+        </w:rPr>
+        <w:t>TC-CR-55 Chặn địa chỉ nội bộ</w:t>
       </w:r>
     </w:p>
     <w:p>
@@ -3617,7 +5273,23 @@
           <w:b w:val="0"/>
           <w:sz w:val="22"/>
         </w:rPr>
-        <w:t>3. Tích ô "Tôi hiểu các rủi ro trên và chấp nhận dùng cookie của mình cho lượt này", chạy lại.</w:t>
+        <w:t xml:space="preserve">1. Nhập </w:t>
+      </w:r>
+      <w:r>
+        <w:rPr>
+          <w:rFonts w:ascii="Consolas" w:hAnsi="Consolas" w:eastAsia="Consolas"/>
+          <w:color w:val="B02A00"/>
+          <w:sz w:val="20"/>
+        </w:rPr>
+        <w:t>http://127.0.0.1:8000/x</w:t>
+      </w:r>
+      <w:r>
+        <w:rPr>
+          <w:rFonts w:ascii="Calibri" w:hAnsi="Calibri" w:eastAsia="Calibri"/>
+          <w:b w:val="0"/>
+          <w:sz w:val="22"/>
+        </w:rPr>
+        <w:t>, tick nguồn API, chạy.</w:t>
       </w:r>
     </w:p>
     <w:p>
@@ -3635,39 +5307,7 @@
           <w:b w:val="0"/>
           <w:sz w:val="22"/>
         </w:rPr>
-        <w:t xml:space="preserve"> ca 2 báo lỗi "chưa tích xác nhận… chưa chạy" và </w:t>
-      </w:r>
-      <w:r>
-        <w:rPr>
-          <w:rFonts w:ascii="Calibri" w:hAnsi="Calibri" w:eastAsia="Calibri"/>
-          <w:b/>
-          <w:sz w:val="22"/>
-        </w:rPr>
-        <w:t>không</w:t>
-      </w:r>
-      <w:r>
-        <w:rPr>
-          <w:rFonts w:ascii="Calibri" w:hAnsi="Calibri" w:eastAsia="Calibri"/>
-          <w:b w:val="0"/>
-          <w:sz w:val="22"/>
-        </w:rPr>
-        <w:t xml:space="preserve"> gửi yêu cầu; ca 3 chạy. Sau khi chạy, ô cookie được xóa (phải dán lại nếu muốn dùng lần nữa). </w:t>
-      </w:r>
-      <w:r>
-        <w:rPr>
-          <w:rFonts w:ascii="Calibri" w:hAnsi="Calibri" w:eastAsia="Calibri"/>
-          <w:b/>
-          <w:sz w:val="22"/>
-        </w:rPr>
-        <w:t>Lưu ý:</w:t>
-      </w:r>
-      <w:r>
-        <w:rPr>
-          <w:rFonts w:ascii="Calibri" w:hAnsi="Calibri" w:eastAsia="Calibri"/>
-          <w:b w:val="0"/>
-          <w:sz w:val="22"/>
-        </w:rPr>
-        <w:t xml:space="preserve"> dùng cookie giả để thử, tuyệt đối không dùng cookie thật của tài khoản quan trọng.</w:t>
+        <w:t xml:space="preserve"> bị từ chối ngay (không gọi tới địa chỉ nội bộ).</w:t>
       </w:r>
     </w:p>
     <w:p>
@@ -3682,7 +5322,7 @@
           <w:color w:val="FF671F"/>
           <w:sz w:val="32"/>
         </w:rPr>
-        <w:t>6. Phản hồi và báo lỗi (mọi màn hình)</w:t>
+        <w:t>5. Crawl — tuân thủ và trang cần đăng nhập</w:t>
       </w:r>
     </w:p>
     <w:p>
@@ -3697,7 +5337,7 @@
           <w:color w:val="2A1F1A"/>
           <w:sz w:val="26"/>
         </w:rPr>
-        <w:t>TC-FB-01 Phản hồi câu hỏi cách dùng</w:t>
+        <w:t>TC-CR-30 Lưu ý website chặn tự động</w:t>
       </w:r>
     </w:p>
     <w:p>
@@ -3710,7 +5350,7 @@
           <w:b w:val="0"/>
           <w:sz w:val="22"/>
         </w:rPr>
-        <w:t xml:space="preserve">1. Mở khung </w:t>
+        <w:t xml:space="preserve">1. Bước 1, tìm khung cảnh báo vàng "Một số website chặn hoặc không cho phép truy cập tự động", bấm </w:t>
       </w:r>
       <w:r>
         <w:rPr>
@@ -3718,23 +5358,7 @@
           <w:b/>
           <w:sz w:val="22"/>
         </w:rPr>
-        <w:t>💬 Gặp vấn đề? Gửi phản hồi / báo lỗi</w:t>
-      </w:r>
-      <w:r>
-        <w:rPr>
-          <w:rFonts w:ascii="Calibri" w:hAnsi="Calibri" w:eastAsia="Calibri"/>
-          <w:b w:val="0"/>
-          <w:sz w:val="22"/>
-        </w:rPr>
-        <w:t xml:space="preserve"> ở thanh bên, nhập: "Làm sao để lưu dữ liệu ra file Excel?", bấm </w:t>
-      </w:r>
-      <w:r>
-        <w:rPr>
-          <w:rFonts w:ascii="Calibri" w:hAnsi="Calibri" w:eastAsia="Calibri"/>
-          <w:b/>
-          <w:sz w:val="22"/>
-        </w:rPr>
-        <w:t>Gửi phản hồi</w:t>
+        <w:t>Xem chi tiết</w:t>
       </w:r>
       <w:r>
         <w:rPr>
@@ -3760,24 +5384,23 @@
           <w:b w:val="0"/>
           <w:sz w:val="22"/>
         </w:rPr>
-        <w:t xml:space="preserve"> hệ thống trả lời trực tiếp bằng hướng dẫn (AI nhận định không phải lỗi). </w:t>
-      </w:r>
-      <w:r>
-        <w:rPr>
-          <w:rFonts w:ascii="Calibri" w:hAnsi="Calibri" w:eastAsia="Calibri"/>
-          <w:b w:val="0"/>
-          <w:i/>
-          <w:sz w:val="22"/>
-        </w:rPr>
-        <w:t>Ghi chú:</w:t>
-      </w:r>
-      <w:r>
-        <w:rPr>
-          <w:rFonts w:ascii="Calibri" w:hAnsi="Calibri" w:eastAsia="Calibri"/>
-          <w:b w:val="0"/>
-          <w:sz w:val="22"/>
-        </w:rPr>
-        <w:t xml:space="preserve"> phụ thuộc AI thật; nếu AI chưa cấu hình sẽ chuyển admin.</w:t>
+        <w:t xml:space="preserve"> có danh sách CAPTCHA, WAF, giới hạn IP, OTP/2FA, robots.txt; nêu rõ hệ thống </w:t>
+      </w:r>
+      <w:r>
+        <w:rPr>
+          <w:rFonts w:ascii="Calibri" w:hAnsi="Calibri" w:eastAsia="Calibri"/>
+          <w:b/>
+          <w:sz w:val="22"/>
+        </w:rPr>
+        <w:t>không giải CAPTCHA</w:t>
+      </w:r>
+      <w:r>
+        <w:rPr>
+          <w:rFonts w:ascii="Calibri" w:hAnsi="Calibri" w:eastAsia="Calibri"/>
+          <w:b w:val="0"/>
+          <w:sz w:val="22"/>
+        </w:rPr>
+        <w:t xml:space="preserve"> và cách xử lý hợp lệ.</w:t>
       </w:r>
     </w:p>
     <w:p>
@@ -3792,7 +5415,7 @@
           <w:color w:val="2A1F1A"/>
           <w:sz w:val="26"/>
         </w:rPr>
-        <w:t>TC-FB-02 Báo lỗi thật</w:t>
+        <w:t>TC-CR-31 robots.txt mặc định được tôn trọng</w:t>
       </w:r>
     </w:p>
     <w:p>
@@ -3805,10 +5428,39 @@
           <w:b w:val="0"/>
           <w:sz w:val="22"/>
         </w:rPr>
-        <w:t>1. Nhập: "Bấm chạy crawl thì báo lỗi và không có dữ liệu", gửi.</w:t>
+        <w:t xml:space="preserve">1. Bước 3, mở khung </w:t>
+      </w:r>
+      <w:r>
+        <w:rPr>
+          <w:rFonts w:ascii="Calibri" w:hAnsi="Calibri" w:eastAsia="Calibri"/>
+          <w:b/>
+          <w:sz w:val="22"/>
+        </w:rPr>
+        <w:t>robots.txt</w:t>
+      </w:r>
+      <w:r>
+        <w:rPr>
+          <w:rFonts w:ascii="Calibri" w:hAnsi="Calibri" w:eastAsia="Calibri"/>
+          <w:b w:val="0"/>
+          <w:sz w:val="22"/>
+        </w:rPr>
+        <w:t xml:space="preserve"> và đọc cảnh báo.</w:t>
       </w:r>
     </w:p>
     <w:p>
+      <w:pPr>
+        <w:ind w:left="510" w:hanging="340"/>
+      </w:pPr>
+      <w:r>
+        <w:rPr>
+          <w:rFonts w:ascii="Calibri" w:hAnsi="Calibri" w:eastAsia="Calibri"/>
+          <w:b w:val="0"/>
+          <w:sz w:val="22"/>
+        </w:rPr>
+        <w:t>2. Thử crawl một trang có robots.txt cấm (nhờ nhóm phát triển cung cấp URL thử, hoặc bỏ qua ca này nếu chưa có).</w:t>
+      </w:r>
+    </w:p>
+    <w:p>
       <w:r>
         <w:rPr>
           <w:rFonts w:ascii="Calibri" w:hAnsi="Calibri" w:eastAsia="Calibri"/>
@@ -3823,23 +5475,23 @@
           <w:b w:val="0"/>
           <w:sz w:val="22"/>
         </w:rPr>
-        <w:t xml:space="preserve"> hiện thông báo đã chuyển admin kèm </w:t>
-      </w:r>
-      <w:r>
-        <w:rPr>
-          <w:rFonts w:ascii="Calibri" w:hAnsi="Calibri" w:eastAsia="Calibri"/>
-          <w:b/>
-          <w:sz w:val="22"/>
-        </w:rPr>
-        <w:t>mã</w:t>
-      </w:r>
-      <w:r>
-        <w:rPr>
-          <w:rFonts w:ascii="Calibri" w:hAnsi="Calibri" w:eastAsia="Calibri"/>
-          <w:b w:val="0"/>
-          <w:sz w:val="22"/>
-        </w:rPr>
-        <w:t>; Admin thấy phản hồi này ở khung "Phản hồi AI đã chuyển admin" (xem TC-AD-05).</w:t>
+        <w:t xml:space="preserve"> mặc định trang bị cấm sẽ báo </w:t>
+      </w:r>
+      <w:r>
+        <w:rPr>
+          <w:rFonts w:ascii="Consolas" w:hAnsi="Consolas" w:eastAsia="Consolas"/>
+          <w:color w:val="B02A00"/>
+          <w:sz w:val="20"/>
+        </w:rPr>
+        <w:t>blocked_by_robots_txt</w:t>
+      </w:r>
+      <w:r>
+        <w:rPr>
+          <w:rFonts w:ascii="Calibri" w:hAnsi="Calibri" w:eastAsia="Calibri"/>
+          <w:b w:val="0"/>
+          <w:sz w:val="22"/>
+        </w:rPr>
+        <w:t>.</w:t>
       </w:r>
     </w:p>
     <w:p>
@@ -3854,7 +5506,7 @@
           <w:color w:val="2A1F1A"/>
           <w:sz w:val="26"/>
         </w:rPr>
-        <w:t>TC-FB-03 Không lộ bí mật</w:t>
+        <w:t>TC-CR-32 Bỏ qua robots.txt phải có lý do</w:t>
       </w:r>
     </w:p>
     <w:p>
@@ -3867,7 +5519,143 @@
           <w:b w:val="0"/>
           <w:sz w:val="22"/>
         </w:rPr>
-        <w:t xml:space="preserve">1. Nhập phản hồi có dòng </w:t>
+        <w:t xml:space="preserve">1. Ở khung robots.txt, tích </w:t>
+      </w:r>
+      <w:r>
+        <w:rPr>
+          <w:rFonts w:ascii="Calibri" w:hAnsi="Calibri" w:eastAsia="Calibri"/>
+          <w:b/>
+          <w:sz w:val="22"/>
+        </w:rPr>
+        <w:t>Bỏ qua robots.txt cho lượt này</w:t>
+      </w:r>
+      <w:r>
+        <w:rPr>
+          <w:rFonts w:ascii="Calibri" w:hAnsi="Calibri" w:eastAsia="Calibri"/>
+          <w:b w:val="0"/>
+          <w:sz w:val="22"/>
+        </w:rPr>
+        <w:t xml:space="preserve"> nhưng </w:t>
+      </w:r>
+      <w:r>
+        <w:rPr>
+          <w:rFonts w:ascii="Calibri" w:hAnsi="Calibri" w:eastAsia="Calibri"/>
+          <w:b/>
+          <w:sz w:val="22"/>
+        </w:rPr>
+        <w:t>để trống lý do</w:t>
+      </w:r>
+      <w:r>
+        <w:rPr>
+          <w:rFonts w:ascii="Calibri" w:hAnsi="Calibri" w:eastAsia="Calibri"/>
+          <w:b w:val="0"/>
+          <w:sz w:val="22"/>
+        </w:rPr>
+        <w:t>, chạy.</w:t>
+      </w:r>
+    </w:p>
+    <w:p>
+      <w:pPr>
+        <w:ind w:left="510" w:hanging="340"/>
+      </w:pPr>
+      <w:r>
+        <w:rPr>
+          <w:rFonts w:ascii="Calibri" w:hAnsi="Calibri" w:eastAsia="Calibri"/>
+          <w:b w:val="0"/>
+          <w:sz w:val="22"/>
+        </w:rPr>
+        <w:t>2. Lặp lại với lý do "Kiểm thử nội bộ, được phép".</w:t>
+      </w:r>
+    </w:p>
+    <w:p>
+      <w:r>
+        <w:rPr>
+          <w:rFonts w:ascii="Calibri" w:hAnsi="Calibri" w:eastAsia="Calibri"/>
+          <w:b/>
+          <w:sz w:val="22"/>
+        </w:rPr>
+        <w:t>Mong đợi:</w:t>
+      </w:r>
+      <w:r>
+        <w:rPr>
+          <w:rFonts w:ascii="Calibri" w:hAnsi="Calibri" w:eastAsia="Calibri"/>
+          <w:b w:val="0"/>
+          <w:sz w:val="22"/>
+        </w:rPr>
+        <w:t xml:space="preserve"> ca 1 bị từ chối (yêu cầu lý do, ít nhất 5 ký tự); ca 2 chạy được. Tích chọn này chỉ áp dụng cho lượt đó.</w:t>
+      </w:r>
+    </w:p>
+    <w:p>
+      <w:pPr>
+        <w:keepNext/>
+        <w:spacing w:before="160" w:after="80"/>
+      </w:pPr>
+      <w:r>
+        <w:rPr>
+          <w:rFonts w:ascii="Calibri" w:hAnsi="Calibri" w:eastAsia="Calibri"/>
+          <w:b/>
+          <w:color w:val="2A1F1A"/>
+          <w:sz w:val="26"/>
+        </w:rPr>
+        <w:t>TC-CR-33 Dán cookie phải xác nhận rủi ro</w:t>
+      </w:r>
+    </w:p>
+    <w:p>
+      <w:pPr>
+        <w:ind w:left="510" w:hanging="340"/>
+      </w:pPr>
+      <w:r>
+        <w:rPr>
+          <w:rFonts w:ascii="Calibri" w:hAnsi="Calibri" w:eastAsia="Calibri"/>
+          <w:b w:val="0"/>
+          <w:sz w:val="22"/>
+        </w:rPr>
+        <w:t xml:space="preserve">1. Bước 3, mở khung </w:t>
+      </w:r>
+      <w:r>
+        <w:rPr>
+          <w:rFonts w:ascii="Calibri" w:hAnsi="Calibri" w:eastAsia="Calibri"/>
+          <w:b/>
+          <w:sz w:val="22"/>
+        </w:rPr>
+        <w:t>Nguồn cần đăng nhập: dán cookie cho lượt kéo này</w:t>
+      </w:r>
+      <w:r>
+        <w:rPr>
+          <w:rFonts w:ascii="Calibri" w:hAnsi="Calibri" w:eastAsia="Calibri"/>
+          <w:b w:val="0"/>
+          <w:sz w:val="22"/>
+        </w:rPr>
+        <w:t>. Đọc hướng dẫn 4 bước và khung cảnh báo rủi ro.</w:t>
+      </w:r>
+    </w:p>
+    <w:p>
+      <w:pPr>
+        <w:ind w:left="510" w:hanging="340"/>
+      </w:pPr>
+      <w:r>
+        <w:rPr>
+          <w:rFonts w:ascii="Calibri" w:hAnsi="Calibri" w:eastAsia="Calibri"/>
+          <w:b w:val="0"/>
+          <w:sz w:val="22"/>
+        </w:rPr>
+        <w:t xml:space="preserve">2. Dán một chuỗi </w:t>
+      </w:r>
+      <w:r>
+        <w:rPr>
+          <w:rFonts w:ascii="Calibri" w:hAnsi="Calibri" w:eastAsia="Calibri"/>
+          <w:b/>
+          <w:sz w:val="22"/>
+        </w:rPr>
+        <w:t>giả</w:t>
+      </w:r>
+      <w:r>
+        <w:rPr>
+          <w:rFonts w:ascii="Calibri" w:hAnsi="Calibri" w:eastAsia="Calibri"/>
+          <w:b w:val="0"/>
+          <w:sz w:val="22"/>
+        </w:rPr>
+        <w:t xml:space="preserve"> (ví dụ </w:t>
       </w:r>
       <w:r>
         <w:rPr>
@@ -3875,18 +5663,63 @@
           <w:color w:val="B02A00"/>
           <w:sz w:val="20"/>
         </w:rPr>
-        <w:t>cookie: sessionid=abcdef123456</w:t>
-      </w:r>
-      <w:r>
-        <w:rPr>
-          <w:rFonts w:ascii="Calibri" w:hAnsi="Calibri" w:eastAsia="Calibri"/>
-          <w:b w:val="0"/>
-          <w:sz w:val="22"/>
-        </w:rPr>
-        <w:t>, gửi. Sau đó admin mở phản hồi.</w:t>
+        <w:t>test=abc123</w:t>
+      </w:r>
+      <w:r>
+        <w:rPr>
+          <w:rFonts w:ascii="Calibri" w:hAnsi="Calibri" w:eastAsia="Calibri"/>
+          <w:b w:val="0"/>
+          <w:sz w:val="22"/>
+        </w:rPr>
+        <w:t xml:space="preserve">), </w:t>
+      </w:r>
+      <w:r>
+        <w:rPr>
+          <w:rFonts w:ascii="Calibri" w:hAnsi="Calibri" w:eastAsia="Calibri"/>
+          <w:b/>
+          <w:sz w:val="22"/>
+        </w:rPr>
+        <w:t>không tích</w:t>
+      </w:r>
+      <w:r>
+        <w:rPr>
+          <w:rFonts w:ascii="Calibri" w:hAnsi="Calibri" w:eastAsia="Calibri"/>
+          <w:b w:val="0"/>
+          <w:sz w:val="22"/>
+        </w:rPr>
+        <w:t xml:space="preserve"> ô xác nhận, bấm </w:t>
+      </w:r>
+      <w:r>
+        <w:rPr>
+          <w:rFonts w:ascii="Calibri" w:hAnsi="Calibri" w:eastAsia="Calibri"/>
+          <w:b/>
+          <w:sz w:val="22"/>
+        </w:rPr>
+        <w:t>🚀 Chạy crawl</w:t>
+      </w:r>
+      <w:r>
+        <w:rPr>
+          <w:rFonts w:ascii="Calibri" w:hAnsi="Calibri" w:eastAsia="Calibri"/>
+          <w:b w:val="0"/>
+          <w:sz w:val="22"/>
+        </w:rPr>
+        <w:t>.</w:t>
       </w:r>
     </w:p>
     <w:p>
+      <w:pPr>
+        <w:ind w:left="510" w:hanging="340"/>
+      </w:pPr>
+      <w:r>
+        <w:rPr>
+          <w:rFonts w:ascii="Calibri" w:hAnsi="Calibri" w:eastAsia="Calibri"/>
+          <w:b w:val="0"/>
+          <w:sz w:val="22"/>
+        </w:rPr>
+        <w:t>3. Tích ô "Tôi hiểu các rủi ro trên và chấp nhận dùng cookie của mình cho lượt này", chạy lại.</w:t>
+      </w:r>
+    </w:p>
+    <w:p>
       <w:r>
         <w:rPr>
           <w:rFonts w:ascii="Calibri" w:hAnsi="Calibri" w:eastAsia="Calibri"/>
@@ -3901,23 +5734,39 @@
           <w:b w:val="0"/>
           <w:sz w:val="22"/>
         </w:rPr>
-        <w:t xml:space="preserve"> trong phản hồi lưu, đoạn cookie bị che bằng </w:t>
-      </w:r>
-      <w:r>
-        <w:rPr>
-          <w:rFonts w:ascii="Consolas" w:hAnsi="Consolas" w:eastAsia="Consolas"/>
-          <w:color w:val="B02A00"/>
-          <w:sz w:val="20"/>
-        </w:rPr>
-        <w:t>[REDACTED]</w:t>
-      </w:r>
-      <w:r>
-        <w:rPr>
-          <w:rFonts w:ascii="Calibri" w:hAnsi="Calibri" w:eastAsia="Calibri"/>
-          <w:b w:val="0"/>
-          <w:sz w:val="22"/>
-        </w:rPr>
-        <w:t>.</w:t>
+        <w:t xml:space="preserve"> ca 2 báo lỗi "chưa tích xác nhận… chưa chạy" và </w:t>
+      </w:r>
+      <w:r>
+        <w:rPr>
+          <w:rFonts w:ascii="Calibri" w:hAnsi="Calibri" w:eastAsia="Calibri"/>
+          <w:b/>
+          <w:sz w:val="22"/>
+        </w:rPr>
+        <w:t>không</w:t>
+      </w:r>
+      <w:r>
+        <w:rPr>
+          <w:rFonts w:ascii="Calibri" w:hAnsi="Calibri" w:eastAsia="Calibri"/>
+          <w:b w:val="0"/>
+          <w:sz w:val="22"/>
+        </w:rPr>
+        <w:t xml:space="preserve"> gửi yêu cầu; ca 3 chạy. Sau khi chạy, ô cookie được xóa (phải dán lại nếu muốn dùng lần nữa). </w:t>
+      </w:r>
+      <w:r>
+        <w:rPr>
+          <w:rFonts w:ascii="Calibri" w:hAnsi="Calibri" w:eastAsia="Calibri"/>
+          <w:b/>
+          <w:sz w:val="22"/>
+        </w:rPr>
+        <w:t>Lưu ý:</w:t>
+      </w:r>
+      <w:r>
+        <w:rPr>
+          <w:rFonts w:ascii="Calibri" w:hAnsi="Calibri" w:eastAsia="Calibri"/>
+          <w:b w:val="0"/>
+          <w:sz w:val="22"/>
+        </w:rPr>
+        <w:t xml:space="preserve"> dùng cookie giả để thử, tuyệt đối không dùng cookie thật của tài khoản quan trọng.</w:t>
       </w:r>
     </w:p>
     <w:p>
@@ -3932,7 +5781,7 @@
           <w:color w:val="FF671F"/>
           <w:sz w:val="32"/>
         </w:rPr>
-        <w:t>7. Admin</w:t>
+        <w:t>6. Phản hồi và báo lỗi (mọi màn hình)</w:t>
       </w:r>
     </w:p>
     <w:p>
@@ -3947,7 +5796,7 @@
           <w:color w:val="2A1F1A"/>
           <w:sz w:val="26"/>
         </w:rPr>
-        <w:t>TC-AD-01 Đăng nhập admin chung</w:t>
+        <w:t>TC-FB-01 Phản hồi câu hỏi cách dùng</w:t>
       </w:r>
     </w:p>
     <w:p>
@@ -3960,7 +5809,7 @@
           <w:b w:val="0"/>
           <w:sz w:val="22"/>
         </w:rPr>
-        <w:t xml:space="preserve">1. Trang </w:t>
+        <w:t xml:space="preserve">1. Mở khung </w:t>
       </w:r>
       <w:r>
         <w:rPr>
@@ -3968,15 +5817,31 @@
           <w:b/>
           <w:sz w:val="22"/>
         </w:rPr>
-        <w:t>Admin</w:t>
-      </w:r>
-      <w:r>
-        <w:rPr>
-          <w:rFonts w:ascii="Calibri" w:hAnsi="Calibri" w:eastAsia="Calibri"/>
-          <w:b w:val="0"/>
-          <w:sz w:val="22"/>
-        </w:rPr>
-        <w:t>, đăng nhập bằng tài khoản admin.</w:t>
+        <w:t>💬 Gặp vấn đề? Gửi phản hồi / báo lỗi</w:t>
+      </w:r>
+      <w:r>
+        <w:rPr>
+          <w:rFonts w:ascii="Calibri" w:hAnsi="Calibri" w:eastAsia="Calibri"/>
+          <w:b w:val="0"/>
+          <w:sz w:val="22"/>
+        </w:rPr>
+        <w:t xml:space="preserve"> ở thanh bên, nhập: "Làm sao để lưu dữ liệu ra file Excel?", bấm </w:t>
+      </w:r>
+      <w:r>
+        <w:rPr>
+          <w:rFonts w:ascii="Calibri" w:hAnsi="Calibri" w:eastAsia="Calibri"/>
+          <w:b/>
+          <w:sz w:val="22"/>
+        </w:rPr>
+        <w:t>Gửi phản hồi</w:t>
+      </w:r>
+      <w:r>
+        <w:rPr>
+          <w:rFonts w:ascii="Calibri" w:hAnsi="Calibri" w:eastAsia="Calibri"/>
+          <w:b w:val="0"/>
+          <w:sz w:val="22"/>
+        </w:rPr>
+        <w:t>.</w:t>
       </w:r>
     </w:p>
     <w:p>
@@ -3994,7 +5859,7 @@
           <w:b w:val="0"/>
           <w:sz w:val="22"/>
         </w:rPr>
-        <w:t xml:space="preserve"> thấy 5 tab: </w:t>
+        <w:t xml:space="preserve"> hệ thống trả lời trực tiếp bằng hướng dẫn (AI nhận định không phải lỗi). </w:t>
       </w:r>
       <w:r>
         <w:rPr>
@@ -4003,83 +5868,15 @@
           <w:i/>
           <w:sz w:val="22"/>
         </w:rPr>
-        <w:t>Crawl · Job lỗi &amp; gợi ý sửa</w:t>
-      </w:r>
-      <w:r>
-        <w:rPr>
-          <w:rFonts w:ascii="Calibri" w:hAnsi="Calibri" w:eastAsia="Calibri"/>
-          <w:b w:val="0"/>
-          <w:sz w:val="22"/>
-        </w:rPr>
-        <w:t xml:space="preserve">, </w:t>
-      </w:r>
-      <w:r>
-        <w:rPr>
-          <w:rFonts w:ascii="Calibri" w:hAnsi="Calibri" w:eastAsia="Calibri"/>
-          <w:b w:val="0"/>
-          <w:i/>
-          <w:sz w:val="22"/>
-        </w:rPr>
-        <w:t>Crawl · Cookie</w:t>
-      </w:r>
-      <w:r>
-        <w:rPr>
-          <w:rFonts w:ascii="Calibri" w:hAnsi="Calibri" w:eastAsia="Calibri"/>
-          <w:b w:val="0"/>
-          <w:sz w:val="22"/>
-        </w:rPr>
-        <w:t xml:space="preserve">, </w:t>
-      </w:r>
-      <w:r>
-        <w:rPr>
-          <w:rFonts w:ascii="Calibri" w:hAnsi="Calibri" w:eastAsia="Calibri"/>
-          <w:b w:val="0"/>
-          <w:i/>
-          <w:sz w:val="22"/>
-        </w:rPr>
-        <w:t>Crawl · Báo lỗi từ người dùng</w:t>
-      </w:r>
-      <w:r>
-        <w:rPr>
-          <w:rFonts w:ascii="Calibri" w:hAnsi="Calibri" w:eastAsia="Calibri"/>
-          <w:b w:val="0"/>
-          <w:sz w:val="22"/>
-        </w:rPr>
-        <w:t xml:space="preserve">, </w:t>
-      </w:r>
-      <w:r>
-        <w:rPr>
-          <w:rFonts w:ascii="Calibri" w:hAnsi="Calibri" w:eastAsia="Calibri"/>
-          <w:b w:val="0"/>
-          <w:i/>
-          <w:sz w:val="22"/>
-        </w:rPr>
-        <w:t>Automation · Người dùng</w:t>
-      </w:r>
-      <w:r>
-        <w:rPr>
-          <w:rFonts w:ascii="Calibri" w:hAnsi="Calibri" w:eastAsia="Calibri"/>
-          <w:b w:val="0"/>
-          <w:sz w:val="22"/>
-        </w:rPr>
-        <w:t xml:space="preserve">, </w:t>
-      </w:r>
-      <w:r>
-        <w:rPr>
-          <w:rFonts w:ascii="Calibri" w:hAnsi="Calibri" w:eastAsia="Calibri"/>
-          <w:b w:val="0"/>
-          <w:i/>
-          <w:sz w:val="22"/>
-        </w:rPr>
-        <w:t>Automation · Audit</w:t>
-      </w:r>
-      <w:r>
-        <w:rPr>
-          <w:rFonts w:ascii="Calibri" w:hAnsi="Calibri" w:eastAsia="Calibri"/>
-          <w:b w:val="0"/>
-          <w:sz w:val="22"/>
-        </w:rPr>
-        <w:t>. Đăng nhập sai thì báo "Sai username/password".</w:t>
+        <w:t>Ghi chú:</w:t>
+      </w:r>
+      <w:r>
+        <w:rPr>
+          <w:rFonts w:ascii="Calibri" w:hAnsi="Calibri" w:eastAsia="Calibri"/>
+          <w:b w:val="0"/>
+          <w:sz w:val="22"/>
+        </w:rPr>
+        <w:t xml:space="preserve"> phụ thuộc AI thật; nếu AI chưa cấu hình sẽ chuyển admin.</w:t>
       </w:r>
     </w:p>
     <w:p>
@@ -4094,7 +5891,7 @@
           <w:color w:val="2A1F1A"/>
           <w:sz w:val="26"/>
         </w:rPr>
-        <w:t>TC-AD-02 Đăng nhập một lần dùng cho cả Automation</w:t>
+        <w:t>TC-FB-02 Báo lỗi thật</w:t>
       </w:r>
     </w:p>
     <w:p>
@@ -4107,23 +5904,7 @@
           <w:b w:val="0"/>
           <w:sz w:val="22"/>
         </w:rPr>
-        <w:t xml:space="preserve">1. Sau TC-AD-01, chuyển sang trang </w:t>
-      </w:r>
-      <w:r>
-        <w:rPr>
-          <w:rFonts w:ascii="Calibri" w:hAnsi="Calibri" w:eastAsia="Calibri"/>
-          <w:b/>
-          <w:sz w:val="22"/>
-        </w:rPr>
-        <w:t>Automation</w:t>
-      </w:r>
-      <w:r>
-        <w:rPr>
-          <w:rFonts w:ascii="Calibri" w:hAnsi="Calibri" w:eastAsia="Calibri"/>
-          <w:b w:val="0"/>
-          <w:sz w:val="22"/>
-        </w:rPr>
-        <w:t>.</w:t>
+        <w:t>1. Nhập: "Bấm chạy crawl thì báo lỗi và không có dữ liệu", gửi.</w:t>
       </w:r>
     </w:p>
     <w:p>
@@ -4141,7 +5922,23 @@
           <w:b w:val="0"/>
           <w:sz w:val="22"/>
         </w:rPr>
-        <w:t xml:space="preserve"> đã đăng nhập sẵn (thấy tên tài khoản và vai trò admin), không phải nhập lại.</w:t>
+        <w:t xml:space="preserve"> hiện thông báo đã chuyển admin kèm </w:t>
+      </w:r>
+      <w:r>
+        <w:rPr>
+          <w:rFonts w:ascii="Calibri" w:hAnsi="Calibri" w:eastAsia="Calibri"/>
+          <w:b/>
+          <w:sz w:val="22"/>
+        </w:rPr>
+        <w:t>mã</w:t>
+      </w:r>
+      <w:r>
+        <w:rPr>
+          <w:rFonts w:ascii="Calibri" w:hAnsi="Calibri" w:eastAsia="Calibri"/>
+          <w:b w:val="0"/>
+          <w:sz w:val="22"/>
+        </w:rPr>
+        <w:t>; Admin thấy phản hồi này ở khung "Phản hồi AI đã chuyển admin" (xem TC-AD-05).</w:t>
       </w:r>
     </w:p>
     <w:p>
@@ -4156,7 +5953,7 @@
           <w:color w:val="2A1F1A"/>
           <w:sz w:val="26"/>
         </w:rPr>
-        <w:t>TC-AD-03 Job lỗi và gợi ý sửa</w:t>
+        <w:t>TC-FB-03 Không lộ bí mật</w:t>
       </w:r>
     </w:p>
     <w:p>
@@ -4169,40 +5966,23 @@
           <w:b w:val="0"/>
           <w:sz w:val="22"/>
         </w:rPr>
-        <w:t xml:space="preserve">1. Tab </w:t>
-      </w:r>
-      <w:r>
-        <w:rPr>
-          <w:rFonts w:ascii="Calibri" w:hAnsi="Calibri" w:eastAsia="Calibri"/>
-          <w:b w:val="0"/>
-          <w:i/>
-          <w:sz w:val="22"/>
-        </w:rPr>
-        <w:t>Crawl · Job lỗi &amp; gợi ý sửa</w:t>
-      </w:r>
-      <w:r>
-        <w:rPr>
-          <w:rFonts w:ascii="Calibri" w:hAnsi="Calibri" w:eastAsia="Calibri"/>
-          <w:b w:val="0"/>
-          <w:sz w:val="22"/>
-        </w:rPr>
-        <w:t xml:space="preserve">, bấm </w:t>
-      </w:r>
-      <w:r>
-        <w:rPr>
-          <w:rFonts w:ascii="Calibri" w:hAnsi="Calibri" w:eastAsia="Calibri"/>
-          <w:b/>
-          <w:sz w:val="22"/>
-        </w:rPr>
-        <w:t>Tải lại danh sách lỗi</w:t>
-      </w:r>
-      <w:r>
-        <w:rPr>
-          <w:rFonts w:ascii="Calibri" w:hAnsi="Calibri" w:eastAsia="Calibri"/>
-          <w:b w:val="0"/>
-          <w:sz w:val="22"/>
-        </w:rPr>
-        <w:t>.</w:t>
+        <w:t xml:space="preserve">1. Nhập phản hồi có dòng </w:t>
+      </w:r>
+      <w:r>
+        <w:rPr>
+          <w:rFonts w:ascii="Consolas" w:hAnsi="Consolas" w:eastAsia="Consolas"/>
+          <w:color w:val="B02A00"/>
+          <w:sz w:val="20"/>
+        </w:rPr>
+        <w:t>cookie: sessionid=abcdef123456</w:t>
+      </w:r>
+      <w:r>
+        <w:rPr>
+          <w:rFonts w:ascii="Calibri" w:hAnsi="Calibri" w:eastAsia="Calibri"/>
+          <w:b w:val="0"/>
+          <w:sz w:val="22"/>
+        </w:rPr>
+        <w:t>, gửi. Sau đó admin mở phản hồi.</w:t>
       </w:r>
     </w:p>
     <w:p>
@@ -4220,23 +6000,38 @@
           <w:b w:val="0"/>
           <w:sz w:val="22"/>
         </w:rPr>
-        <w:t xml:space="preserve"> hiện danh sách lỗi (hoặc "Không có lỗi nào"). Nếu có lỗi, thử nút gợi ý sửa: kết quả chỉ là văn bản gợi ý, </w:t>
-      </w:r>
+        <w:t xml:space="preserve"> trong phản hồi lưu, đoạn cookie bị che bằng </w:t>
+      </w:r>
+      <w:r>
+        <w:rPr>
+          <w:rFonts w:ascii="Consolas" w:hAnsi="Consolas" w:eastAsia="Consolas"/>
+          <w:color w:val="B02A00"/>
+          <w:sz w:val="20"/>
+        </w:rPr>
+        <w:t>[REDACTED]</w:t>
+      </w:r>
+      <w:r>
+        <w:rPr>
+          <w:rFonts w:ascii="Calibri" w:hAnsi="Calibri" w:eastAsia="Calibri"/>
+          <w:b w:val="0"/>
+          <w:sz w:val="22"/>
+        </w:rPr>
+        <w:t>.</w:t>
+      </w:r>
+    </w:p>
+    <w:p>
+      <w:pPr>
+        <w:keepNext/>
+        <w:spacing w:before="280" w:after="80"/>
+      </w:pPr>
       <w:r>
         <w:rPr>
           <w:rFonts w:ascii="Calibri" w:hAnsi="Calibri" w:eastAsia="Calibri"/>
           <w:b/>
-          <w:sz w:val="22"/>
-        </w:rPr>
-        <w:t>không có nút áp dụng tự động</w:t>
-      </w:r>
-      <w:r>
-        <w:rPr>
-          <w:rFonts w:ascii="Calibri" w:hAnsi="Calibri" w:eastAsia="Calibri"/>
-          <w:b w:val="0"/>
-          <w:sz w:val="22"/>
-        </w:rPr>
-        <w:t>.</w:t>
+          <w:color w:val="FF671F"/>
+          <w:sz w:val="32"/>
+        </w:rPr>
+        <w:t>7. Admin</w:t>
       </w:r>
     </w:p>
     <w:p>
@@ -4251,7 +6046,7 @@
           <w:color w:val="2A1F1A"/>
           <w:sz w:val="26"/>
         </w:rPr>
-        <w:t>TC-AD-04 Quản lý người dùng Automation</w:t>
+        <w:t>TC-AD-01 Đăng nhập admin chung</w:t>
       </w:r>
     </w:p>
     <w:p>
@@ -4264,72 +6059,26 @@
           <w:b w:val="0"/>
           <w:sz w:val="22"/>
         </w:rPr>
-        <w:t xml:space="preserve">1. Tab </w:t>
-      </w:r>
-      <w:r>
-        <w:rPr>
-          <w:rFonts w:ascii="Calibri" w:hAnsi="Calibri" w:eastAsia="Calibri"/>
-          <w:b w:val="0"/>
-          <w:i/>
-          <w:sz w:val="22"/>
-        </w:rPr>
-        <w:t>Automation · Người dùng</w:t>
-      </w:r>
-      <w:r>
-        <w:rPr>
-          <w:rFonts w:ascii="Calibri" w:hAnsi="Calibri" w:eastAsia="Calibri"/>
-          <w:b w:val="0"/>
-          <w:sz w:val="22"/>
-        </w:rPr>
-        <w:t xml:space="preserve">, tạo user </w:t>
-      </w:r>
-      <w:r>
-        <w:rPr>
-          <w:rFonts w:ascii="Consolas" w:hAnsi="Consolas" w:eastAsia="Consolas"/>
-          <w:color w:val="B02A00"/>
-          <w:sz w:val="20"/>
-        </w:rPr>
-        <w:t>tester01</w:t>
-      </w:r>
-      <w:r>
-        <w:rPr>
-          <w:rFonts w:ascii="Calibri" w:hAnsi="Calibri" w:eastAsia="Calibri"/>
-          <w:b w:val="0"/>
-          <w:sz w:val="22"/>
-        </w:rPr>
-        <w:t xml:space="preserve"> (mật khẩu ≥ 12 ký tự, role </w:t>
-      </w:r>
-      <w:r>
-        <w:rPr>
-          <w:rFonts w:ascii="Consolas" w:hAnsi="Consolas" w:eastAsia="Consolas"/>
-          <w:color w:val="B02A00"/>
-          <w:sz w:val="20"/>
-        </w:rPr>
-        <w:t>user</w:t>
-      </w:r>
-      <w:r>
-        <w:rPr>
-          <w:rFonts w:ascii="Calibri" w:hAnsi="Calibri" w:eastAsia="Calibri"/>
-          <w:b w:val="0"/>
-          <w:sz w:val="22"/>
-        </w:rPr>
-        <w:t>).</w:t>
+        <w:t xml:space="preserve">1. Trang </w:t>
+      </w:r>
+      <w:r>
+        <w:rPr>
+          <w:rFonts w:ascii="Calibri" w:hAnsi="Calibri" w:eastAsia="Calibri"/>
+          <w:b/>
+          <w:sz w:val="22"/>
+        </w:rPr>
+        <w:t>Admin</w:t>
+      </w:r>
+      <w:r>
+        <w:rPr>
+          <w:rFonts w:ascii="Calibri" w:hAnsi="Calibri" w:eastAsia="Calibri"/>
+          <w:b w:val="0"/>
+          <w:sz w:val="22"/>
+        </w:rPr>
+        <w:t>, đăng nhập bằng tài khoản admin.</w:t>
       </w:r>
     </w:p>
     <w:p>
-      <w:pPr>
-        <w:ind w:left="510" w:hanging="340"/>
-      </w:pPr>
-      <w:r>
-        <w:rPr>
-          <w:rFonts w:ascii="Calibri" w:hAnsi="Calibri" w:eastAsia="Calibri"/>
-          <w:b w:val="0"/>
-          <w:sz w:val="22"/>
-        </w:rPr>
-        <w:t>2. Khóa rồi mở khóa user; đặt lại mật khẩu.</w:t>
-      </w:r>
-    </w:p>
-    <w:p>
       <w:r>
         <w:rPr>
           <w:rFonts w:ascii="Calibri" w:hAnsi="Calibri" w:eastAsia="Calibri"/>
@@ -4344,7 +6093,92 @@
           <w:b w:val="0"/>
           <w:sz w:val="22"/>
         </w:rPr>
-        <w:t xml:space="preserve"> các thao tác thành công có thông báo; mật khẩu dưới 12 ký tự bị từ chối; không tự khóa được chính mình.</w:t>
+        <w:t xml:space="preserve"> thấy 5 tab: </w:t>
+      </w:r>
+      <w:r>
+        <w:rPr>
+          <w:rFonts w:ascii="Calibri" w:hAnsi="Calibri" w:eastAsia="Calibri"/>
+          <w:b w:val="0"/>
+          <w:i/>
+          <w:sz w:val="22"/>
+        </w:rPr>
+        <w:t>Crawl · Job lỗi &amp; gợi ý sửa</w:t>
+      </w:r>
+      <w:r>
+        <w:rPr>
+          <w:rFonts w:ascii="Calibri" w:hAnsi="Calibri" w:eastAsia="Calibri"/>
+          <w:b w:val="0"/>
+          <w:sz w:val="22"/>
+        </w:rPr>
+        <w:t xml:space="preserve">, </w:t>
+      </w:r>
+      <w:r>
+        <w:rPr>
+          <w:rFonts w:ascii="Calibri" w:hAnsi="Calibri" w:eastAsia="Calibri"/>
+          <w:b w:val="0"/>
+          <w:i/>
+          <w:sz w:val="22"/>
+        </w:rPr>
+        <w:t>Crawl · Cookie</w:t>
+      </w:r>
+      <w:r>
+        <w:rPr>
+          <w:rFonts w:ascii="Calibri" w:hAnsi="Calibri" w:eastAsia="Calibri"/>
+          <w:b w:val="0"/>
+          <w:sz w:val="22"/>
+        </w:rPr>
+        <w:t xml:space="preserve">, </w:t>
+      </w:r>
+      <w:r>
+        <w:rPr>
+          <w:rFonts w:ascii="Calibri" w:hAnsi="Calibri" w:eastAsia="Calibri"/>
+          <w:b w:val="0"/>
+          <w:i/>
+          <w:sz w:val="22"/>
+        </w:rPr>
+        <w:t>Crawl · Báo lỗi từ người dùng</w:t>
+      </w:r>
+      <w:r>
+        <w:rPr>
+          <w:rFonts w:ascii="Calibri" w:hAnsi="Calibri" w:eastAsia="Calibri"/>
+          <w:b w:val="0"/>
+          <w:sz w:val="22"/>
+        </w:rPr>
+        <w:t xml:space="preserve">, </w:t>
+      </w:r>
+      <w:r>
+        <w:rPr>
+          <w:rFonts w:ascii="Calibri" w:hAnsi="Calibri" w:eastAsia="Calibri"/>
+          <w:b w:val="0"/>
+          <w:i/>
+          <w:sz w:val="22"/>
+        </w:rPr>
+        <w:t>Automation · Người dùng</w:t>
+      </w:r>
+      <w:r>
+        <w:rPr>
+          <w:rFonts w:ascii="Calibri" w:hAnsi="Calibri" w:eastAsia="Calibri"/>
+          <w:b w:val="0"/>
+          <w:sz w:val="22"/>
+        </w:rPr>
+        <w:t xml:space="preserve">, </w:t>
+      </w:r>
+      <w:r>
+        <w:rPr>
+          <w:rFonts w:ascii="Calibri" w:hAnsi="Calibri" w:eastAsia="Calibri"/>
+          <w:b w:val="0"/>
+          <w:i/>
+          <w:sz w:val="22"/>
+        </w:rPr>
+        <w:t>Automation · Audit</w:t>
+      </w:r>
+      <w:r>
+        <w:rPr>
+          <w:rFonts w:ascii="Calibri" w:hAnsi="Calibri" w:eastAsia="Calibri"/>
+          <w:b w:val="0"/>
+          <w:sz w:val="22"/>
+        </w:rPr>
+        <w:t>. Đăng nhập sai thì báo "Sai username/password".</w:t>
       </w:r>
     </w:p>
     <w:p>
@@ -4359,7 +6193,7 @@
           <w:color w:val="2A1F1A"/>
           <w:sz w:val="26"/>
         </w:rPr>
-        <w:t>TC-AD-05 Xử lý phản hồi chuyển admin</w:t>
+        <w:t>TC-AD-02 Đăng nhập một lần dùng cho cả Automation</w:t>
       </w:r>
     </w:p>
     <w:p>
@@ -4372,7 +6206,7 @@
           <w:b w:val="0"/>
           <w:sz w:val="22"/>
         </w:rPr>
-        <w:t xml:space="preserve">1. Ở thanh bên Admin, mở </w:t>
+        <w:t xml:space="preserve">1. Sau TC-AD-01, chuyển sang trang </w:t>
       </w:r>
       <w:r>
         <w:rPr>
@@ -4380,39 +6214,7 @@
           <w:b/>
           <w:sz w:val="22"/>
         </w:rPr>
-        <w:t>💬 Phản hồi AI đã chuyển admin</w:t>
-      </w:r>
-      <w:r>
-        <w:rPr>
-          <w:rFonts w:ascii="Calibri" w:hAnsi="Calibri" w:eastAsia="Calibri"/>
-          <w:b w:val="0"/>
-          <w:sz w:val="22"/>
-        </w:rPr>
-        <w:t xml:space="preserve">, xem phản hồi tạo ở TC-FB-02, mở </w:t>
-      </w:r>
-      <w:r>
-        <w:rPr>
-          <w:rFonts w:ascii="Calibri" w:hAnsi="Calibri" w:eastAsia="Calibri"/>
-          <w:b/>
-          <w:sz w:val="22"/>
-        </w:rPr>
-        <w:t>Trace</w:t>
-      </w:r>
-      <w:r>
-        <w:rPr>
-          <w:rFonts w:ascii="Calibri" w:hAnsi="Calibri" w:eastAsia="Calibri"/>
-          <w:b w:val="0"/>
-          <w:sz w:val="22"/>
-        </w:rPr>
-        <w:t xml:space="preserve">, bấm </w:t>
-      </w:r>
-      <w:r>
-        <w:rPr>
-          <w:rFonts w:ascii="Calibri" w:hAnsi="Calibri" w:eastAsia="Calibri"/>
-          <w:b/>
-          <w:sz w:val="22"/>
-        </w:rPr>
-        <w:t>Đã xử lý</w:t>
+        <w:t>Automation</w:t>
       </w:r>
       <w:r>
         <w:rPr>
@@ -4438,7 +6240,7 @@
           <w:b w:val="0"/>
           <w:sz w:val="22"/>
         </w:rPr>
-        <w:t xml:space="preserve"> thấy nội dung, chẩn đoán của AI, trace; sau khi bấm "Đã xử lý" phản hồi biến khỏi danh sách.</w:t>
+        <w:t xml:space="preserve"> đã đăng nhập sẵn (thấy tên tài khoản và vai trò admin), không phải nhập lại.</w:t>
       </w:r>
     </w:p>
     <w:p>
@@ -4453,6 +6255,303 @@
           <w:color w:val="2A1F1A"/>
           <w:sz w:val="26"/>
         </w:rPr>
+        <w:t>TC-AD-03 Job lỗi và gợi ý sửa</w:t>
+      </w:r>
+    </w:p>
+    <w:p>
+      <w:pPr>
+        <w:ind w:left="510" w:hanging="340"/>
+      </w:pPr>
+      <w:r>
+        <w:rPr>
+          <w:rFonts w:ascii="Calibri" w:hAnsi="Calibri" w:eastAsia="Calibri"/>
+          <w:b w:val="0"/>
+          <w:sz w:val="22"/>
+        </w:rPr>
+        <w:t xml:space="preserve">1. Tab </w:t>
+      </w:r>
+      <w:r>
+        <w:rPr>
+          <w:rFonts w:ascii="Calibri" w:hAnsi="Calibri" w:eastAsia="Calibri"/>
+          <w:b w:val="0"/>
+          <w:i/>
+          <w:sz w:val="22"/>
+        </w:rPr>
+        <w:t>Crawl · Job lỗi &amp; gợi ý sửa</w:t>
+      </w:r>
+      <w:r>
+        <w:rPr>
+          <w:rFonts w:ascii="Calibri" w:hAnsi="Calibri" w:eastAsia="Calibri"/>
+          <w:b w:val="0"/>
+          <w:sz w:val="22"/>
+        </w:rPr>
+        <w:t xml:space="preserve">, bấm </w:t>
+      </w:r>
+      <w:r>
+        <w:rPr>
+          <w:rFonts w:ascii="Calibri" w:hAnsi="Calibri" w:eastAsia="Calibri"/>
+          <w:b/>
+          <w:sz w:val="22"/>
+        </w:rPr>
+        <w:t>Tải lại danh sách lỗi</w:t>
+      </w:r>
+      <w:r>
+        <w:rPr>
+          <w:rFonts w:ascii="Calibri" w:hAnsi="Calibri" w:eastAsia="Calibri"/>
+          <w:b w:val="0"/>
+          <w:sz w:val="22"/>
+        </w:rPr>
+        <w:t>.</w:t>
+      </w:r>
+    </w:p>
+    <w:p>
+      <w:r>
+        <w:rPr>
+          <w:rFonts w:ascii="Calibri" w:hAnsi="Calibri" w:eastAsia="Calibri"/>
+          <w:b/>
+          <w:sz w:val="22"/>
+        </w:rPr>
+        <w:t>Mong đợi:</w:t>
+      </w:r>
+      <w:r>
+        <w:rPr>
+          <w:rFonts w:ascii="Calibri" w:hAnsi="Calibri" w:eastAsia="Calibri"/>
+          <w:b w:val="0"/>
+          <w:sz w:val="22"/>
+        </w:rPr>
+        <w:t xml:space="preserve"> hiện danh sách lỗi (hoặc "Không có lỗi nào"). Nếu có lỗi, thử nút gợi ý sửa: kết quả chỉ là văn bản gợi ý, </w:t>
+      </w:r>
+      <w:r>
+        <w:rPr>
+          <w:rFonts w:ascii="Calibri" w:hAnsi="Calibri" w:eastAsia="Calibri"/>
+          <w:b/>
+          <w:sz w:val="22"/>
+        </w:rPr>
+        <w:t>không có nút áp dụng tự động</w:t>
+      </w:r>
+      <w:r>
+        <w:rPr>
+          <w:rFonts w:ascii="Calibri" w:hAnsi="Calibri" w:eastAsia="Calibri"/>
+          <w:b w:val="0"/>
+          <w:sz w:val="22"/>
+        </w:rPr>
+        <w:t>.</w:t>
+      </w:r>
+    </w:p>
+    <w:p>
+      <w:pPr>
+        <w:keepNext/>
+        <w:spacing w:before="160" w:after="80"/>
+      </w:pPr>
+      <w:r>
+        <w:rPr>
+          <w:rFonts w:ascii="Calibri" w:hAnsi="Calibri" w:eastAsia="Calibri"/>
+          <w:b/>
+          <w:color w:val="2A1F1A"/>
+          <w:sz w:val="26"/>
+        </w:rPr>
+        <w:t>TC-AD-04 Quản lý người dùng Automation</w:t>
+      </w:r>
+    </w:p>
+    <w:p>
+      <w:pPr>
+        <w:ind w:left="510" w:hanging="340"/>
+      </w:pPr>
+      <w:r>
+        <w:rPr>
+          <w:rFonts w:ascii="Calibri" w:hAnsi="Calibri" w:eastAsia="Calibri"/>
+          <w:b w:val="0"/>
+          <w:sz w:val="22"/>
+        </w:rPr>
+        <w:t xml:space="preserve">1. Tab </w:t>
+      </w:r>
+      <w:r>
+        <w:rPr>
+          <w:rFonts w:ascii="Calibri" w:hAnsi="Calibri" w:eastAsia="Calibri"/>
+          <w:b w:val="0"/>
+          <w:i/>
+          <w:sz w:val="22"/>
+        </w:rPr>
+        <w:t>Automation · Người dùng</w:t>
+      </w:r>
+      <w:r>
+        <w:rPr>
+          <w:rFonts w:ascii="Calibri" w:hAnsi="Calibri" w:eastAsia="Calibri"/>
+          <w:b w:val="0"/>
+          <w:sz w:val="22"/>
+        </w:rPr>
+        <w:t xml:space="preserve">, tạo user </w:t>
+      </w:r>
+      <w:r>
+        <w:rPr>
+          <w:rFonts w:ascii="Consolas" w:hAnsi="Consolas" w:eastAsia="Consolas"/>
+          <w:color w:val="B02A00"/>
+          <w:sz w:val="20"/>
+        </w:rPr>
+        <w:t>tester01</w:t>
+      </w:r>
+      <w:r>
+        <w:rPr>
+          <w:rFonts w:ascii="Calibri" w:hAnsi="Calibri" w:eastAsia="Calibri"/>
+          <w:b w:val="0"/>
+          <w:sz w:val="22"/>
+        </w:rPr>
+        <w:t xml:space="preserve"> (mật khẩu ≥ 12 ký tự, role </w:t>
+      </w:r>
+      <w:r>
+        <w:rPr>
+          <w:rFonts w:ascii="Consolas" w:hAnsi="Consolas" w:eastAsia="Consolas"/>
+          <w:color w:val="B02A00"/>
+          <w:sz w:val="20"/>
+        </w:rPr>
+        <w:t>user</w:t>
+      </w:r>
+      <w:r>
+        <w:rPr>
+          <w:rFonts w:ascii="Calibri" w:hAnsi="Calibri" w:eastAsia="Calibri"/>
+          <w:b w:val="0"/>
+          <w:sz w:val="22"/>
+        </w:rPr>
+        <w:t>).</w:t>
+      </w:r>
+    </w:p>
+    <w:p>
+      <w:pPr>
+        <w:ind w:left="510" w:hanging="340"/>
+      </w:pPr>
+      <w:r>
+        <w:rPr>
+          <w:rFonts w:ascii="Calibri" w:hAnsi="Calibri" w:eastAsia="Calibri"/>
+          <w:b w:val="0"/>
+          <w:sz w:val="22"/>
+        </w:rPr>
+        <w:t>2. Khóa rồi mở khóa user; đặt lại mật khẩu.</w:t>
+      </w:r>
+    </w:p>
+    <w:p>
+      <w:r>
+        <w:rPr>
+          <w:rFonts w:ascii="Calibri" w:hAnsi="Calibri" w:eastAsia="Calibri"/>
+          <w:b/>
+          <w:sz w:val="22"/>
+        </w:rPr>
+        <w:t>Mong đợi:</w:t>
+      </w:r>
+      <w:r>
+        <w:rPr>
+          <w:rFonts w:ascii="Calibri" w:hAnsi="Calibri" w:eastAsia="Calibri"/>
+          <w:b w:val="0"/>
+          <w:sz w:val="22"/>
+        </w:rPr>
+        <w:t xml:space="preserve"> các thao tác thành công có thông báo; mật khẩu dưới 12 ký tự bị từ chối; không tự khóa được chính mình.</w:t>
+      </w:r>
+    </w:p>
+    <w:p>
+      <w:pPr>
+        <w:keepNext/>
+        <w:spacing w:before="160" w:after="80"/>
+      </w:pPr>
+      <w:r>
+        <w:rPr>
+          <w:rFonts w:ascii="Calibri" w:hAnsi="Calibri" w:eastAsia="Calibri"/>
+          <w:b/>
+          <w:color w:val="2A1F1A"/>
+          <w:sz w:val="26"/>
+        </w:rPr>
+        <w:t>TC-AD-05 Xử lý phản hồi chuyển admin</w:t>
+      </w:r>
+    </w:p>
+    <w:p>
+      <w:pPr>
+        <w:ind w:left="510" w:hanging="340"/>
+      </w:pPr>
+      <w:r>
+        <w:rPr>
+          <w:rFonts w:ascii="Calibri" w:hAnsi="Calibri" w:eastAsia="Calibri"/>
+          <w:b w:val="0"/>
+          <w:sz w:val="22"/>
+        </w:rPr>
+        <w:t xml:space="preserve">1. Ở thanh bên Admin, mở </w:t>
+      </w:r>
+      <w:r>
+        <w:rPr>
+          <w:rFonts w:ascii="Calibri" w:hAnsi="Calibri" w:eastAsia="Calibri"/>
+          <w:b/>
+          <w:sz w:val="22"/>
+        </w:rPr>
+        <w:t>💬 Phản hồi AI đã chuyển admin</w:t>
+      </w:r>
+      <w:r>
+        <w:rPr>
+          <w:rFonts w:ascii="Calibri" w:hAnsi="Calibri" w:eastAsia="Calibri"/>
+          <w:b w:val="0"/>
+          <w:sz w:val="22"/>
+        </w:rPr>
+        <w:t xml:space="preserve">, xem phản hồi tạo ở TC-FB-02, mở </w:t>
+      </w:r>
+      <w:r>
+        <w:rPr>
+          <w:rFonts w:ascii="Calibri" w:hAnsi="Calibri" w:eastAsia="Calibri"/>
+          <w:b/>
+          <w:sz w:val="22"/>
+        </w:rPr>
+        <w:t>Trace</w:t>
+      </w:r>
+      <w:r>
+        <w:rPr>
+          <w:rFonts w:ascii="Calibri" w:hAnsi="Calibri" w:eastAsia="Calibri"/>
+          <w:b w:val="0"/>
+          <w:sz w:val="22"/>
+        </w:rPr>
+        <w:t xml:space="preserve">, bấm </w:t>
+      </w:r>
+      <w:r>
+        <w:rPr>
+          <w:rFonts w:ascii="Calibri" w:hAnsi="Calibri" w:eastAsia="Calibri"/>
+          <w:b/>
+          <w:sz w:val="22"/>
+        </w:rPr>
+        <w:t>Đã xử lý</w:t>
+      </w:r>
+      <w:r>
+        <w:rPr>
+          <w:rFonts w:ascii="Calibri" w:hAnsi="Calibri" w:eastAsia="Calibri"/>
+          <w:b w:val="0"/>
+          <w:sz w:val="22"/>
+        </w:rPr>
+        <w:t>.</w:t>
+      </w:r>
+    </w:p>
+    <w:p>
+      <w:r>
+        <w:rPr>
+          <w:rFonts w:ascii="Calibri" w:hAnsi="Calibri" w:eastAsia="Calibri"/>
+          <w:b/>
+          <w:sz w:val="22"/>
+        </w:rPr>
+        <w:t>Mong đợi:</w:t>
+      </w:r>
+      <w:r>
+        <w:rPr>
+          <w:rFonts w:ascii="Calibri" w:hAnsi="Calibri" w:eastAsia="Calibri"/>
+          <w:b w:val="0"/>
+          <w:sz w:val="22"/>
+        </w:rPr>
+        <w:t xml:space="preserve"> thấy nội dung, chẩn đoán của AI, trace; sau khi bấm "Đã xử lý" phản hồi biến khỏi danh sách.</w:t>
+      </w:r>
+    </w:p>
+    <w:p>
+      <w:pPr>
+        <w:keepNext/>
+        <w:spacing w:before="160" w:after="80"/>
+      </w:pPr>
+      <w:r>
+        <w:rPr>
+          <w:rFonts w:ascii="Calibri" w:hAnsi="Calibri" w:eastAsia="Calibri"/>
+          <w:b/>
+          <w:color w:val="2A1F1A"/>
+          <w:sz w:val="26"/>
+        </w:rPr>
         <w:t>TC-AD-06 Quên mật khẩu</w:t>
       </w:r>
     </w:p>
@@ -4581,6 +6680,274 @@
       </w:r>
     </w:p>
     <w:p>
+      <w:r>
+        <w:rPr>
+          <w:rFonts w:ascii="Calibri" w:hAnsi="Calibri" w:eastAsia="Calibri"/>
+          <w:b/>
+          <w:sz w:val="22"/>
+        </w:rPr>
+        <w:t>Automation là gì (đọc trước khi test).</w:t>
+      </w:r>
+      <w:r>
+        <w:rPr>
+          <w:rFonts w:ascii="Calibri" w:hAnsi="Calibri" w:eastAsia="Calibri"/>
+          <w:b w:val="0"/>
+          <w:sz w:val="22"/>
+        </w:rPr>
+        <w:t xml:space="preserve"> Đây là bộ </w:t>
+      </w:r>
+      <w:r>
+        <w:rPr>
+          <w:rFonts w:ascii="Calibri" w:hAnsi="Calibri" w:eastAsia="Calibri"/>
+          <w:b/>
+          <w:sz w:val="22"/>
+        </w:rPr>
+        <w:t>kiểm thử giao diện tự động theo dữ liệu</w:t>
+      </w:r>
+      <w:r>
+        <w:rPr>
+          <w:rFonts w:ascii="Calibri" w:hAnsi="Calibri" w:eastAsia="Calibri"/>
+          <w:b w:val="0"/>
+          <w:sz w:val="22"/>
+        </w:rPr>
+        <w:t xml:space="preserve">. Bạn mô tả flow trong một file Excel (workbook): sheet </w:t>
+      </w:r>
+      <w:r>
+        <w:rPr>
+          <w:rFonts w:ascii="Consolas" w:hAnsi="Consolas" w:eastAsia="Consolas"/>
+          <w:color w:val="B02A00"/>
+          <w:sz w:val="20"/>
+        </w:rPr>
+        <w:t>steps</w:t>
+      </w:r>
+      <w:r>
+        <w:rPr>
+          <w:rFonts w:ascii="Calibri" w:hAnsi="Calibri" w:eastAsia="Calibri"/>
+          <w:b w:val="0"/>
+          <w:sz w:val="22"/>
+        </w:rPr>
+        <w:t xml:space="preserve"> liệt kê từng bước (mở màn hình, điền, bấm, đọc kết quả), sheet </w:t>
+      </w:r>
+      <w:r>
+        <w:rPr>
+          <w:rFonts w:ascii="Consolas" w:hAnsi="Consolas" w:eastAsia="Consolas"/>
+          <w:color w:val="B02A00"/>
+          <w:sz w:val="20"/>
+        </w:rPr>
+        <w:t>testcases</w:t>
+      </w:r>
+      <w:r>
+        <w:rPr>
+          <w:rFonts w:ascii="Calibri" w:hAnsi="Calibri" w:eastAsia="Calibri"/>
+          <w:b w:val="0"/>
+          <w:sz w:val="22"/>
+        </w:rPr>
+        <w:t xml:space="preserve"> liệt kê các ca cần thử cùng </w:t>
+      </w:r>
+      <w:r>
+        <w:rPr>
+          <w:rFonts w:ascii="Calibri" w:hAnsi="Calibri" w:eastAsia="Calibri"/>
+          <w:b/>
+          <w:sz w:val="22"/>
+        </w:rPr>
+        <w:t>kết quả mong đợi</w:t>
+      </w:r>
+      <w:r>
+        <w:rPr>
+          <w:rFonts w:ascii="Calibri" w:hAnsi="Calibri" w:eastAsia="Calibri"/>
+          <w:b w:val="0"/>
+          <w:sz w:val="22"/>
+        </w:rPr>
+        <w:t xml:space="preserve"> (</w:t>
+      </w:r>
+      <w:r>
+        <w:rPr>
+          <w:rFonts w:ascii="Consolas" w:hAnsi="Consolas" w:eastAsia="Consolas"/>
+          <w:color w:val="B02A00"/>
+          <w:sz w:val="20"/>
+        </w:rPr>
+        <w:t>expected_*</w:t>
+      </w:r>
+      <w:r>
+        <w:rPr>
+          <w:rFonts w:ascii="Calibri" w:hAnsi="Calibri" w:eastAsia="Calibri"/>
+          <w:b w:val="0"/>
+          <w:sz w:val="22"/>
+        </w:rPr>
+        <w:t xml:space="preserve">). Một chương trình nhỏ tên </w:t>
+      </w:r>
+      <w:r>
+        <w:rPr>
+          <w:rFonts w:ascii="Calibri" w:hAnsi="Calibri" w:eastAsia="Calibri"/>
+          <w:b/>
+          <w:sz w:val="22"/>
+        </w:rPr>
+        <w:t>agent</w:t>
+      </w:r>
+      <w:r>
+        <w:rPr>
+          <w:rFonts w:ascii="Calibri" w:hAnsi="Calibri" w:eastAsia="Calibri"/>
+          <w:b w:val="0"/>
+          <w:sz w:val="22"/>
+        </w:rPr>
+        <w:t xml:space="preserve"> chạy trên </w:t>
+      </w:r>
+      <w:r>
+        <w:rPr>
+          <w:rFonts w:ascii="Calibri" w:hAnsi="Calibri" w:eastAsia="Calibri"/>
+          <w:b/>
+          <w:sz w:val="22"/>
+        </w:rPr>
+        <w:t>máy của bạn</w:t>
+      </w:r>
+      <w:r>
+        <w:rPr>
+          <w:rFonts w:ascii="Calibri" w:hAnsi="Calibri" w:eastAsia="Calibri"/>
+          <w:b w:val="0"/>
+          <w:sz w:val="22"/>
+        </w:rPr>
+        <w:t xml:space="preserve">, mở trình duyệt thật, làm theo workbook rồi so giá trị đọc được với </w:t>
+      </w:r>
+      <w:r>
+        <w:rPr>
+          <w:rFonts w:ascii="Consolas" w:hAnsi="Consolas" w:eastAsia="Consolas"/>
+          <w:color w:val="B02A00"/>
+          <w:sz w:val="20"/>
+        </w:rPr>
+        <w:t>expected_*</w:t>
+      </w:r>
+      <w:r>
+        <w:rPr>
+          <w:rFonts w:ascii="Calibri" w:hAnsi="Calibri" w:eastAsia="Calibri"/>
+          <w:b w:val="0"/>
+          <w:sz w:val="22"/>
+        </w:rPr>
+        <w:t xml:space="preserve">: kết quả </w:t>
+      </w:r>
+      <w:r>
+        <w:rPr>
+          <w:rFonts w:ascii="Calibri" w:hAnsi="Calibri" w:eastAsia="Calibri"/>
+          <w:b/>
+          <w:sz w:val="22"/>
+        </w:rPr>
+        <w:t>PASS</w:t>
+      </w:r>
+      <w:r>
+        <w:rPr>
+          <w:rFonts w:ascii="Calibri" w:hAnsi="Calibri" w:eastAsia="Calibri"/>
+          <w:b w:val="0"/>
+          <w:sz w:val="22"/>
+        </w:rPr>
+        <w:t xml:space="preserve"> (khớp), </w:t>
+      </w:r>
+      <w:r>
+        <w:rPr>
+          <w:rFonts w:ascii="Calibri" w:hAnsi="Calibri" w:eastAsia="Calibri"/>
+          <w:b/>
+          <w:sz w:val="22"/>
+        </w:rPr>
+        <w:t>FAIL</w:t>
+      </w:r>
+      <w:r>
+        <w:rPr>
+          <w:rFonts w:ascii="Calibri" w:hAnsi="Calibri" w:eastAsia="Calibri"/>
+          <w:b w:val="0"/>
+          <w:sz w:val="22"/>
+        </w:rPr>
+        <w:t xml:space="preserve"> (lệch) hoặc </w:t>
+      </w:r>
+      <w:r>
+        <w:rPr>
+          <w:rFonts w:ascii="Calibri" w:hAnsi="Calibri" w:eastAsia="Calibri"/>
+          <w:b/>
+          <w:sz w:val="22"/>
+        </w:rPr>
+        <w:t>UNVERIFIED</w:t>
+      </w:r>
+      <w:r>
+        <w:rPr>
+          <w:rFonts w:ascii="Calibri" w:hAnsi="Calibri" w:eastAsia="Calibri"/>
+          <w:b w:val="0"/>
+          <w:sz w:val="22"/>
+        </w:rPr>
+        <w:t xml:space="preserve"> (không có giá trị mong đợi để so). Trang web chỉ dùng để soạn workbook, giao việc và xem tóm tắt; </w:t>
+      </w:r>
+      <w:r>
+        <w:rPr>
+          <w:rFonts w:ascii="Calibri" w:hAnsi="Calibri" w:eastAsia="Calibri"/>
+          <w:b/>
+          <w:sz w:val="22"/>
+        </w:rPr>
+        <w:t>trình duyệt, tài khoản đăng nhập và báo cáo chi tiết không rời khỏi máy bạn</w:t>
+      </w:r>
+      <w:r>
+        <w:rPr>
+          <w:rFonts w:ascii="Calibri" w:hAnsi="Calibri" w:eastAsia="Calibri"/>
+          <w:b w:val="0"/>
+          <w:sz w:val="22"/>
+        </w:rPr>
+        <w:t>.</w:t>
+      </w:r>
+    </w:p>
+    <w:p>
+      <w:r>
+        <w:rPr>
+          <w:rFonts w:ascii="Calibri" w:hAnsi="Calibri" w:eastAsia="Calibri"/>
+          <w:b w:val="0"/>
+          <w:sz w:val="22"/>
+        </w:rPr>
+        <w:t xml:space="preserve">Các tab trên trang (theo thứ tự xuất hiện): </w:t>
+      </w:r>
+      <w:r>
+        <w:rPr>
+          <w:rFonts w:ascii="Calibri" w:hAnsi="Calibri" w:eastAsia="Calibri"/>
+          <w:b/>
+          <w:sz w:val="22"/>
+        </w:rPr>
+        <w:t>Chạy testcase · Lịch sử &amp; kết quả · Agent · Thông báo · Describe · Record local · Inspector local</w:t>
+      </w:r>
+      <w:r>
+        <w:rPr>
+          <w:rFonts w:ascii="Calibri" w:hAnsi="Calibri" w:eastAsia="Calibri"/>
+          <w:b w:val="0"/>
+          <w:sz w:val="22"/>
+        </w:rPr>
+        <w:t xml:space="preserve">. Ba tab cuối là công cụ </w:t>
+      </w:r>
+      <w:r>
+        <w:rPr>
+          <w:rFonts w:ascii="Calibri" w:hAnsi="Calibri" w:eastAsia="Calibri"/>
+          <w:b/>
+          <w:sz w:val="22"/>
+        </w:rPr>
+        <w:t>soạn workbook</w:t>
+      </w:r>
+      <w:r>
+        <w:rPr>
+          <w:rFonts w:ascii="Calibri" w:hAnsi="Calibri" w:eastAsia="Calibri"/>
+          <w:b w:val="0"/>
+          <w:sz w:val="22"/>
+        </w:rPr>
+        <w:t xml:space="preserve">, bốn tab đầu là </w:t>
+      </w:r>
+      <w:r>
+        <w:rPr>
+          <w:rFonts w:ascii="Calibri" w:hAnsi="Calibri" w:eastAsia="Calibri"/>
+          <w:b/>
+          <w:sz w:val="22"/>
+        </w:rPr>
+        <w:t>vận hành</w:t>
+      </w:r>
+      <w:r>
+        <w:rPr>
+          <w:rFonts w:ascii="Calibri" w:hAnsi="Calibri" w:eastAsia="Calibri"/>
+          <w:b w:val="0"/>
+          <w:sz w:val="22"/>
+        </w:rPr>
+        <w:t>. Mỗi ca dưới đây giải thích một chức năng, cách thử và kết quả mong đợi.</w:t>
+      </w:r>
+    </w:p>
+    <w:p>
       <w:pPr>
         <w:ind w:left="340"/>
       </w:pPr>
@@ -4609,7 +6976,25 @@
           <w:color w:val="6B5A52"/>
           <w:sz w:val="21"/>
         </w:rPr>
-        <w:t xml:space="preserve"> (xem hướng dẫn trên trang). Nhóm không cài Python có thể chỉ làm TC-AU-01 đến TC-AU-03.</w:t>
+        <w:t xml:space="preserve"> (theo khung </w:t>
+      </w:r>
+      <w:r>
+        <w:rPr>
+          <w:rFonts w:ascii="Calibri" w:hAnsi="Calibri" w:eastAsia="Calibri"/>
+          <w:b/>
+          <w:color w:val="6B5A52"/>
+          <w:sz w:val="21"/>
+        </w:rPr>
+        <w:t>🛠️ Cài môi trường Python</w:t>
+      </w:r>
+      <w:r>
+        <w:rPr>
+          <w:rFonts w:ascii="Calibri" w:hAnsi="Calibri" w:eastAsia="Calibri"/>
+          <w:b w:val="0"/>
+          <w:color w:val="6B5A52"/>
+          <w:sz w:val="21"/>
+        </w:rPr>
+        <w:t xml:space="preserve"> trên trang), trừ TC-AU-12 và TC-AU-13. Nhóm không cài Python có thể chỉ làm TC-AU-01 đến TC-AU-03, TC-AU-12 (xem lịch sử do người khác chạy) và TC-AU-13.</w:t>
       </w:r>
     </w:p>
     <w:p>
@@ -4624,7 +7009,7 @@
           <w:color w:val="2A1F1A"/>
           <w:sz w:val="26"/>
         </w:rPr>
-        <w:t>TC-AU-01 Đăng nhập và hướng dẫn</w:t>
+        <w:t>8.1 Chuẩn bị chung cho các ca chạy thật</w:t>
       </w:r>
     </w:p>
     <w:p>
@@ -4637,23 +7022,23 @@
           <w:b w:val="0"/>
           <w:sz w:val="22"/>
         </w:rPr>
-        <w:t xml:space="preserve">1. Mở trang </w:t>
-      </w:r>
-      <w:r>
-        <w:rPr>
-          <w:rFonts w:ascii="Calibri" w:hAnsi="Calibri" w:eastAsia="Calibri"/>
-          <w:b/>
-          <w:sz w:val="22"/>
-        </w:rPr>
-        <w:t>Automation</w:t>
-      </w:r>
-      <w:r>
-        <w:rPr>
-          <w:rFonts w:ascii="Calibri" w:hAnsi="Calibri" w:eastAsia="Calibri"/>
-          <w:b w:val="0"/>
-          <w:sz w:val="22"/>
-        </w:rPr>
-        <w:t xml:space="preserve"> khi chưa đăng nhập.</w:t>
+        <w:t>1. Lấy cả dự án về máy (</w:t>
+      </w:r>
+      <w:r>
+        <w:rPr>
+          <w:rFonts w:ascii="Consolas" w:hAnsi="Consolas" w:eastAsia="Consolas"/>
+          <w:color w:val="B02A00"/>
+          <w:sz w:val="20"/>
+        </w:rPr>
+        <w:t>git clone</w:t>
+      </w:r>
+      <w:r>
+        <w:rPr>
+          <w:rFonts w:ascii="Calibri" w:hAnsi="Calibri" w:eastAsia="Calibri"/>
+          <w:b w:val="0"/>
+          <w:sz w:val="22"/>
+        </w:rPr>
+        <w:t>) hoặc bản đóng gói nhóm phát triển cung cấp; cài Python theo hướng dẫn trên trang (TC-AU-04).</w:t>
       </w:r>
     </w:p>
     <w:p>
@@ -4666,7 +7051,7 @@
           <w:b w:val="0"/>
           <w:sz w:val="22"/>
         </w:rPr>
-        <w:t xml:space="preserve">2. Đăng nhập bằng </w:t>
+        <w:t xml:space="preserve">2. Tạo file </w:t>
       </w:r>
       <w:r>
         <w:rPr>
@@ -4674,33 +7059,171 @@
           <w:color w:val="B02A00"/>
           <w:sz w:val="20"/>
         </w:rPr>
-        <w:t>tester01</w:t>
-      </w:r>
-      <w:r>
-        <w:rPr>
-          <w:rFonts w:ascii="Calibri" w:hAnsi="Calibri" w:eastAsia="Calibri"/>
-          <w:b w:val="0"/>
-          <w:sz w:val="22"/>
-        </w:rPr>
-        <w:t>.</w:t>
+        <w:t>runner.env</w:t>
+      </w:r>
+      <w:r>
+        <w:rPr>
+          <w:rFonts w:ascii="Calibri" w:hAnsi="Calibri" w:eastAsia="Calibri"/>
+          <w:b w:val="0"/>
+          <w:sz w:val="22"/>
+        </w:rPr>
+        <w:t xml:space="preserve"> (ngoài Git) chứa tài khoản của hệ thống được test theo dạng </w:t>
+      </w:r>
+      <w:r>
+        <w:rPr>
+          <w:rFonts w:ascii="Consolas" w:hAnsi="Consolas" w:eastAsia="Consolas"/>
+          <w:color w:val="B02A00"/>
+          <w:sz w:val="20"/>
+        </w:rPr>
+        <w:t>TIỀN_TỐ_USERNAME</w:t>
+      </w:r>
+      <w:r>
+        <w:rPr>
+          <w:rFonts w:ascii="Calibri" w:hAnsi="Calibri" w:eastAsia="Calibri"/>
+          <w:b w:val="0"/>
+          <w:sz w:val="22"/>
+        </w:rPr>
+        <w:t xml:space="preserve"> / </w:t>
+      </w:r>
+      <w:r>
+        <w:rPr>
+          <w:rFonts w:ascii="Consolas" w:hAnsi="Consolas" w:eastAsia="Consolas"/>
+          <w:color w:val="B02A00"/>
+          <w:sz w:val="20"/>
+        </w:rPr>
+        <w:t>TIỀN_TỐ_PASSWORD</w:t>
+      </w:r>
+      <w:r>
+        <w:rPr>
+          <w:rFonts w:ascii="Calibri" w:hAnsi="Calibri" w:eastAsia="Calibri"/>
+          <w:b w:val="0"/>
+          <w:sz w:val="22"/>
+        </w:rPr>
+        <w:t xml:space="preserve">. Tiền tố lấy từ cột </w:t>
+      </w:r>
+      <w:r>
+        <w:rPr>
+          <w:rFonts w:ascii="Consolas" w:hAnsi="Consolas" w:eastAsia="Consolas"/>
+          <w:color w:val="B02A00"/>
+          <w:sz w:val="20"/>
+        </w:rPr>
+        <w:t>role_code</w:t>
+      </w:r>
+      <w:r>
+        <w:rPr>
+          <w:rFonts w:ascii="Calibri" w:hAnsi="Calibri" w:eastAsia="Calibri"/>
+          <w:b w:val="0"/>
+          <w:sz w:val="22"/>
+        </w:rPr>
+        <w:t xml:space="preserve"> (và </w:t>
+      </w:r>
+      <w:r>
+        <w:rPr>
+          <w:rFonts w:ascii="Consolas" w:hAnsi="Consolas" w:eastAsia="Consolas"/>
+          <w:color w:val="B02A00"/>
+          <w:sz w:val="20"/>
+        </w:rPr>
+        <w:t>specialized_bank</w:t>
+      </w:r>
+      <w:r>
+        <w:rPr>
+          <w:rFonts w:ascii="Calibri" w:hAnsi="Calibri" w:eastAsia="Calibri"/>
+          <w:b w:val="0"/>
+          <w:sz w:val="22"/>
+        </w:rPr>
+        <w:t xml:space="preserve">) của testcase; để trống cả hai thì dùng tiền tố </w:t>
+      </w:r>
+      <w:r>
+        <w:rPr>
+          <w:rFonts w:ascii="Consolas" w:hAnsi="Consolas" w:eastAsia="Consolas"/>
+          <w:color w:val="B02A00"/>
+          <w:sz w:val="20"/>
+        </w:rPr>
+        <w:t>DEFAULT</w:t>
+      </w:r>
+      <w:r>
+        <w:rPr>
+          <w:rFonts w:ascii="Calibri" w:hAnsi="Calibri" w:eastAsia="Calibri"/>
+          <w:b w:val="0"/>
+          <w:sz w:val="22"/>
+        </w:rPr>
+        <w:t>. Với workbook mẫu chỉ cần:</w:t>
       </w:r>
     </w:p>
     <w:p>
+      <w:pPr>
+        <w:ind w:left="283"/>
+        <w:shd w:val="clear" w:fill="F3EDE8"/>
+      </w:pPr>
+      <w:r>
+        <w:rPr>
+          <w:rFonts w:ascii="Consolas" w:hAnsi="Consolas" w:eastAsia="Consolas"/>
+          <w:sz w:val="17"/>
+        </w:rPr>
+        <w:t xml:space="preserve">   DEFAULT_USERNAME=demo</w:t>
+        <w:br/>
+      </w:r>
+      <w:r>
+        <w:rPr>
+          <w:rFonts w:ascii="Consolas" w:hAnsi="Consolas" w:eastAsia="Consolas"/>
+          <w:sz w:val="17"/>
+        </w:rPr>
+        <w:t xml:space="preserve">   DEFAULT_PASSWORD=demo</w:t>
+      </w:r>
+    </w:p>
+    <w:p>
+      <w:r>
+        <w:rPr>
+          <w:rFonts w:ascii="Calibri" w:hAnsi="Calibri" w:eastAsia="Calibri"/>
+          <w:b w:val="0"/>
+          <w:sz w:val="22"/>
+        </w:rPr>
+        <w:t xml:space="preserve">(Trang thực hành A1 không cần đăng nhập nên giá trị nào cũng được; </w:t>
+      </w:r>
       <w:r>
         <w:rPr>
           <w:rFonts w:ascii="Calibri" w:hAnsi="Calibri" w:eastAsia="Calibri"/>
           <w:b/>
           <w:sz w:val="22"/>
         </w:rPr>
-        <w:t>Mong đợi:</w:t>
-      </w:r>
-      <w:r>
-        <w:rPr>
-          <w:rFonts w:ascii="Calibri" w:hAnsi="Calibri" w:eastAsia="Calibri"/>
-          <w:b w:val="0"/>
-          <w:sz w:val="22"/>
-        </w:rPr>
-        <w:t xml:space="preserve"> chưa đăng nhập chỉ thấy form đăng nhập và mục "Quên mật khẩu?". Sau đăng nhập thấy khung </w:t>
+        <w:t>không</w:t>
+      </w:r>
+      <w:r>
+        <w:rPr>
+          <w:rFonts w:ascii="Calibri" w:hAnsi="Calibri" w:eastAsia="Calibri"/>
+          <w:b w:val="0"/>
+          <w:sz w:val="22"/>
+        </w:rPr>
+        <w:t xml:space="preserve"> đặt tài khoản thật vào file này khi thử.)</w:t>
+      </w:r>
+    </w:p>
+    <w:p>
+      <w:pPr>
+        <w:ind w:left="510" w:hanging="340"/>
+      </w:pPr>
+      <w:r>
+        <w:rPr>
+          <w:rFonts w:ascii="Calibri" w:hAnsi="Calibri" w:eastAsia="Calibri"/>
+          <w:b w:val="0"/>
+          <w:sz w:val="22"/>
+        </w:rPr>
+        <w:t xml:space="preserve">3. Workbook mẫu có sẵn: </w:t>
+      </w:r>
+      <w:r>
+        <w:rPr>
+          <w:rFonts w:ascii="Consolas" w:hAnsi="Consolas" w:eastAsia="Consolas"/>
+          <w:color w:val="B02A00"/>
+          <w:sz w:val="20"/>
+        </w:rPr>
+        <w:t>docs/samples/Sample_Inputs.xlsx</w:t>
+      </w:r>
+      <w:r>
+        <w:rPr>
+          <w:rFonts w:ascii="Calibri" w:hAnsi="Calibri" w:eastAsia="Calibri"/>
+          <w:b w:val="0"/>
+          <w:sz w:val="22"/>
+        </w:rPr>
+        <w:t xml:space="preserve"> (dùng trang A1). Nó có 2 testcase: </w:t>
       </w:r>
       <w:r>
         <w:rPr>
@@ -4708,15 +7231,15 @@
           <w:b/>
           <w:sz w:val="22"/>
         </w:rPr>
-        <w:t>📘 Automation là gì?</w:t>
-      </w:r>
-      <w:r>
-        <w:rPr>
-          <w:rFonts w:ascii="Calibri" w:hAnsi="Calibri" w:eastAsia="Calibri"/>
-          <w:b w:val="0"/>
-          <w:sz w:val="22"/>
-        </w:rPr>
-        <w:t xml:space="preserve"> và </w:t>
+        <w:t>TC01</w:t>
+      </w:r>
+      <w:r>
+        <w:rPr>
+          <w:rFonts w:ascii="Calibri" w:hAnsi="Calibri" w:eastAsia="Calibri"/>
+          <w:b w:val="0"/>
+          <w:sz w:val="22"/>
+        </w:rPr>
+        <w:t xml:space="preserve"> nhập 123 và mong đợi đọc lại 123 (phải </w:t>
       </w:r>
       <w:r>
         <w:rPr>
@@ -4724,15 +7247,47 @@
           <w:b/>
           <w:sz w:val="22"/>
         </w:rPr>
-        <w:t>🛠️ Cài môi trường Python</w:t>
-      </w:r>
-      <w:r>
-        <w:rPr>
-          <w:rFonts w:ascii="Calibri" w:hAnsi="Calibri" w:eastAsia="Calibri"/>
-          <w:b w:val="0"/>
-          <w:sz w:val="22"/>
-        </w:rPr>
-        <w:t xml:space="preserve"> (mở sẵn lần đầu), khung cảnh báo website chặn tự động, và 7 tab.</w:t>
+        <w:t>PASS</w:t>
+      </w:r>
+      <w:r>
+        <w:rPr>
+          <w:rFonts w:ascii="Calibri" w:hAnsi="Calibri" w:eastAsia="Calibri"/>
+          <w:b w:val="0"/>
+          <w:sz w:val="22"/>
+        </w:rPr>
+        <w:t xml:space="preserve">), </w:t>
+      </w:r>
+      <w:r>
+        <w:rPr>
+          <w:rFonts w:ascii="Calibri" w:hAnsi="Calibri" w:eastAsia="Calibri"/>
+          <w:b/>
+          <w:sz w:val="22"/>
+        </w:rPr>
+        <w:t>TC02</w:t>
+      </w:r>
+      <w:r>
+        <w:rPr>
+          <w:rFonts w:ascii="Calibri" w:hAnsi="Calibri" w:eastAsia="Calibri"/>
+          <w:b w:val="0"/>
+          <w:sz w:val="22"/>
+        </w:rPr>
+        <w:t xml:space="preserve"> nhập 45 nhưng cố ý mong đợi 46 (phải </w:t>
+      </w:r>
+      <w:r>
+        <w:rPr>
+          <w:rFonts w:ascii="Calibri" w:hAnsi="Calibri" w:eastAsia="Calibri"/>
+          <w:b/>
+          <w:sz w:val="22"/>
+        </w:rPr>
+        <w:t>FAIL</w:t>
+      </w:r>
+      <w:r>
+        <w:rPr>
+          <w:rFonts w:ascii="Calibri" w:hAnsi="Calibri" w:eastAsia="Calibri"/>
+          <w:b w:val="0"/>
+          <w:sz w:val="22"/>
+        </w:rPr>
+        <w:t>). Hai kết quả này cho biết cả nhánh đúng và nhánh sai đều hoạt động.</w:t>
       </w:r>
     </w:p>
     <w:p>
@@ -4747,7 +7302,7 @@
           <w:color w:val="2A1F1A"/>
           <w:sz w:val="26"/>
         </w:rPr>
-        <w:t>TC-AU-02 Người dùng chỉ thấy dữ liệu của mình</w:t>
+        <w:t>TC-AU-01 Đăng nhập và hướng dẫn</w:t>
       </w:r>
     </w:p>
     <w:p>
@@ -4760,7 +7315,7 @@
           <w:b w:val="0"/>
           <w:sz w:val="22"/>
         </w:rPr>
-        <w:t xml:space="preserve">1. Với hai tài khoản khác nhau, mỗi tài khoản xem tab </w:t>
+        <w:t xml:space="preserve">1. Mở trang </w:t>
       </w:r>
       <w:r>
         <w:rPr>
@@ -4768,40 +7323,69 @@
           <w:b/>
           <w:sz w:val="22"/>
         </w:rPr>
-        <w:t>Lịch sử &amp; kết quả</w:t>
-      </w:r>
-      <w:r>
-        <w:rPr>
-          <w:rFonts w:ascii="Calibri" w:hAnsi="Calibri" w:eastAsia="Calibri"/>
-          <w:b w:val="0"/>
-          <w:sz w:val="22"/>
-        </w:rPr>
-        <w:t xml:space="preserve"> và </w:t>
-      </w:r>
-      <w:r>
-        <w:rPr>
-          <w:rFonts w:ascii="Calibri" w:hAnsi="Calibri" w:eastAsia="Calibri"/>
-          <w:b/>
-          <w:sz w:val="22"/>
-        </w:rPr>
-        <w:t>Agent</w:t>
-      </w:r>
-      <w:r>
-        <w:rPr>
-          <w:rFonts w:ascii="Calibri" w:hAnsi="Calibri" w:eastAsia="Calibri"/>
-          <w:b w:val="0"/>
-          <w:sz w:val="22"/>
-        </w:rPr>
-        <w:t>.</w:t>
+        <w:t>Automation</w:t>
+      </w:r>
+      <w:r>
+        <w:rPr>
+          <w:rFonts w:ascii="Calibri" w:hAnsi="Calibri" w:eastAsia="Calibri"/>
+          <w:b w:val="0"/>
+          <w:sz w:val="22"/>
+        </w:rPr>
+        <w:t xml:space="preserve"> khi chưa đăng nhập.</w:t>
       </w:r>
     </w:p>
     <w:p>
+      <w:pPr>
+        <w:ind w:left="510" w:hanging="340"/>
+      </w:pPr>
+      <w:r>
+        <w:rPr>
+          <w:rFonts w:ascii="Calibri" w:hAnsi="Calibri" w:eastAsia="Calibri"/>
+          <w:b w:val="0"/>
+          <w:sz w:val="22"/>
+        </w:rPr>
+        <w:t xml:space="preserve">2. Đăng nhập bằng </w:t>
+      </w:r>
+      <w:r>
+        <w:rPr>
+          <w:rFonts w:ascii="Consolas" w:hAnsi="Consolas" w:eastAsia="Consolas"/>
+          <w:color w:val="B02A00"/>
+          <w:sz w:val="20"/>
+        </w:rPr>
+        <w:t>tester01</w:t>
+      </w:r>
+      <w:r>
+        <w:rPr>
+          <w:rFonts w:ascii="Calibri" w:hAnsi="Calibri" w:eastAsia="Calibri"/>
+          <w:b w:val="0"/>
+          <w:sz w:val="22"/>
+        </w:rPr>
+        <w:t>.</w:t>
+      </w:r>
+    </w:p>
+    <w:p>
       <w:r>
         <w:rPr>
           <w:rFonts w:ascii="Calibri" w:hAnsi="Calibri" w:eastAsia="Calibri"/>
           <w:b/>
           <w:sz w:val="22"/>
         </w:rPr>
+        <w:t>Chức năng:</w:t>
+      </w:r>
+      <w:r>
+        <w:rPr>
+          <w:rFonts w:ascii="Calibri" w:hAnsi="Calibri" w:eastAsia="Calibri"/>
+          <w:b w:val="0"/>
+          <w:sz w:val="22"/>
+        </w:rPr>
+        <w:t xml:space="preserve"> cổng đăng nhập riêng của Automation (tách khỏi Crawl, Crawl không cần đăng nhập). </w:t>
+      </w:r>
+      <w:r>
+        <w:rPr>
+          <w:rFonts w:ascii="Calibri" w:hAnsi="Calibri" w:eastAsia="Calibri"/>
+          <w:b/>
+          <w:sz w:val="22"/>
+        </w:rPr>
         <w:t>Mong đợi:</w:t>
       </w:r>
       <w:r>
@@ -4810,7 +7394,39 @@
           <w:b w:val="0"/>
           <w:sz w:val="22"/>
         </w:rPr>
-        <w:t xml:space="preserve"> mỗi người chỉ thấy run và agent của mình.</w:t>
+        <w:t xml:space="preserve"> chưa đăng nhập chỉ thấy form đăng nhập và mục "Quên mật khẩu?". Sau đăng nhập thấy khung </w:t>
+      </w:r>
+      <w:r>
+        <w:rPr>
+          <w:rFonts w:ascii="Calibri" w:hAnsi="Calibri" w:eastAsia="Calibri"/>
+          <w:b/>
+          <w:sz w:val="22"/>
+        </w:rPr>
+        <w:t>📘 Automation là gì?</w:t>
+      </w:r>
+      <w:r>
+        <w:rPr>
+          <w:rFonts w:ascii="Calibri" w:hAnsi="Calibri" w:eastAsia="Calibri"/>
+          <w:b w:val="0"/>
+          <w:sz w:val="22"/>
+        </w:rPr>
+        <w:t xml:space="preserve"> (mô tả kỹ thuật), </w:t>
+      </w:r>
+      <w:r>
+        <w:rPr>
+          <w:rFonts w:ascii="Calibri" w:hAnsi="Calibri" w:eastAsia="Calibri"/>
+          <w:b/>
+          <w:sz w:val="22"/>
+        </w:rPr>
+        <w:t>🛠️ Cài môi trường Python</w:t>
+      </w:r>
+      <w:r>
+        <w:rPr>
+          <w:rFonts w:ascii="Calibri" w:hAnsi="Calibri" w:eastAsia="Calibri"/>
+          <w:b w:val="0"/>
+          <w:sz w:val="22"/>
+        </w:rPr>
+        <w:t xml:space="preserve"> (mở sẵn lần đầu), khung cảnh báo website chặn tự động, và 7 tab.</w:t>
       </w:r>
     </w:p>
     <w:p>
@@ -4825,7 +7441,7 @@
           <w:color w:val="2A1F1A"/>
           <w:sz w:val="26"/>
         </w:rPr>
-        <w:t>TC-AU-03 Describe (cần AI bật)</w:t>
+        <w:t>TC-AU-02 Người dùng chỉ thấy dữ liệu của mình</w:t>
       </w:r>
     </w:p>
     <w:p>
@@ -4838,7 +7454,7 @@
           <w:b w:val="0"/>
           <w:sz w:val="22"/>
         </w:rPr>
-        <w:t xml:space="preserve">1. Tab </w:t>
+        <w:t xml:space="preserve">1. Với hai tài khoản khác nhau, mỗi tài khoản xem tab </w:t>
       </w:r>
       <w:r>
         <w:rPr>
@@ -4846,15 +7462,31 @@
           <w:b/>
           <w:sz w:val="22"/>
         </w:rPr>
-        <w:t>Describe</w:t>
-      </w:r>
-      <w:r>
-        <w:rPr>
-          <w:rFonts w:ascii="Calibri" w:hAnsi="Calibri" w:eastAsia="Calibri"/>
-          <w:b w:val="0"/>
-          <w:sz w:val="22"/>
-        </w:rPr>
-        <w:t>, nhập mô tả: "Đăng nhập bằng account, tìm khách hàng theo CIF rồi đọc số tiền", bấm tạo.</w:t>
+        <w:t>Lịch sử &amp; kết quả</w:t>
+      </w:r>
+      <w:r>
+        <w:rPr>
+          <w:rFonts w:ascii="Calibri" w:hAnsi="Calibri" w:eastAsia="Calibri"/>
+          <w:b w:val="0"/>
+          <w:sz w:val="22"/>
+        </w:rPr>
+        <w:t xml:space="preserve"> và </w:t>
+      </w:r>
+      <w:r>
+        <w:rPr>
+          <w:rFonts w:ascii="Calibri" w:hAnsi="Calibri" w:eastAsia="Calibri"/>
+          <w:b/>
+          <w:sz w:val="22"/>
+        </w:rPr>
+        <w:t>Agent</w:t>
+      </w:r>
+      <w:r>
+        <w:rPr>
+          <w:rFonts w:ascii="Calibri" w:hAnsi="Calibri" w:eastAsia="Calibri"/>
+          <w:b w:val="0"/>
+          <w:sz w:val="22"/>
+        </w:rPr>
+        <w:t>.</w:t>
       </w:r>
     </w:p>
     <w:p>
@@ -4864,6 +7496,22 @@
           <w:b/>
           <w:sz w:val="22"/>
         </w:rPr>
+        <w:t>Chức năng:</w:t>
+      </w:r>
+      <w:r>
+        <w:rPr>
+          <w:rFonts w:ascii="Calibri" w:hAnsi="Calibri" w:eastAsia="Calibri"/>
+          <w:b w:val="0"/>
+          <w:sz w:val="22"/>
+        </w:rPr>
+        <w:t xml:space="preserve"> cô lập dữ liệu theo chủ sở hữu. </w:t>
+      </w:r>
+      <w:r>
+        <w:rPr>
+          <w:rFonts w:ascii="Calibri" w:hAnsi="Calibri" w:eastAsia="Calibri"/>
+          <w:b/>
+          <w:sz w:val="22"/>
+        </w:rPr>
         <w:t>Mong đợi:</w:t>
       </w:r>
       <w:r>
@@ -4872,23 +7520,7 @@
           <w:b w:val="0"/>
           <w:sz w:val="22"/>
         </w:rPr>
-        <w:t xml:space="preserve"> nếu AI đã bật, tải được file Excel nháp có sheet </w:t>
-      </w:r>
-      <w:r>
-        <w:rPr>
-          <w:rFonts w:ascii="Consolas" w:hAnsi="Consolas" w:eastAsia="Consolas"/>
-          <w:color w:val="B02A00"/>
-          <w:sz w:val="20"/>
-        </w:rPr>
-        <w:t>steps</w:t>
-      </w:r>
-      <w:r>
-        <w:rPr>
-          <w:rFonts w:ascii="Calibri" w:hAnsi="Calibri" w:eastAsia="Calibri"/>
-          <w:b w:val="0"/>
-          <w:sz w:val="22"/>
-        </w:rPr>
-        <w:t>; nếu chưa bật, hiện thông báo "Describe AI chưa được bật". Không nhập dữ liệu thật.</w:t>
+        <w:t xml:space="preserve"> mỗi người chỉ thấy run và agent của mình.</w:t>
       </w:r>
     </w:p>
     <w:p>
@@ -4903,7 +7535,7 @@
           <w:color w:val="2A1F1A"/>
           <w:sz w:val="26"/>
         </w:rPr>
-        <w:t>TC-AU-04 Cài môi trường Python theo hướng dẫn</w:t>
+        <w:t>TC-AU-03 Describe: AI viết workbook nháp từ mô tả (cần AI bật)</w:t>
       </w:r>
     </w:p>
     <w:p>
@@ -4916,7 +7548,7 @@
           <w:b w:val="0"/>
           <w:sz w:val="22"/>
         </w:rPr>
-        <w:t xml:space="preserve">1. Làm theo khung </w:t>
+        <w:t xml:space="preserve">1. Tab </w:t>
       </w:r>
       <w:r>
         <w:rPr>
@@ -4924,33 +7556,94 @@
           <w:b/>
           <w:sz w:val="22"/>
         </w:rPr>
-        <w:t>🛠️ Cài môi trường Python</w:t>
-      </w:r>
-      <w:r>
-        <w:rPr>
-          <w:rFonts w:ascii="Calibri" w:hAnsi="Calibri" w:eastAsia="Calibri"/>
-          <w:b w:val="0"/>
-          <w:sz w:val="22"/>
-        </w:rPr>
-        <w:t xml:space="preserve"> (Bước 1–6) trên máy cá nhân.</w:t>
+        <w:t>Describe</w:t>
+      </w:r>
+      <w:r>
+        <w:rPr>
+          <w:rFonts w:ascii="Calibri" w:hAnsi="Calibri" w:eastAsia="Calibri"/>
+          <w:b w:val="0"/>
+          <w:sz w:val="22"/>
+        </w:rPr>
+        <w:t xml:space="preserve">, nhập mô tả, ví dụ: "Mở trang, nhập một số vào ô số, đọc lại giá trị ô số để kiểm tra". Tick xác nhận không có bí mật, bấm </w:t>
+      </w:r>
+      <w:r>
+        <w:rPr>
+          <w:rFonts w:ascii="Calibri" w:hAnsi="Calibri" w:eastAsia="Calibri"/>
+          <w:b/>
+          <w:sz w:val="22"/>
+        </w:rPr>
+        <w:t>Tạo workbook nháp</w:t>
+      </w:r>
+      <w:r>
+        <w:rPr>
+          <w:rFonts w:ascii="Calibri" w:hAnsi="Calibri" w:eastAsia="Calibri"/>
+          <w:b w:val="0"/>
+          <w:sz w:val="22"/>
+        </w:rPr>
+        <w:t>.</w:t>
       </w:r>
     </w:p>
     <w:p>
+      <w:pPr>
+        <w:ind w:left="510" w:hanging="340"/>
+      </w:pPr>
+      <w:r>
+        <w:rPr>
+          <w:rFonts w:ascii="Calibri" w:hAnsi="Calibri" w:eastAsia="Calibri"/>
+          <w:b w:val="0"/>
+          <w:sz w:val="22"/>
+        </w:rPr>
+        <w:t xml:space="preserve">2. Bấm </w:t>
+      </w:r>
       <w:r>
         <w:rPr>
           <w:rFonts w:ascii="Calibri" w:hAnsi="Calibri" w:eastAsia="Calibri"/>
           <w:b/>
           <w:sz w:val="22"/>
         </w:rPr>
-        <w:t>Mong đợi:</w:t>
-      </w:r>
-      <w:r>
-        <w:rPr>
-          <w:rFonts w:ascii="Calibri" w:hAnsi="Calibri" w:eastAsia="Calibri"/>
-          <w:b w:val="0"/>
-          <w:sz w:val="22"/>
-        </w:rPr>
-        <w:t xml:space="preserve"> hai lệnh kiểm tra ở Bước 6 in </w:t>
+        <w:t>Tải workbook nháp</w:t>
+      </w:r>
+      <w:r>
+        <w:rPr>
+          <w:rFonts w:ascii="Calibri" w:hAnsi="Calibri" w:eastAsia="Calibri"/>
+          <w:b w:val="0"/>
+          <w:sz w:val="22"/>
+        </w:rPr>
+        <w:t xml:space="preserve"> và mở bằng Excel.</w:t>
+      </w:r>
+    </w:p>
+    <w:p>
+      <w:r>
+        <w:rPr>
+          <w:rFonts w:ascii="Calibri" w:hAnsi="Calibri" w:eastAsia="Calibri"/>
+          <w:b/>
+          <w:sz w:val="22"/>
+        </w:rPr>
+        <w:t>Chức năng:</w:t>
+      </w:r>
+      <w:r>
+        <w:rPr>
+          <w:rFonts w:ascii="Calibri" w:hAnsi="Calibri" w:eastAsia="Calibri"/>
+          <w:b w:val="0"/>
+          <w:sz w:val="22"/>
+        </w:rPr>
+        <w:t xml:space="preserve"> AI chỉ sinh </w:t>
+      </w:r>
+      <w:r>
+        <w:rPr>
+          <w:rFonts w:ascii="Calibri" w:hAnsi="Calibri" w:eastAsia="Calibri"/>
+          <w:b/>
+          <w:sz w:val="22"/>
+        </w:rPr>
+        <w:t>sheet `steps`</w:t>
+      </w:r>
+      <w:r>
+        <w:rPr>
+          <w:rFonts w:ascii="Calibri" w:hAnsi="Calibri" w:eastAsia="Calibri"/>
+          <w:b w:val="0"/>
+          <w:sz w:val="22"/>
+        </w:rPr>
+        <w:t xml:space="preserve"> đúng lược đồ đóng (các cột </w:t>
       </w:r>
       <w:r>
         <w:rPr>
@@ -4958,15 +7651,15 @@
           <w:color w:val="B02A00"/>
           <w:sz w:val="20"/>
         </w:rPr>
-        <w:t>Thu vien OK</w:t>
-      </w:r>
-      <w:r>
-        <w:rPr>
-          <w:rFonts w:ascii="Calibri" w:hAnsi="Calibri" w:eastAsia="Calibri"/>
-          <w:b w:val="0"/>
-          <w:sz w:val="22"/>
-        </w:rPr>
-        <w:t xml:space="preserve"> và </w:t>
+        <w:t>screen</w:t>
+      </w:r>
+      <w:r>
+        <w:rPr>
+          <w:rFonts w:ascii="Calibri" w:hAnsi="Calibri" w:eastAsia="Calibri"/>
+          <w:b w:val="0"/>
+          <w:sz w:val="22"/>
+        </w:rPr>
+        <w:t xml:space="preserve">, </w:t>
       </w:r>
       <w:r>
         <w:rPr>
@@ -4974,15 +7667,79 @@
           <w:color w:val="B02A00"/>
           <w:sz w:val="20"/>
         </w:rPr>
-        <w:t>Chromium OK</w:t>
-      </w:r>
-      <w:r>
-        <w:rPr>
-          <w:rFonts w:ascii="Calibri" w:hAnsi="Calibri" w:eastAsia="Calibri"/>
-          <w:b w:val="0"/>
-          <w:sz w:val="22"/>
-        </w:rPr>
-        <w:t xml:space="preserve">. Ghi lại </w:t>
+        <w:t>step</w:t>
+      </w:r>
+      <w:r>
+        <w:rPr>
+          <w:rFonts w:ascii="Calibri" w:hAnsi="Calibri" w:eastAsia="Calibri"/>
+          <w:b w:val="0"/>
+          <w:sz w:val="22"/>
+        </w:rPr>
+        <w:t xml:space="preserve">, </w:t>
+      </w:r>
+      <w:r>
+        <w:rPr>
+          <w:rFonts w:ascii="Consolas" w:hAnsi="Consolas" w:eastAsia="Consolas"/>
+          <w:color w:val="B02A00"/>
+          <w:sz w:val="20"/>
+        </w:rPr>
+        <w:t>action</w:t>
+      </w:r>
+      <w:r>
+        <w:rPr>
+          <w:rFonts w:ascii="Calibri" w:hAnsi="Calibri" w:eastAsia="Calibri"/>
+          <w:b w:val="0"/>
+          <w:sz w:val="22"/>
+        </w:rPr>
+        <w:t xml:space="preserve">, </w:t>
+      </w:r>
+      <w:r>
+        <w:rPr>
+          <w:rFonts w:ascii="Consolas" w:hAnsi="Consolas" w:eastAsia="Consolas"/>
+          <w:color w:val="B02A00"/>
+          <w:sz w:val="20"/>
+        </w:rPr>
+        <w:t>locator_type</w:t>
+      </w:r>
+      <w:r>
+        <w:rPr>
+          <w:rFonts w:ascii="Calibri" w:hAnsi="Calibri" w:eastAsia="Calibri"/>
+          <w:b w:val="0"/>
+          <w:sz w:val="22"/>
+        </w:rPr>
+        <w:t xml:space="preserve">, </w:t>
+      </w:r>
+      <w:r>
+        <w:rPr>
+          <w:rFonts w:ascii="Consolas" w:hAnsi="Consolas" w:eastAsia="Consolas"/>
+          <w:color w:val="B02A00"/>
+          <w:sz w:val="20"/>
+        </w:rPr>
+        <w:t>locator</w:t>
+      </w:r>
+      <w:r>
+        <w:rPr>
+          <w:rFonts w:ascii="Calibri" w:hAnsi="Calibri" w:eastAsia="Calibri"/>
+          <w:b w:val="0"/>
+          <w:sz w:val="22"/>
+        </w:rPr>
+        <w:t xml:space="preserve">, </w:t>
+      </w:r>
+      <w:r>
+        <w:rPr>
+          <w:rFonts w:ascii="Consolas" w:hAnsi="Consolas" w:eastAsia="Consolas"/>
+          <w:color w:val="B02A00"/>
+          <w:sz w:val="20"/>
+        </w:rPr>
+        <w:t>value_source</w:t>
+      </w:r>
+      <w:r>
+        <w:rPr>
+          <w:rFonts w:ascii="Calibri" w:hAnsi="Calibri" w:eastAsia="Calibri"/>
+          <w:b w:val="0"/>
+          <w:sz w:val="22"/>
+        </w:rPr>
+        <w:t xml:space="preserve">…) và </w:t>
       </w:r>
       <w:r>
         <w:rPr>
@@ -4990,15 +7747,159 @@
           <w:b/>
           <w:sz w:val="22"/>
         </w:rPr>
-        <w:t>bước nào khó hiểu hoặc lỗi</w:t>
-      </w:r>
-      <w:r>
-        <w:rPr>
-          <w:rFonts w:ascii="Calibri" w:hAnsi="Calibri" w:eastAsia="Calibri"/>
-          <w:b w:val="0"/>
-          <w:sz w:val="22"/>
-        </w:rPr>
-        <w:t xml:space="preserve"> để cải thiện hướng dẫn.</w:t>
+        <w:t>cột mẫu của `testcases`</w:t>
+      </w:r>
+      <w:r>
+        <w:rPr>
+          <w:rFonts w:ascii="Calibri" w:hAnsi="Calibri" w:eastAsia="Calibri"/>
+          <w:b w:val="0"/>
+          <w:sz w:val="22"/>
+        </w:rPr>
+        <w:t xml:space="preserve">. Mọi bước ở trạng thái </w:t>
+      </w:r>
+      <w:r>
+        <w:rPr>
+          <w:rFonts w:ascii="Calibri" w:hAnsi="Calibri" w:eastAsia="Calibri"/>
+          <w:b/>
+          <w:sz w:val="22"/>
+        </w:rPr>
+        <w:t>không hoạt động (`active=N`)</w:t>
+      </w:r>
+      <w:r>
+        <w:rPr>
+          <w:rFonts w:ascii="Calibri" w:hAnsi="Calibri" w:eastAsia="Calibri"/>
+          <w:b w:val="0"/>
+          <w:sz w:val="22"/>
+        </w:rPr>
+        <w:t xml:space="preserve">, </w:t>
+      </w:r>
+      <w:r>
+        <w:rPr>
+          <w:rFonts w:ascii="Consolas" w:hAnsi="Consolas" w:eastAsia="Consolas"/>
+          <w:color w:val="B02A00"/>
+          <w:sz w:val="20"/>
+        </w:rPr>
+        <w:t>locator</w:t>
+      </w:r>
+      <w:r>
+        <w:rPr>
+          <w:rFonts w:ascii="Calibri" w:hAnsi="Calibri" w:eastAsia="Calibri"/>
+          <w:b w:val="0"/>
+          <w:sz w:val="22"/>
+        </w:rPr>
+        <w:t xml:space="preserve"> chỉ là chỗ giữ chỗ để bạn điền hoặc dùng Inspector/Record; AI </w:t>
+      </w:r>
+      <w:r>
+        <w:rPr>
+          <w:rFonts w:ascii="Calibri" w:hAnsi="Calibri" w:eastAsia="Calibri"/>
+          <w:b/>
+          <w:sz w:val="22"/>
+        </w:rPr>
+        <w:t>không</w:t>
+      </w:r>
+      <w:r>
+        <w:rPr>
+          <w:rFonts w:ascii="Calibri" w:hAnsi="Calibri" w:eastAsia="Calibri"/>
+          <w:b w:val="0"/>
+          <w:sz w:val="22"/>
+        </w:rPr>
+        <w:t xml:space="preserve"> tạo dữ liệu testcase, </w:t>
+      </w:r>
+      <w:r>
+        <w:rPr>
+          <w:rFonts w:ascii="Calibri" w:hAnsi="Calibri" w:eastAsia="Calibri"/>
+          <w:b/>
+          <w:sz w:val="22"/>
+        </w:rPr>
+        <w:t>không</w:t>
+      </w:r>
+      <w:r>
+        <w:rPr>
+          <w:rFonts w:ascii="Calibri" w:hAnsi="Calibri" w:eastAsia="Calibri"/>
+          <w:b w:val="0"/>
+          <w:sz w:val="22"/>
+        </w:rPr>
+        <w:t xml:space="preserve"> đặt kết quả mong đợi, </w:t>
+      </w:r>
+      <w:r>
+        <w:rPr>
+          <w:rFonts w:ascii="Calibri" w:hAnsi="Calibri" w:eastAsia="Calibri"/>
+          <w:b/>
+          <w:sz w:val="22"/>
+        </w:rPr>
+        <w:t>không</w:t>
+      </w:r>
+      <w:r>
+        <w:rPr>
+          <w:rFonts w:ascii="Calibri" w:hAnsi="Calibri" w:eastAsia="Calibri"/>
+          <w:b w:val="0"/>
+          <w:sz w:val="22"/>
+        </w:rPr>
+        <w:t xml:space="preserve"> đụng sheet </w:t>
+      </w:r>
+      <w:r>
+        <w:rPr>
+          <w:rFonts w:ascii="Consolas" w:hAnsi="Consolas" w:eastAsia="Consolas"/>
+          <w:color w:val="B02A00"/>
+          <w:sz w:val="20"/>
+        </w:rPr>
+        <w:t>settings</w:t>
+      </w:r>
+      <w:r>
+        <w:rPr>
+          <w:rFonts w:ascii="Calibri" w:hAnsi="Calibri" w:eastAsia="Calibri"/>
+          <w:b w:val="0"/>
+          <w:sz w:val="22"/>
+        </w:rPr>
+        <w:t xml:space="preserve">. </w:t>
+      </w:r>
+      <w:r>
+        <w:rPr>
+          <w:rFonts w:ascii="Calibri" w:hAnsi="Calibri" w:eastAsia="Calibri"/>
+          <w:b/>
+          <w:sz w:val="22"/>
+        </w:rPr>
+        <w:t>Mong đợi:</w:t>
+      </w:r>
+      <w:r>
+        <w:rPr>
+          <w:rFonts w:ascii="Calibri" w:hAnsi="Calibri" w:eastAsia="Calibri"/>
+          <w:b w:val="0"/>
+          <w:sz w:val="22"/>
+        </w:rPr>
+        <w:t xml:space="preserve"> nếu AI đã bật thì tải được file có sheet </w:t>
+      </w:r>
+      <w:r>
+        <w:rPr>
+          <w:rFonts w:ascii="Consolas" w:hAnsi="Consolas" w:eastAsia="Consolas"/>
+          <w:color w:val="B02A00"/>
+          <w:sz w:val="20"/>
+        </w:rPr>
+        <w:t>steps</w:t>
+      </w:r>
+      <w:r>
+        <w:rPr>
+          <w:rFonts w:ascii="Calibri" w:hAnsi="Calibri" w:eastAsia="Calibri"/>
+          <w:b w:val="0"/>
+          <w:sz w:val="22"/>
+        </w:rPr>
+        <w:t xml:space="preserve"> và cột </w:t>
+      </w:r>
+      <w:r>
+        <w:rPr>
+          <w:rFonts w:ascii="Consolas" w:hAnsi="Consolas" w:eastAsia="Consolas"/>
+          <w:color w:val="B02A00"/>
+          <w:sz w:val="20"/>
+        </w:rPr>
+        <w:t>testcases</w:t>
+      </w:r>
+      <w:r>
+        <w:rPr>
+          <w:rFonts w:ascii="Calibri" w:hAnsi="Calibri" w:eastAsia="Calibri"/>
+          <w:b w:val="0"/>
+          <w:sz w:val="22"/>
+        </w:rPr>
+        <w:t>; nếu chưa bật thì hiện "Describe AI chưa được bật". Không nhập dữ liệu thật hoặc URL nội bộ.</w:t>
       </w:r>
     </w:p>
     <w:p>
@@ -5013,7 +7914,7 @@
           <w:color w:val="2A1F1A"/>
           <w:sz w:val="26"/>
         </w:rPr>
-        <w:t>TC-AU-05 Tạo agent</w:t>
+        <w:t>TC-AU-04 Cài môi trường Python theo hướng dẫn</w:t>
       </w:r>
     </w:p>
     <w:p>
@@ -5026,7 +7927,7 @@
           <w:b w:val="0"/>
           <w:sz w:val="22"/>
         </w:rPr>
-        <w:t xml:space="preserve">1. Tab </w:t>
+        <w:t xml:space="preserve">1. Làm theo khung </w:t>
       </w:r>
       <w:r>
         <w:rPr>
@@ -5034,37 +7935,40 @@
           <w:b/>
           <w:sz w:val="22"/>
         </w:rPr>
-        <w:t>Agent</w:t>
-      </w:r>
-      <w:r>
-        <w:rPr>
-          <w:rFonts w:ascii="Calibri" w:hAnsi="Calibri" w:eastAsia="Calibri"/>
-          <w:b w:val="0"/>
-          <w:sz w:val="22"/>
-        </w:rPr>
-        <w:t>, tạo agent; sao chép token (chỉ hiện một lần).</w:t>
+        <w:t>🛠️ Cài môi trường Python</w:t>
+      </w:r>
+      <w:r>
+        <w:rPr>
+          <w:rFonts w:ascii="Calibri" w:hAnsi="Calibri" w:eastAsia="Calibri"/>
+          <w:b w:val="0"/>
+          <w:sz w:val="22"/>
+        </w:rPr>
+        <w:t xml:space="preserve"> (Bước 1–6) trên máy cá nhân.</w:t>
       </w:r>
     </w:p>
     <w:p>
-      <w:pPr>
-        <w:ind w:left="510" w:hanging="340"/>
-      </w:pPr>
-      <w:r>
-        <w:rPr>
-          <w:rFonts w:ascii="Calibri" w:hAnsi="Calibri" w:eastAsia="Calibri"/>
-          <w:b w:val="0"/>
-          <w:sz w:val="22"/>
-        </w:rPr>
-        <w:t>2. Thu hồi agent thử.</w:t>
-      </w:r>
-    </w:p>
-    <w:p>
       <w:r>
         <w:rPr>
           <w:rFonts w:ascii="Calibri" w:hAnsi="Calibri" w:eastAsia="Calibri"/>
           <w:b/>
           <w:sz w:val="22"/>
         </w:rPr>
+        <w:t>Chức năng:</w:t>
+      </w:r>
+      <w:r>
+        <w:rPr>
+          <w:rFonts w:ascii="Calibri" w:hAnsi="Calibri" w:eastAsia="Calibri"/>
+          <w:b w:val="0"/>
+          <w:sz w:val="22"/>
+        </w:rPr>
+        <w:t xml:space="preserve"> chuẩn bị máy để chạy agent (Python, thư viện, trình duyệt Chromium do Playwright quản lý). </w:t>
+      </w:r>
+      <w:r>
+        <w:rPr>
+          <w:rFonts w:ascii="Calibri" w:hAnsi="Calibri" w:eastAsia="Calibri"/>
+          <w:b/>
+          <w:sz w:val="22"/>
+        </w:rPr>
         <w:t>Mong đợi:</w:t>
       </w:r>
       <w:r>
@@ -5073,7 +7977,55 @@
           <w:b w:val="0"/>
           <w:sz w:val="22"/>
         </w:rPr>
-        <w:t xml:space="preserve"> token hiển thị một lần; sau khi rời trang không xem lại được; thu hồi thành công.</w:t>
+        <w:t xml:space="preserve"> hai lệnh kiểm tra ở Bước 6 in </w:t>
+      </w:r>
+      <w:r>
+        <w:rPr>
+          <w:rFonts w:ascii="Consolas" w:hAnsi="Consolas" w:eastAsia="Consolas"/>
+          <w:color w:val="B02A00"/>
+          <w:sz w:val="20"/>
+        </w:rPr>
+        <w:t>Thu vien OK</w:t>
+      </w:r>
+      <w:r>
+        <w:rPr>
+          <w:rFonts w:ascii="Calibri" w:hAnsi="Calibri" w:eastAsia="Calibri"/>
+          <w:b w:val="0"/>
+          <w:sz w:val="22"/>
+        </w:rPr>
+        <w:t xml:space="preserve"> và </w:t>
+      </w:r>
+      <w:r>
+        <w:rPr>
+          <w:rFonts w:ascii="Consolas" w:hAnsi="Consolas" w:eastAsia="Consolas"/>
+          <w:color w:val="B02A00"/>
+          <w:sz w:val="20"/>
+        </w:rPr>
+        <w:t>Chromium OK</w:t>
+      </w:r>
+      <w:r>
+        <w:rPr>
+          <w:rFonts w:ascii="Calibri" w:hAnsi="Calibri" w:eastAsia="Calibri"/>
+          <w:b w:val="0"/>
+          <w:sz w:val="22"/>
+        </w:rPr>
+        <w:t xml:space="preserve">. Ghi lại </w:t>
+      </w:r>
+      <w:r>
+        <w:rPr>
+          <w:rFonts w:ascii="Calibri" w:hAnsi="Calibri" w:eastAsia="Calibri"/>
+          <w:b/>
+          <w:sz w:val="22"/>
+        </w:rPr>
+        <w:t>bước nào khó hiểu hoặc lỗi</w:t>
+      </w:r>
+      <w:r>
+        <w:rPr>
+          <w:rFonts w:ascii="Calibri" w:hAnsi="Calibri" w:eastAsia="Calibri"/>
+          <w:b w:val="0"/>
+          <w:sz w:val="22"/>
+        </w:rPr>
+        <w:t xml:space="preserve"> để cải thiện hướng dẫn.</w:t>
       </w:r>
     </w:p>
     <w:p>
@@ -5088,7 +8040,7 @@
           <w:color w:val="2A1F1A"/>
           <w:sz w:val="26"/>
         </w:rPr>
-        <w:t>TC-AU-06 Record trên máy (cần Python)</w:t>
+        <w:t>TC-AU-05 Agent: tạo và thu hồi</w:t>
       </w:r>
     </w:p>
     <w:p>
@@ -5101,23 +8053,39 @@
           <w:b w:val="0"/>
           <w:sz w:val="22"/>
         </w:rPr>
-        <w:t xml:space="preserve">1. Chạy </w:t>
-      </w:r>
-      <w:r>
-        <w:rPr>
-          <w:rFonts w:ascii="Consolas" w:hAnsi="Consolas" w:eastAsia="Consolas"/>
-          <w:color w:val="B02A00"/>
-          <w:sz w:val="20"/>
-        </w:rPr>
-        <w:t>python record_runner.py --output config/Recorded_Draft.xlsx --events-output config/Recorded_Events.json</w:t>
-      </w:r>
-      <w:r>
-        <w:rPr>
-          <w:rFonts w:ascii="Calibri" w:hAnsi="Calibri" w:eastAsia="Calibri"/>
-          <w:b w:val="0"/>
-          <w:sz w:val="22"/>
-        </w:rPr>
-        <w:t xml:space="preserve"> ở máy bạn.</w:t>
+        <w:t xml:space="preserve">1. Tab </w:t>
+      </w:r>
+      <w:r>
+        <w:rPr>
+          <w:rFonts w:ascii="Calibri" w:hAnsi="Calibri" w:eastAsia="Calibri"/>
+          <w:b/>
+          <w:sz w:val="22"/>
+        </w:rPr>
+        <w:t>Agent</w:t>
+      </w:r>
+      <w:r>
+        <w:rPr>
+          <w:rFonts w:ascii="Calibri" w:hAnsi="Calibri" w:eastAsia="Calibri"/>
+          <w:b w:val="0"/>
+          <w:sz w:val="22"/>
+        </w:rPr>
+        <w:t xml:space="preserve">, tạo agent; sao chép </w:t>
+      </w:r>
+      <w:r>
+        <w:rPr>
+          <w:rFonts w:ascii="Calibri" w:hAnsi="Calibri" w:eastAsia="Calibri"/>
+          <w:b/>
+          <w:sz w:val="22"/>
+        </w:rPr>
+        <w:t>token</w:t>
+      </w:r>
+      <w:r>
+        <w:rPr>
+          <w:rFonts w:ascii="Calibri" w:hAnsi="Calibri" w:eastAsia="Calibri"/>
+          <w:b w:val="0"/>
+          <w:sz w:val="22"/>
+        </w:rPr>
+        <w:t xml:space="preserve"> (chỉ hiện một lần).</w:t>
       </w:r>
     </w:p>
     <w:p>
@@ -5130,7 +8098,7 @@
           <w:b w:val="0"/>
           <w:sz w:val="22"/>
         </w:rPr>
-        <w:t>2. Trong trình duyệt mở ra, tự vào một trang công khai (ví dụ https://quotes.toscrape.com/login) và thao tác vài bước, đóng trình duyệt.</w:t>
+        <w:t>2. Thu hồi agent thử.</w:t>
       </w:r>
     </w:p>
     <w:p>
@@ -5140,6 +8108,86 @@
           <w:b/>
           <w:sz w:val="22"/>
         </w:rPr>
+        <w:t>Chức năng:</w:t>
+      </w:r>
+      <w:r>
+        <w:rPr>
+          <w:rFonts w:ascii="Calibri" w:hAnsi="Calibri" w:eastAsia="Calibri"/>
+          <w:b w:val="0"/>
+          <w:sz w:val="22"/>
+        </w:rPr>
+        <w:t xml:space="preserve"> agent là tiến trình </w:t>
+      </w:r>
+      <w:r>
+        <w:rPr>
+          <w:rFonts w:ascii="Consolas" w:hAnsi="Consolas" w:eastAsia="Consolas"/>
+          <w:color w:val="B02A00"/>
+          <w:sz w:val="20"/>
+        </w:rPr>
+        <w:t>local_runner_agent.py</w:t>
+      </w:r>
+      <w:r>
+        <w:rPr>
+          <w:rFonts w:ascii="Calibri" w:hAnsi="Calibri" w:eastAsia="Calibri"/>
+          <w:b w:val="0"/>
+          <w:sz w:val="22"/>
+        </w:rPr>
+        <w:t xml:space="preserve"> trên máy bạn, xác thực bằng token; nó hỏi server có việc không (</w:t>
+      </w:r>
+      <w:r>
+        <w:rPr>
+          <w:rFonts w:ascii="Consolas" w:hAnsi="Consolas" w:eastAsia="Consolas"/>
+          <w:color w:val="B02A00"/>
+          <w:sz w:val="20"/>
+        </w:rPr>
+        <w:t>claim</w:t>
+      </w:r>
+      <w:r>
+        <w:rPr>
+          <w:rFonts w:ascii="Calibri" w:hAnsi="Calibri" w:eastAsia="Calibri"/>
+          <w:b w:val="0"/>
+          <w:sz w:val="22"/>
+        </w:rPr>
+        <w:t xml:space="preserve">), báo "còn sống" khi đang chạy (heartbeat), ghi nhật ký cục bộ (journal) để </w:t>
+      </w:r>
+      <w:r>
+        <w:rPr>
+          <w:rFonts w:ascii="Calibri" w:hAnsi="Calibri" w:eastAsia="Calibri"/>
+          <w:b/>
+          <w:sz w:val="22"/>
+        </w:rPr>
+        <w:t>không tự chạy lại</w:t>
+      </w:r>
+      <w:r>
+        <w:rPr>
+          <w:rFonts w:ascii="Calibri" w:hAnsi="Calibri" w:eastAsia="Calibri"/>
+          <w:b w:val="0"/>
+          <w:sz w:val="22"/>
+        </w:rPr>
+        <w:t xml:space="preserve"> khi mất kết nối, rồi gửi lại </w:t>
+      </w:r>
+      <w:r>
+        <w:rPr>
+          <w:rFonts w:ascii="Calibri" w:hAnsi="Calibri" w:eastAsia="Calibri"/>
+          <w:b/>
+          <w:sz w:val="22"/>
+        </w:rPr>
+        <w:t>chỉ số liệu tóm tắt</w:t>
+      </w:r>
+      <w:r>
+        <w:rPr>
+          <w:rFonts w:ascii="Calibri" w:hAnsi="Calibri" w:eastAsia="Calibri"/>
+          <w:b w:val="0"/>
+          <w:sz w:val="22"/>
+        </w:rPr>
+        <w:t xml:space="preserve"> (số ca PASS/FAIL, thời gian). </w:t>
+      </w:r>
+      <w:r>
+        <w:rPr>
+          <w:rFonts w:ascii="Calibri" w:hAnsi="Calibri" w:eastAsia="Calibri"/>
+          <w:b/>
+          <w:sz w:val="22"/>
+        </w:rPr>
         <w:t>Mong đợi:</w:t>
       </w:r>
       <w:r>
@@ -5148,7 +8196,39 @@
           <w:b w:val="0"/>
           <w:sz w:val="22"/>
         </w:rPr>
-        <w:t xml:space="preserve"> sinh ra file Excel nháp và file JSON sự kiện; không có giá trị nhập hoặc URL trong JSON.</w:t>
+        <w:t xml:space="preserve"> token hiển thị một lần, rời trang không xem lại được; thu hồi thành công. Trên trang còn có lệnh chẩn đoán journal (</w:t>
+      </w:r>
+      <w:r>
+        <w:rPr>
+          <w:rFonts w:ascii="Consolas" w:hAnsi="Consolas" w:eastAsia="Consolas"/>
+          <w:color w:val="B02A00"/>
+          <w:sz w:val="20"/>
+        </w:rPr>
+        <w:t>--journal-status</w:t>
+      </w:r>
+      <w:r>
+        <w:rPr>
+          <w:rFonts w:ascii="Calibri" w:hAnsi="Calibri" w:eastAsia="Calibri"/>
+          <w:b w:val="0"/>
+          <w:sz w:val="22"/>
+        </w:rPr>
+        <w:t>) và gửi lại kết quả (</w:t>
+      </w:r>
+      <w:r>
+        <w:rPr>
+          <w:rFonts w:ascii="Consolas" w:hAnsi="Consolas" w:eastAsia="Consolas"/>
+          <w:color w:val="B02A00"/>
+          <w:sz w:val="20"/>
+        </w:rPr>
+        <w:t>--resend-run</w:t>
+      </w:r>
+      <w:r>
+        <w:rPr>
+          <w:rFonts w:ascii="Calibri" w:hAnsi="Calibri" w:eastAsia="Calibri"/>
+          <w:b w:val="0"/>
+          <w:sz w:val="22"/>
+        </w:rPr>
+        <w:t>), chỉ đọc hoặc gửi lại, không chạy testcase.</w:t>
       </w:r>
     </w:p>
     <w:p>
@@ -5163,7 +8243,7 @@
           <w:color w:val="2A1F1A"/>
           <w:sz w:val="26"/>
         </w:rPr>
-        <w:t>TC-AU-07 Chạy testcase bằng agent (cần Python và workbook)</w:t>
+        <w:t>TC-AU-06 Record local: ghi thao tác thật thành workbook nháp (cần Python)</w:t>
       </w:r>
     </w:p>
     <w:p>
@@ -5176,7 +8256,7 @@
           <w:b w:val="0"/>
           <w:sz w:val="22"/>
         </w:rPr>
-        <w:t xml:space="preserve">1. Nhờ nhóm phát triển cung cấp workbook mẫu, đặt vào thư mục </w:t>
+        <w:t xml:space="preserve">1. Chạy </w:t>
       </w:r>
       <w:r>
         <w:rPr>
@@ -5184,31 +8264,15 @@
           <w:color w:val="B02A00"/>
           <w:sz w:val="20"/>
         </w:rPr>
-        <w:t>config</w:t>
-      </w:r>
-      <w:r>
-        <w:rPr>
-          <w:rFonts w:ascii="Calibri" w:hAnsi="Calibri" w:eastAsia="Calibri"/>
-          <w:b w:val="0"/>
-          <w:sz w:val="22"/>
-        </w:rPr>
-        <w:t xml:space="preserve">. Tạo agent, chạy </w:t>
-      </w:r>
-      <w:r>
-        <w:rPr>
-          <w:rFonts w:ascii="Consolas" w:hAnsi="Consolas" w:eastAsia="Consolas"/>
-          <w:color w:val="B02A00"/>
-          <w:sz w:val="20"/>
-        </w:rPr>
-        <w:t>local_runner_agent.py</w:t>
-      </w:r>
-      <w:r>
-        <w:rPr>
-          <w:rFonts w:ascii="Calibri" w:hAnsi="Calibri" w:eastAsia="Calibri"/>
-          <w:b w:val="0"/>
-          <w:sz w:val="22"/>
-        </w:rPr>
-        <w:t xml:space="preserve"> với token.</w:t>
+        <w:t>python record_runner.py --output config/Recorded_Draft.xlsx --events-output config/Recorded_Events.json</w:t>
+      </w:r>
+      <w:r>
+        <w:rPr>
+          <w:rFonts w:ascii="Calibri" w:hAnsi="Calibri" w:eastAsia="Calibri"/>
+          <w:b w:val="0"/>
+          <w:sz w:val="22"/>
+        </w:rPr>
+        <w:t xml:space="preserve"> ở máy bạn.</w:t>
       </w:r>
     </w:p>
     <w:p>
@@ -5221,7 +8285,7 @@
           <w:b w:val="0"/>
           <w:sz w:val="22"/>
         </w:rPr>
-        <w:t xml:space="preserve">2. Trên web, tab </w:t>
+        <w:t xml:space="preserve">2. Trong trình duyệt mở ra, tự vào </w:t>
       </w:r>
       <w:r>
         <w:rPr>
@@ -5229,15 +8293,79 @@
           <w:b/>
           <w:sz w:val="22"/>
         </w:rPr>
-        <w:t>Chạy testcase</w:t>
-      </w:r>
-      <w:r>
-        <w:rPr>
-          <w:rFonts w:ascii="Calibri" w:hAnsi="Calibri" w:eastAsia="Calibri"/>
-          <w:b w:val="0"/>
-          <w:sz w:val="22"/>
-        </w:rPr>
-        <w:t>, chọn agent và workbook, bấm chạy.</w:t>
+        <w:t>A2</w:t>
+      </w:r>
+      <w:r>
+        <w:rPr>
+          <w:rFonts w:ascii="Calibri" w:hAnsi="Calibri" w:eastAsia="Calibri"/>
+          <w:b w:val="0"/>
+          <w:sz w:val="22"/>
+        </w:rPr>
+        <w:t xml:space="preserve"> (hoặc A3), đăng nhập và thao tác vài bước. Phím tắt: </w:t>
+      </w:r>
+      <w:r>
+        <w:rPr>
+          <w:rFonts w:ascii="Calibri" w:hAnsi="Calibri" w:eastAsia="Calibri"/>
+          <w:b/>
+          <w:sz w:val="22"/>
+        </w:rPr>
+        <w:t>Ctrl+Alt+N</w:t>
+      </w:r>
+      <w:r>
+        <w:rPr>
+          <w:rFonts w:ascii="Calibri" w:hAnsi="Calibri" w:eastAsia="Calibri"/>
+          <w:b w:val="0"/>
+          <w:sz w:val="22"/>
+        </w:rPr>
+        <w:t xml:space="preserve"> bắt đầu màn hình kế tiếp, </w:t>
+      </w:r>
+      <w:r>
+        <w:rPr>
+          <w:rFonts w:ascii="Calibri" w:hAnsi="Calibri" w:eastAsia="Calibri"/>
+          <w:b/>
+          <w:sz w:val="22"/>
+        </w:rPr>
+        <w:t>Ctrl+Alt+P</w:t>
+      </w:r>
+      <w:r>
+        <w:rPr>
+          <w:rFonts w:ascii="Calibri" w:hAnsi="Calibri" w:eastAsia="Calibri"/>
+          <w:b w:val="0"/>
+          <w:sz w:val="22"/>
+        </w:rPr>
+        <w:t xml:space="preserve"> tạm dừng/tiếp tục, </w:t>
+      </w:r>
+      <w:r>
+        <w:rPr>
+          <w:rFonts w:ascii="Calibri" w:hAnsi="Calibri" w:eastAsia="Calibri"/>
+          <w:b/>
+          <w:sz w:val="22"/>
+        </w:rPr>
+        <w:t>Ctrl+Alt+W</w:t>
+      </w:r>
+      <w:r>
+        <w:rPr>
+          <w:rFonts w:ascii="Calibri" w:hAnsi="Calibri" w:eastAsia="Calibri"/>
+          <w:b w:val="0"/>
+          <w:sz w:val="22"/>
+        </w:rPr>
+        <w:t xml:space="preserve"> (rê chuột lên phần tử) thêm bước chờ, </w:t>
+      </w:r>
+      <w:r>
+        <w:rPr>
+          <w:rFonts w:ascii="Calibri" w:hAnsi="Calibri" w:eastAsia="Calibri"/>
+          <w:b/>
+          <w:sz w:val="22"/>
+        </w:rPr>
+        <w:t>Ctrl+Alt+A</w:t>
+      </w:r>
+      <w:r>
+        <w:rPr>
+          <w:rFonts w:ascii="Calibri" w:hAnsi="Calibri" w:eastAsia="Calibri"/>
+          <w:b w:val="0"/>
+          <w:sz w:val="22"/>
+        </w:rPr>
+        <w:t xml:space="preserve"> (trên ô nhập) thêm bước đọc kết quả. Đóng trình duyệt để xuất file.</w:t>
       </w:r>
     </w:p>
     <w:p>
@@ -5247,6 +8375,54 @@
           <w:b/>
           <w:sz w:val="22"/>
         </w:rPr>
+        <w:t>Chức năng:</w:t>
+      </w:r>
+      <w:r>
+        <w:rPr>
+          <w:rFonts w:ascii="Calibri" w:hAnsi="Calibri" w:eastAsia="Calibri"/>
+          <w:b w:val="0"/>
+          <w:sz w:val="22"/>
+        </w:rPr>
+        <w:t xml:space="preserve"> ghi click, điền, chọn, tick/untick và upload bằng </w:t>
+      </w:r>
+      <w:r>
+        <w:rPr>
+          <w:rFonts w:ascii="Calibri" w:hAnsi="Calibri" w:eastAsia="Calibri"/>
+          <w:b/>
+          <w:sz w:val="22"/>
+        </w:rPr>
+        <w:t>vị trí phần tử</w:t>
+      </w:r>
+      <w:r>
+        <w:rPr>
+          <w:rFonts w:ascii="Calibri" w:hAnsi="Calibri" w:eastAsia="Calibri"/>
+          <w:b w:val="0"/>
+          <w:sz w:val="22"/>
+        </w:rPr>
+        <w:t xml:space="preserve"> (hỗ trợ iframe và shadow DOM mở). </w:t>
+      </w:r>
+      <w:r>
+        <w:rPr>
+          <w:rFonts w:ascii="Calibri" w:hAnsi="Calibri" w:eastAsia="Calibri"/>
+          <w:b/>
+          <w:sz w:val="22"/>
+        </w:rPr>
+        <w:t>Không ghi</w:t>
+      </w:r>
+      <w:r>
+        <w:rPr>
+          <w:rFonts w:ascii="Calibri" w:hAnsi="Calibri" w:eastAsia="Calibri"/>
+          <w:b w:val="0"/>
+          <w:sz w:val="22"/>
+        </w:rPr>
+        <w:t xml:space="preserve"> giá trị nhập, nội dung file hay URL. </w:t>
+      </w:r>
+      <w:r>
+        <w:rPr>
+          <w:rFonts w:ascii="Calibri" w:hAnsi="Calibri" w:eastAsia="Calibri"/>
+          <w:b/>
+          <w:sz w:val="22"/>
+        </w:rPr>
         <w:t>Mong đợi:</w:t>
       </w:r>
       <w:r>
@@ -5255,39 +8431,35 @@
           <w:b w:val="0"/>
           <w:sz w:val="22"/>
         </w:rPr>
-        <w:t xml:space="preserve"> agent nhận run, trình duyệt mở trên </w:t>
-      </w:r>
+        <w:t xml:space="preserve"> sinh file Excel nháp (step ở trạng thái không hoạt động, có header testcases) và file JSON sự kiện không chứa giá trị nhập hoặc URL. Bạn tự nhập testcase và kỳ vọng.</w:t>
+      </w:r>
+    </w:p>
+    <w:p>
+      <w:pPr>
+        <w:keepNext/>
+        <w:spacing w:before="160" w:after="80"/>
+      </w:pPr>
       <w:r>
         <w:rPr>
           <w:rFonts w:ascii="Calibri" w:hAnsi="Calibri" w:eastAsia="Calibri"/>
           <w:b/>
-          <w:sz w:val="22"/>
-        </w:rPr>
-        <w:t>máy bạn</w:t>
-      </w:r>
-      <w:r>
-        <w:rPr>
-          <w:rFonts w:ascii="Calibri" w:hAnsi="Calibri" w:eastAsia="Calibri"/>
-          <w:b w:val="0"/>
-          <w:sz w:val="22"/>
-        </w:rPr>
-        <w:t xml:space="preserve">; tab </w:t>
-      </w:r>
-      <w:r>
-        <w:rPr>
-          <w:rFonts w:ascii="Calibri" w:hAnsi="Calibri" w:eastAsia="Calibri"/>
-          <w:b/>
-          <w:sz w:val="22"/>
-        </w:rPr>
-        <w:t>Lịch sử &amp; kết quả</w:t>
-      </w:r>
-      <w:r>
-        <w:rPr>
-          <w:rFonts w:ascii="Calibri" w:hAnsi="Calibri" w:eastAsia="Calibri"/>
-          <w:b w:val="0"/>
-          <w:sz w:val="22"/>
-        </w:rPr>
-        <w:t xml:space="preserve"> hiện tóm tắt PASS/FAIL và thời gian; file chi tiết nằm ở </w:t>
+          <w:color w:val="2A1F1A"/>
+          <w:sz w:val="26"/>
+        </w:rPr>
+        <w:t>TC-AU-07 Ghép nháp vào workbook và kiểm tra tĩnh (cần Python)</w:t>
+      </w:r>
+    </w:p>
+    <w:p>
+      <w:pPr>
+        <w:ind w:left="510" w:hanging="340"/>
+      </w:pPr>
+      <w:r>
+        <w:rPr>
+          <w:rFonts w:ascii="Calibri" w:hAnsi="Calibri" w:eastAsia="Calibri"/>
+          <w:b w:val="0"/>
+          <w:sz w:val="22"/>
+        </w:rPr>
+        <w:t xml:space="preserve">1. Ghép nháp vào workbook có sẵn: </w:t>
       </w:r>
       <w:r>
         <w:rPr>
@@ -5295,16 +8467,1465 @@
           <w:color w:val="B02A00"/>
           <w:sz w:val="20"/>
         </w:rPr>
-        <w:t>data/local-runner</w:t>
-      </w:r>
-      <w:r>
-        <w:rPr>
-          <w:rFonts w:ascii="Calibri" w:hAnsi="Calibri" w:eastAsia="Calibri"/>
-          <w:b w:val="0"/>
-          <w:sz w:val="22"/>
-        </w:rPr>
-        <w:t xml:space="preserve">. </w:t>
-      </w:r>
+        <w:t>python prepare_runner.py --template docs/samples/Sample_Inputs.xlsx --draft config/Recorded_Draft.xlsx --output config/Prepared.xlsx</w:t>
+      </w:r>
+      <w:r>
+        <w:rPr>
+          <w:rFonts w:ascii="Calibri" w:hAnsi="Calibri" w:eastAsia="Calibri"/>
+          <w:b w:val="0"/>
+          <w:sz w:val="22"/>
+        </w:rPr>
+        <w:t>.</w:t>
+      </w:r>
+    </w:p>
+    <w:p>
+      <w:pPr>
+        <w:ind w:left="510" w:hanging="340"/>
+      </w:pPr>
+      <w:r>
+        <w:rPr>
+          <w:rFonts w:ascii="Calibri" w:hAnsi="Calibri" w:eastAsia="Calibri"/>
+          <w:b w:val="0"/>
+          <w:sz w:val="22"/>
+        </w:rPr>
+        <w:t xml:space="preserve">2. Kiểm tra: </w:t>
+      </w:r>
+      <w:r>
+        <w:rPr>
+          <w:rFonts w:ascii="Consolas" w:hAnsi="Consolas" w:eastAsia="Consolas"/>
+          <w:color w:val="B02A00"/>
+          <w:sz w:val="20"/>
+        </w:rPr>
+        <w:t>python preflight_runner.py --config docs/samples/Sample_Inputs.xlsx</w:t>
+      </w:r>
+      <w:r>
+        <w:rPr>
+          <w:rFonts w:ascii="Calibri" w:hAnsi="Calibri" w:eastAsia="Calibri"/>
+          <w:b w:val="0"/>
+          <w:sz w:val="22"/>
+        </w:rPr>
+        <w:t>.</w:t>
+      </w:r>
+    </w:p>
+    <w:p>
+      <w:r>
+        <w:rPr>
+          <w:rFonts w:ascii="Calibri" w:hAnsi="Calibri" w:eastAsia="Calibri"/>
+          <w:b/>
+          <w:sz w:val="22"/>
+        </w:rPr>
+        <w:t>Chức năng:</w:t>
+      </w:r>
+      <w:r>
+        <w:rPr>
+          <w:rFonts w:ascii="Calibri" w:hAnsi="Calibri" w:eastAsia="Calibri"/>
+          <w:b w:val="0"/>
+          <w:sz w:val="22"/>
+        </w:rPr>
+        <w:t xml:space="preserve"> </w:t>
+      </w:r>
+      <w:r>
+        <w:rPr>
+          <w:rFonts w:ascii="Consolas" w:hAnsi="Consolas" w:eastAsia="Consolas"/>
+          <w:color w:val="B02A00"/>
+          <w:sz w:val="20"/>
+        </w:rPr>
+        <w:t>prepare</w:t>
+      </w:r>
+      <w:r>
+        <w:rPr>
+          <w:rFonts w:ascii="Calibri" w:hAnsi="Calibri" w:eastAsia="Calibri"/>
+          <w:b w:val="0"/>
+          <w:sz w:val="22"/>
+        </w:rPr>
+        <w:t xml:space="preserve"> giữ nguyên settings và testcase bạn đã nhập, chỉ bổ sung header còn thiếu và hỏi từng mục thay đổi. </w:t>
+      </w:r>
+      <w:r>
+        <w:rPr>
+          <w:rFonts w:ascii="Consolas" w:hAnsi="Consolas" w:eastAsia="Consolas"/>
+          <w:color w:val="B02A00"/>
+          <w:sz w:val="20"/>
+        </w:rPr>
+        <w:t>preflight</w:t>
+      </w:r>
+      <w:r>
+        <w:rPr>
+          <w:rFonts w:ascii="Calibri" w:hAnsi="Calibri" w:eastAsia="Calibri"/>
+          <w:b w:val="0"/>
+          <w:sz w:val="22"/>
+        </w:rPr>
+        <w:t xml:space="preserve"> là </w:t>
+      </w:r>
+      <w:r>
+        <w:rPr>
+          <w:rFonts w:ascii="Calibri" w:hAnsi="Calibri" w:eastAsia="Calibri"/>
+          <w:b/>
+          <w:sz w:val="22"/>
+        </w:rPr>
+        <w:t>kiểm tra tĩnh</w:t>
+      </w:r>
+      <w:r>
+        <w:rPr>
+          <w:rFonts w:ascii="Calibri" w:hAnsi="Calibri" w:eastAsia="Calibri"/>
+          <w:b w:val="0"/>
+          <w:sz w:val="22"/>
+        </w:rPr>
+        <w:t xml:space="preserve"> (cấu trúc, dòng active, locator nháp), không mở trình duyệt, không đọc bí mật. </w:t>
+      </w:r>
+      <w:r>
+        <w:rPr>
+          <w:rFonts w:ascii="Calibri" w:hAnsi="Calibri" w:eastAsia="Calibri"/>
+          <w:b/>
+          <w:sz w:val="22"/>
+        </w:rPr>
+        <w:t>Mong đợi:</w:t>
+      </w:r>
+      <w:r>
+        <w:rPr>
+          <w:rFonts w:ascii="Calibri" w:hAnsi="Calibri" w:eastAsia="Calibri"/>
+          <w:b w:val="0"/>
+          <w:sz w:val="22"/>
+        </w:rPr>
+        <w:t xml:space="preserve"> với workbook mẫu, preflight in </w:t>
+      </w:r>
+      <w:r>
+        <w:rPr>
+          <w:rFonts w:ascii="Consolas" w:hAnsi="Consolas" w:eastAsia="Consolas"/>
+          <w:color w:val="B02A00"/>
+          <w:sz w:val="20"/>
+        </w:rPr>
+        <w:t>ready_for_local_review: true</w:t>
+      </w:r>
+      <w:r>
+        <w:rPr>
+          <w:rFonts w:ascii="Calibri" w:hAnsi="Calibri" w:eastAsia="Calibri"/>
+          <w:b w:val="0"/>
+          <w:sz w:val="22"/>
+        </w:rPr>
+        <w:t xml:space="preserve">, </w:t>
+      </w:r>
+      <w:r>
+        <w:rPr>
+          <w:rFonts w:ascii="Consolas" w:hAnsi="Consolas" w:eastAsia="Consolas"/>
+          <w:color w:val="B02A00"/>
+          <w:sz w:val="20"/>
+        </w:rPr>
+        <w:t>active_steps: 2</w:t>
+      </w:r>
+      <w:r>
+        <w:rPr>
+          <w:rFonts w:ascii="Calibri" w:hAnsi="Calibri" w:eastAsia="Calibri"/>
+          <w:b w:val="0"/>
+          <w:sz w:val="22"/>
+        </w:rPr>
+        <w:t xml:space="preserve">, </w:t>
+      </w:r>
+      <w:r>
+        <w:rPr>
+          <w:rFonts w:ascii="Consolas" w:hAnsi="Consolas" w:eastAsia="Consolas"/>
+          <w:color w:val="B02A00"/>
+          <w:sz w:val="20"/>
+        </w:rPr>
+        <w:t>active_testcases: 2</w:t>
+      </w:r>
+      <w:r>
+        <w:rPr>
+          <w:rFonts w:ascii="Calibri" w:hAnsi="Calibri" w:eastAsia="Calibri"/>
+          <w:b w:val="0"/>
+          <w:sz w:val="22"/>
+        </w:rPr>
+        <w:t xml:space="preserve">, không có lỗi. Lưu ý: đạt preflight </w:t>
+      </w:r>
+      <w:r>
+        <w:rPr>
+          <w:rFonts w:ascii="Calibri" w:hAnsi="Calibri" w:eastAsia="Calibri"/>
+          <w:b/>
+          <w:sz w:val="22"/>
+        </w:rPr>
+        <w:t>chưa</w:t>
+      </w:r>
+      <w:r>
+        <w:rPr>
+          <w:rFonts w:ascii="Calibri" w:hAnsi="Calibri" w:eastAsia="Calibri"/>
+          <w:b w:val="0"/>
+          <w:sz w:val="22"/>
+        </w:rPr>
+        <w:t xml:space="preserve"> chứng minh đăng nhập hay hành vi đúng.</w:t>
+      </w:r>
+    </w:p>
+    <w:p>
+      <w:pPr>
+        <w:keepNext/>
+        <w:spacing w:before="160" w:after="80"/>
+      </w:pPr>
+      <w:r>
+        <w:rPr>
+          <w:rFonts w:ascii="Calibri" w:hAnsi="Calibri" w:eastAsia="Calibri"/>
+          <w:b/>
+          <w:color w:val="2A1F1A"/>
+          <w:sz w:val="26"/>
+        </w:rPr>
+        <w:t>TC-AU-08 Inspector: kiểm tra locator còn khớp phần tử không (cần Python)</w:t>
+      </w:r>
+    </w:p>
+    <w:p>
+      <w:pPr>
+        <w:ind w:left="510" w:hanging="340"/>
+      </w:pPr>
+      <w:r>
+        <w:rPr>
+          <w:rFonts w:ascii="Calibri" w:hAnsi="Calibri" w:eastAsia="Calibri"/>
+          <w:b w:val="0"/>
+          <w:sz w:val="22"/>
+        </w:rPr>
+        <w:t xml:space="preserve">1. </w:t>
+      </w:r>
+      <w:r>
+        <w:rPr>
+          <w:rFonts w:ascii="Consolas" w:hAnsi="Consolas" w:eastAsia="Consolas"/>
+          <w:color w:val="B02A00"/>
+          <w:sz w:val="20"/>
+        </w:rPr>
+        <w:t>python inspect_runner.py --config docs/samples/Sample_Inputs.xlsx --output inspection.json</w:t>
+      </w:r>
+      <w:r>
+        <w:rPr>
+          <w:rFonts w:ascii="Calibri" w:hAnsi="Calibri" w:eastAsia="Calibri"/>
+          <w:b w:val="0"/>
+          <w:sz w:val="22"/>
+        </w:rPr>
+        <w:t>.</w:t>
+      </w:r>
+    </w:p>
+    <w:p>
+      <w:pPr>
+        <w:ind w:left="510" w:hanging="340"/>
+      </w:pPr>
+      <w:r>
+        <w:rPr>
+          <w:rFonts w:ascii="Calibri" w:hAnsi="Calibri" w:eastAsia="Calibri"/>
+          <w:b w:val="0"/>
+          <w:sz w:val="22"/>
+        </w:rPr>
+        <w:t xml:space="preserve">2. Trong trình duyệt mới tự mở </w:t>
+      </w:r>
+      <w:r>
+        <w:rPr>
+          <w:rFonts w:ascii="Calibri" w:hAnsi="Calibri" w:eastAsia="Calibri"/>
+          <w:b/>
+          <w:sz w:val="22"/>
+        </w:rPr>
+        <w:t>A1</w:t>
+      </w:r>
+      <w:r>
+        <w:rPr>
+          <w:rFonts w:ascii="Calibri" w:hAnsi="Calibri" w:eastAsia="Calibri"/>
+          <w:b w:val="0"/>
+          <w:sz w:val="22"/>
+        </w:rPr>
+        <w:t xml:space="preserve">. Ở terminal nhập số màn hình và số tab (ví dụ </w:t>
+      </w:r>
+      <w:r>
+        <w:rPr>
+          <w:rFonts w:ascii="Consolas" w:hAnsi="Consolas" w:eastAsia="Consolas"/>
+          <w:color w:val="B02A00"/>
+          <w:sz w:val="20"/>
+        </w:rPr>
+        <w:t>1 1</w:t>
+      </w:r>
+      <w:r>
+        <w:rPr>
+          <w:rFonts w:ascii="Calibri" w:hAnsi="Calibri" w:eastAsia="Calibri"/>
+          <w:b w:val="0"/>
+          <w:sz w:val="22"/>
+        </w:rPr>
+        <w:t xml:space="preserve">), xong nhập </w:t>
+      </w:r>
+      <w:r>
+        <w:rPr>
+          <w:rFonts w:ascii="Consolas" w:hAnsi="Consolas" w:eastAsia="Consolas"/>
+          <w:color w:val="B02A00"/>
+          <w:sz w:val="20"/>
+        </w:rPr>
+        <w:t>q</w:t>
+      </w:r>
+      <w:r>
+        <w:rPr>
+          <w:rFonts w:ascii="Calibri" w:hAnsi="Calibri" w:eastAsia="Calibri"/>
+          <w:b w:val="0"/>
+          <w:sz w:val="22"/>
+        </w:rPr>
+        <w:t xml:space="preserve"> để lưu báo cáo.</w:t>
+      </w:r>
+    </w:p>
+    <w:p>
+      <w:r>
+        <w:rPr>
+          <w:rFonts w:ascii="Calibri" w:hAnsi="Calibri" w:eastAsia="Calibri"/>
+          <w:b/>
+          <w:sz w:val="22"/>
+        </w:rPr>
+        <w:t>Chức năng:</w:t>
+      </w:r>
+      <w:r>
+        <w:rPr>
+          <w:rFonts w:ascii="Calibri" w:hAnsi="Calibri" w:eastAsia="Calibri"/>
+          <w:b w:val="0"/>
+          <w:sz w:val="22"/>
+        </w:rPr>
+        <w:t xml:space="preserve"> với mỗi step, đếm số phần tử khớp </w:t>
+      </w:r>
+      <w:r>
+        <w:rPr>
+          <w:rFonts w:ascii="Consolas" w:hAnsi="Consolas" w:eastAsia="Consolas"/>
+          <w:color w:val="B02A00"/>
+          <w:sz w:val="20"/>
+        </w:rPr>
+        <w:t>locator</w:t>
+      </w:r>
+      <w:r>
+        <w:rPr>
+          <w:rFonts w:ascii="Calibri" w:hAnsi="Calibri" w:eastAsia="Calibri"/>
+          <w:b w:val="0"/>
+          <w:sz w:val="22"/>
+        </w:rPr>
+        <w:t xml:space="preserve"> và báo trạng thái (ví dụ </w:t>
+      </w:r>
+      <w:r>
+        <w:rPr>
+          <w:rFonts w:ascii="Consolas" w:hAnsi="Consolas" w:eastAsia="Consolas"/>
+          <w:color w:val="B02A00"/>
+          <w:sz w:val="20"/>
+        </w:rPr>
+        <w:t>UNIQUE_VISIBLE</w:t>
+      </w:r>
+      <w:r>
+        <w:rPr>
+          <w:rFonts w:ascii="Calibri" w:hAnsi="Calibri" w:eastAsia="Calibri"/>
+          <w:b w:val="0"/>
+          <w:sz w:val="22"/>
+        </w:rPr>
+        <w:t xml:space="preserve"> = đúng 1 phần tử đang hiển thị). Báo cáo </w:t>
+      </w:r>
+      <w:r>
+        <w:rPr>
+          <w:rFonts w:ascii="Calibri" w:hAnsi="Calibri" w:eastAsia="Calibri"/>
+          <w:b/>
+          <w:sz w:val="22"/>
+        </w:rPr>
+        <w:t>chỉ chứa số dòng, số phần tử, trạng thái</w:t>
+      </w:r>
+      <w:r>
+        <w:rPr>
+          <w:rFonts w:ascii="Calibri" w:hAnsi="Calibri" w:eastAsia="Calibri"/>
+          <w:b w:val="0"/>
+          <w:sz w:val="22"/>
+        </w:rPr>
+        <w:t xml:space="preserve">; không chứa DOM, URL, locator hay giá trị nhập; không gửi lên server. </w:t>
+      </w:r>
+      <w:r>
+        <w:rPr>
+          <w:rFonts w:ascii="Calibri" w:hAnsi="Calibri" w:eastAsia="Calibri"/>
+          <w:b/>
+          <w:sz w:val="22"/>
+        </w:rPr>
+        <w:t>Mong đợi:</w:t>
+      </w:r>
+      <w:r>
+        <w:rPr>
+          <w:rFonts w:ascii="Calibri" w:hAnsi="Calibri" w:eastAsia="Calibri"/>
+          <w:b w:val="0"/>
+          <w:sz w:val="22"/>
+        </w:rPr>
+        <w:t xml:space="preserve"> báo cáo có một dòng cho mỗi step; với workbook mẫu, ô số thường ở trạng thái khớp 1 phần tử hiển thị. Ghi lại trạng thái từng dòng bạn thấy. Nhắc lại: </w:t>
+      </w:r>
+      <w:r>
+        <w:rPr>
+          <w:rFonts w:ascii="Consolas" w:hAnsi="Consolas" w:eastAsia="Consolas"/>
+          <w:color w:val="B02A00"/>
+          <w:sz w:val="20"/>
+        </w:rPr>
+        <w:t>UNIQUE_VISIBLE</w:t>
+      </w:r>
+      <w:r>
+        <w:rPr>
+          <w:rFonts w:ascii="Calibri" w:hAnsi="Calibri" w:eastAsia="Calibri"/>
+          <w:b w:val="0"/>
+          <w:sz w:val="22"/>
+        </w:rPr>
+        <w:t xml:space="preserve"> chưa chứng minh đúng mục tiêu.</w:t>
+      </w:r>
+    </w:p>
+    <w:p>
+      <w:pPr>
+        <w:keepNext/>
+        <w:spacing w:before="160" w:after="80"/>
+      </w:pPr>
+      <w:r>
+        <w:rPr>
+          <w:rFonts w:ascii="Calibri" w:hAnsi="Calibri" w:eastAsia="Calibri"/>
+          <w:b/>
+          <w:color w:val="2A1F1A"/>
+          <w:sz w:val="26"/>
+        </w:rPr>
+        <w:t>TC-AU-09 Repair: chọn lại phần tử khi giao diện đổi (cần Python)</w:t>
+      </w:r>
+    </w:p>
+    <w:p>
+      <w:pPr>
+        <w:ind w:left="510" w:hanging="340"/>
+      </w:pPr>
+      <w:r>
+        <w:rPr>
+          <w:rFonts w:ascii="Calibri" w:hAnsi="Calibri" w:eastAsia="Calibri"/>
+          <w:b w:val="0"/>
+          <w:sz w:val="22"/>
+        </w:rPr>
+        <w:t xml:space="preserve">1. Cố ý sửa </w:t>
+      </w:r>
+      <w:r>
+        <w:rPr>
+          <w:rFonts w:ascii="Consolas" w:hAnsi="Consolas" w:eastAsia="Consolas"/>
+          <w:color w:val="B02A00"/>
+          <w:sz w:val="20"/>
+        </w:rPr>
+        <w:t>locator</w:t>
+      </w:r>
+      <w:r>
+        <w:rPr>
+          <w:rFonts w:ascii="Calibri" w:hAnsi="Calibri" w:eastAsia="Calibri"/>
+          <w:b w:val="0"/>
+          <w:sz w:val="22"/>
+        </w:rPr>
+        <w:t xml:space="preserve"> của dòng 2 trong một bản sao workbook thành giá trị sai (ví dụ </w:t>
+      </w:r>
+      <w:r>
+        <w:rPr>
+          <w:rFonts w:ascii="Consolas" w:hAnsi="Consolas" w:eastAsia="Consolas"/>
+          <w:color w:val="B02A00"/>
+          <w:sz w:val="20"/>
+        </w:rPr>
+        <w:t>input[type=text]</w:t>
+      </w:r>
+      <w:r>
+        <w:rPr>
+          <w:rFonts w:ascii="Calibri" w:hAnsi="Calibri" w:eastAsia="Calibri"/>
+          <w:b w:val="0"/>
+          <w:sz w:val="22"/>
+        </w:rPr>
+        <w:t>), chạy lại Inspector để thấy báo không khớp.</w:t>
+      </w:r>
+    </w:p>
+    <w:p>
+      <w:pPr>
+        <w:ind w:left="510" w:hanging="340"/>
+      </w:pPr>
+      <w:r>
+        <w:rPr>
+          <w:rFonts w:ascii="Calibri" w:hAnsi="Calibri" w:eastAsia="Calibri"/>
+          <w:b w:val="0"/>
+          <w:sz w:val="22"/>
+        </w:rPr>
+        <w:t xml:space="preserve">2. </w:t>
+      </w:r>
+      <w:r>
+        <w:rPr>
+          <w:rFonts w:ascii="Consolas" w:hAnsi="Consolas" w:eastAsia="Consolas"/>
+          <w:color w:val="B02A00"/>
+          <w:sz w:val="20"/>
+        </w:rPr>
+        <w:t>python repair_runner.py --config &lt;bản sao&gt; --row 2 --output config/Repaired.xlsx</w:t>
+      </w:r>
+      <w:r>
+        <w:rPr>
+          <w:rFonts w:ascii="Calibri" w:hAnsi="Calibri" w:eastAsia="Calibri"/>
+          <w:b w:val="0"/>
+          <w:sz w:val="22"/>
+        </w:rPr>
+        <w:t xml:space="preserve">. Trong trình duyệt mở </w:t>
+      </w:r>
+      <w:r>
+        <w:rPr>
+          <w:rFonts w:ascii="Calibri" w:hAnsi="Calibri" w:eastAsia="Calibri"/>
+          <w:b/>
+          <w:sz w:val="22"/>
+        </w:rPr>
+        <w:t>A1</w:t>
+      </w:r>
+      <w:r>
+        <w:rPr>
+          <w:rFonts w:ascii="Calibri" w:hAnsi="Calibri" w:eastAsia="Calibri"/>
+          <w:b w:val="0"/>
+          <w:sz w:val="22"/>
+        </w:rPr>
+        <w:t xml:space="preserve">, rê chuột lên ô số rồi nhấn </w:t>
+      </w:r>
+      <w:r>
+        <w:rPr>
+          <w:rFonts w:ascii="Calibri" w:hAnsi="Calibri" w:eastAsia="Calibri"/>
+          <w:b/>
+          <w:sz w:val="22"/>
+        </w:rPr>
+        <w:t>Ctrl+Alt+L</w:t>
+      </w:r>
+      <w:r>
+        <w:rPr>
+          <w:rFonts w:ascii="Calibri" w:hAnsi="Calibri" w:eastAsia="Calibri"/>
+          <w:b w:val="0"/>
+          <w:sz w:val="22"/>
+        </w:rPr>
+        <w:t xml:space="preserve">; xem CSS đề xuất ở terminal, nhập </w:t>
+      </w:r>
+      <w:r>
+        <w:rPr>
+          <w:rFonts w:ascii="Consolas" w:hAnsi="Consolas" w:eastAsia="Consolas"/>
+          <w:color w:val="B02A00"/>
+          <w:sz w:val="20"/>
+        </w:rPr>
+        <w:t>EXPORT</w:t>
+      </w:r>
+      <w:r>
+        <w:rPr>
+          <w:rFonts w:ascii="Calibri" w:hAnsi="Calibri" w:eastAsia="Calibri"/>
+          <w:b w:val="0"/>
+          <w:sz w:val="22"/>
+        </w:rPr>
+        <w:t>.</w:t>
+      </w:r>
+    </w:p>
+    <w:p>
+      <w:r>
+        <w:rPr>
+          <w:rFonts w:ascii="Calibri" w:hAnsi="Calibri" w:eastAsia="Calibri"/>
+          <w:b/>
+          <w:sz w:val="22"/>
+        </w:rPr>
+        <w:t>Chức năng:</w:t>
+      </w:r>
+      <w:r>
+        <w:rPr>
+          <w:rFonts w:ascii="Calibri" w:hAnsi="Calibri" w:eastAsia="Calibri"/>
+          <w:b w:val="0"/>
+          <w:sz w:val="22"/>
+        </w:rPr>
+        <w:t xml:space="preserve"> đề xuất locator mới từ phần tử bạn trỏ; chỉ đổi </w:t>
+      </w:r>
+      <w:r>
+        <w:rPr>
+          <w:rFonts w:ascii="Consolas" w:hAnsi="Consolas" w:eastAsia="Consolas"/>
+          <w:color w:val="B02A00"/>
+          <w:sz w:val="20"/>
+        </w:rPr>
+        <w:t>locator_type</w:t>
+      </w:r>
+      <w:r>
+        <w:rPr>
+          <w:rFonts w:ascii="Calibri" w:hAnsi="Calibri" w:eastAsia="Calibri"/>
+          <w:b w:val="0"/>
+          <w:sz w:val="22"/>
+        </w:rPr>
+        <w:t>/</w:t>
+      </w:r>
+      <w:r>
+        <w:rPr>
+          <w:rFonts w:ascii="Consolas" w:hAnsi="Consolas" w:eastAsia="Consolas"/>
+          <w:color w:val="B02A00"/>
+          <w:sz w:val="20"/>
+        </w:rPr>
+        <w:t>locator</w:t>
+      </w:r>
+      <w:r>
+        <w:rPr>
+          <w:rFonts w:ascii="Calibri" w:hAnsi="Calibri" w:eastAsia="Calibri"/>
+          <w:b w:val="0"/>
+          <w:sz w:val="22"/>
+        </w:rPr>
+        <w:t xml:space="preserve"> của </w:t>
+      </w:r>
+      <w:r>
+        <w:rPr>
+          <w:rFonts w:ascii="Calibri" w:hAnsi="Calibri" w:eastAsia="Calibri"/>
+          <w:b/>
+          <w:sz w:val="22"/>
+        </w:rPr>
+        <w:t>dòng đã chọn</w:t>
+      </w:r>
+      <w:r>
+        <w:rPr>
+          <w:rFonts w:ascii="Calibri" w:hAnsi="Calibri" w:eastAsia="Calibri"/>
+          <w:b w:val="0"/>
+          <w:sz w:val="22"/>
+        </w:rPr>
+        <w:t xml:space="preserve">, giữ nguyên dữ liệu, đặt mọi step/testcase của bản sao về </w:t>
+      </w:r>
+      <w:r>
+        <w:rPr>
+          <w:rFonts w:ascii="Consolas" w:hAnsi="Consolas" w:eastAsia="Consolas"/>
+          <w:color w:val="B02A00"/>
+          <w:sz w:val="20"/>
+        </w:rPr>
+        <w:t>active=N</w:t>
+      </w:r>
+      <w:r>
+        <w:rPr>
+          <w:rFonts w:ascii="Calibri" w:hAnsi="Calibri" w:eastAsia="Calibri"/>
+          <w:b w:val="0"/>
+          <w:sz w:val="22"/>
+        </w:rPr>
+        <w:t xml:space="preserve"> để buộc bạn rà soát lại; file gốc không đổi. </w:t>
+      </w:r>
+      <w:r>
+        <w:rPr>
+          <w:rFonts w:ascii="Calibri" w:hAnsi="Calibri" w:eastAsia="Calibri"/>
+          <w:b/>
+          <w:sz w:val="22"/>
+        </w:rPr>
+        <w:t>Mong đợi:</w:t>
+      </w:r>
+      <w:r>
+        <w:rPr>
+          <w:rFonts w:ascii="Calibri" w:hAnsi="Calibri" w:eastAsia="Calibri"/>
+          <w:b w:val="0"/>
+          <w:sz w:val="22"/>
+        </w:rPr>
+        <w:t xml:space="preserve"> xuất được bản sao; chạy lại Inspector với bản sao thấy khớp.</w:t>
+      </w:r>
+    </w:p>
+    <w:p>
+      <w:pPr>
+        <w:keepNext/>
+        <w:spacing w:before="160" w:after="80"/>
+      </w:pPr>
+      <w:r>
+        <w:rPr>
+          <w:rFonts w:ascii="Calibri" w:hAnsi="Calibri" w:eastAsia="Calibri"/>
+          <w:b/>
+          <w:color w:val="2A1F1A"/>
+          <w:sz w:val="26"/>
+        </w:rPr>
+        <w:t>TC-AU-10 Thử một step có xác nhận (cần Python)</w:t>
+      </w:r>
+    </w:p>
+    <w:p>
+      <w:pPr>
+        <w:ind w:left="510" w:hanging="340"/>
+      </w:pPr>
+      <w:r>
+        <w:rPr>
+          <w:rFonts w:ascii="Calibri" w:hAnsi="Calibri" w:eastAsia="Calibri"/>
+          <w:b w:val="0"/>
+          <w:sz w:val="22"/>
+        </w:rPr>
+        <w:t xml:space="preserve">1. </w:t>
+      </w:r>
+      <w:r>
+        <w:rPr>
+          <w:rFonts w:ascii="Consolas" w:hAnsi="Consolas" w:eastAsia="Consolas"/>
+          <w:color w:val="B02A00"/>
+          <w:sz w:val="20"/>
+        </w:rPr>
+        <w:t>python try_step_runner.py --config docs/samples/Sample_Inputs.xlsx --row 2 --output trial.json</w:t>
+      </w:r>
+      <w:r>
+        <w:rPr>
+          <w:rFonts w:ascii="Calibri" w:hAnsi="Calibri" w:eastAsia="Calibri"/>
+          <w:b w:val="0"/>
+          <w:sz w:val="22"/>
+        </w:rPr>
+        <w:t>.</w:t>
+      </w:r>
+    </w:p>
+    <w:p>
+      <w:pPr>
+        <w:ind w:left="510" w:hanging="340"/>
+      </w:pPr>
+      <w:r>
+        <w:rPr>
+          <w:rFonts w:ascii="Calibri" w:hAnsi="Calibri" w:eastAsia="Calibri"/>
+          <w:b w:val="0"/>
+          <w:sz w:val="22"/>
+        </w:rPr>
+        <w:t xml:space="preserve">2. Mở </w:t>
+      </w:r>
+      <w:r>
+        <w:rPr>
+          <w:rFonts w:ascii="Calibri" w:hAnsi="Calibri" w:eastAsia="Calibri"/>
+          <w:b/>
+          <w:sz w:val="22"/>
+        </w:rPr>
+        <w:t>A1</w:t>
+      </w:r>
+      <w:r>
+        <w:rPr>
+          <w:rFonts w:ascii="Calibri" w:hAnsi="Calibri" w:eastAsia="Calibri"/>
+          <w:b w:val="0"/>
+          <w:sz w:val="22"/>
+        </w:rPr>
+        <w:t xml:space="preserve"> trong trình duyệt mới, kiểm tra phần tử được tô sáng, nhập </w:t>
+      </w:r>
+      <w:r>
+        <w:rPr>
+          <w:rFonts w:ascii="Consolas" w:hAnsi="Consolas" w:eastAsia="Consolas"/>
+          <w:color w:val="B02A00"/>
+          <w:sz w:val="20"/>
+        </w:rPr>
+        <w:t>EXECUTE 2</w:t>
+      </w:r>
+      <w:r>
+        <w:rPr>
+          <w:rFonts w:ascii="Calibri" w:hAnsi="Calibri" w:eastAsia="Calibri"/>
+          <w:b w:val="0"/>
+          <w:sz w:val="22"/>
+        </w:rPr>
+        <w:t xml:space="preserve"> ở terminal; nhập giá trị thử khi được hỏi.</w:t>
+      </w:r>
+    </w:p>
+    <w:p>
+      <w:r>
+        <w:rPr>
+          <w:rFonts w:ascii="Calibri" w:hAnsi="Calibri" w:eastAsia="Calibri"/>
+          <w:b/>
+          <w:sz w:val="22"/>
+        </w:rPr>
+        <w:t>Chức năng:</w:t>
+      </w:r>
+      <w:r>
+        <w:rPr>
+          <w:rFonts w:ascii="Calibri" w:hAnsi="Calibri" w:eastAsia="Calibri"/>
+          <w:b w:val="0"/>
+          <w:sz w:val="22"/>
+        </w:rPr>
+        <w:t xml:space="preserve"> thực hiện </w:t>
+      </w:r>
+      <w:r>
+        <w:rPr>
+          <w:rFonts w:ascii="Calibri" w:hAnsi="Calibri" w:eastAsia="Calibri"/>
+          <w:b/>
+          <w:sz w:val="22"/>
+        </w:rPr>
+        <w:t>đúng một step thật, đúng một lần</w:t>
+      </w:r>
+      <w:r>
+        <w:rPr>
+          <w:rFonts w:ascii="Calibri" w:hAnsi="Calibri" w:eastAsia="Calibri"/>
+          <w:b w:val="0"/>
+          <w:sz w:val="22"/>
+        </w:rPr>
+        <w:t xml:space="preserve">, sau khi bạn xác nhận; không thử lại, không sửa workbook, không kết luận testcase PASS. </w:t>
+      </w:r>
+      <w:r>
+        <w:rPr>
+          <w:rFonts w:ascii="Calibri" w:hAnsi="Calibri" w:eastAsia="Calibri"/>
+          <w:b/>
+          <w:sz w:val="22"/>
+        </w:rPr>
+        <w:t>Mong đợi:</w:t>
+      </w:r>
+      <w:r>
+        <w:rPr>
+          <w:rFonts w:ascii="Calibri" w:hAnsi="Calibri" w:eastAsia="Calibri"/>
+          <w:b w:val="0"/>
+          <w:sz w:val="22"/>
+        </w:rPr>
+        <w:t xml:space="preserve"> ô số được điền; báo cáo </w:t>
+      </w:r>
+      <w:r>
+        <w:rPr>
+          <w:rFonts w:ascii="Consolas" w:hAnsi="Consolas" w:eastAsia="Consolas"/>
+          <w:color w:val="B02A00"/>
+          <w:sz w:val="20"/>
+        </w:rPr>
+        <w:t>trial.json</w:t>
+      </w:r>
+      <w:r>
+        <w:rPr>
+          <w:rFonts w:ascii="Calibri" w:hAnsi="Calibri" w:eastAsia="Calibri"/>
+          <w:b w:val="0"/>
+          <w:sz w:val="22"/>
+        </w:rPr>
+        <w:t xml:space="preserve"> ghi </w:t>
+      </w:r>
+      <w:r>
+        <w:rPr>
+          <w:rFonts w:ascii="Consolas" w:hAnsi="Consolas" w:eastAsia="Consolas"/>
+          <w:color w:val="B02A00"/>
+          <w:sz w:val="20"/>
+        </w:rPr>
+        <w:t>ACTION_COMPLETED</w:t>
+      </w:r>
+      <w:r>
+        <w:rPr>
+          <w:rFonts w:ascii="Calibri" w:hAnsi="Calibri" w:eastAsia="Calibri"/>
+          <w:b w:val="0"/>
+          <w:sz w:val="22"/>
+        </w:rPr>
+        <w:t xml:space="preserve"> (chỉ nghĩa là thao tác hoàn tất, </w:t>
+      </w:r>
+      <w:r>
+        <w:rPr>
+          <w:rFonts w:ascii="Calibri" w:hAnsi="Calibri" w:eastAsia="Calibri"/>
+          <w:b/>
+          <w:sz w:val="22"/>
+        </w:rPr>
+        <w:t>không phải</w:t>
+      </w:r>
+      <w:r>
+        <w:rPr>
+          <w:rFonts w:ascii="Calibri" w:hAnsi="Calibri" w:eastAsia="Calibri"/>
+          <w:b w:val="0"/>
+          <w:sz w:val="22"/>
+        </w:rPr>
+        <w:t xml:space="preserve"> testcase PASS).</w:t>
+      </w:r>
+    </w:p>
+    <w:p>
+      <w:pPr>
+        <w:keepNext/>
+        <w:spacing w:before="160" w:after="80"/>
+      </w:pPr>
+      <w:r>
+        <w:rPr>
+          <w:rFonts w:ascii="Calibri" w:hAnsi="Calibri" w:eastAsia="Calibri"/>
+          <w:b/>
+          <w:color w:val="2A1F1A"/>
+          <w:sz w:val="26"/>
+        </w:rPr>
+        <w:t>TC-AU-11 Chạy testcase bằng agent (cần Python)</w:t>
+      </w:r>
+    </w:p>
+    <w:p>
+      <w:pPr>
+        <w:ind w:left="510" w:hanging="340"/>
+      </w:pPr>
+      <w:r>
+        <w:rPr>
+          <w:rFonts w:ascii="Calibri" w:hAnsi="Calibri" w:eastAsia="Calibri"/>
+          <w:b w:val="0"/>
+          <w:sz w:val="22"/>
+        </w:rPr>
+        <w:t xml:space="preserve">1. Tạo agent (TC-AU-05), đặt </w:t>
+      </w:r>
+      <w:r>
+        <w:rPr>
+          <w:rFonts w:ascii="Consolas" w:hAnsi="Consolas" w:eastAsia="Consolas"/>
+          <w:color w:val="B02A00"/>
+          <w:sz w:val="20"/>
+        </w:rPr>
+        <w:t>docs/samples/Sample_Inputs.xlsx</w:t>
+      </w:r>
+      <w:r>
+        <w:rPr>
+          <w:rFonts w:ascii="Calibri" w:hAnsi="Calibri" w:eastAsia="Calibri"/>
+          <w:b w:val="0"/>
+          <w:sz w:val="22"/>
+        </w:rPr>
+        <w:t xml:space="preserve"> vào thư mục </w:t>
+      </w:r>
+      <w:r>
+        <w:rPr>
+          <w:rFonts w:ascii="Consolas" w:hAnsi="Consolas" w:eastAsia="Consolas"/>
+          <w:color w:val="B02A00"/>
+          <w:sz w:val="20"/>
+        </w:rPr>
+        <w:t>config</w:t>
+      </w:r>
+      <w:r>
+        <w:rPr>
+          <w:rFonts w:ascii="Calibri" w:hAnsi="Calibri" w:eastAsia="Calibri"/>
+          <w:b w:val="0"/>
+          <w:sz w:val="22"/>
+        </w:rPr>
+        <w:t xml:space="preserve">, chạy: </w:t>
+      </w:r>
+      <w:r>
+        <w:rPr>
+          <w:rFonts w:ascii="Consolas" w:hAnsi="Consolas" w:eastAsia="Consolas"/>
+          <w:color w:val="B02A00"/>
+          <w:sz w:val="20"/>
+        </w:rPr>
+        <w:t>python local_runner_agent.py --api &lt;địa chỉ API&gt; --configs config --state data/local-runner --env-path runner.env</w:t>
+      </w:r>
+      <w:r>
+        <w:rPr>
+          <w:rFonts w:ascii="Calibri" w:hAnsi="Calibri" w:eastAsia="Calibri"/>
+          <w:b w:val="0"/>
+          <w:sz w:val="22"/>
+        </w:rPr>
+        <w:t>; agent hỏi token bằng ô nhập ẩn (gõ hoặc dán rồi Enter, không thấy chữ hiện ra).</w:t>
+      </w:r>
+    </w:p>
+    <w:p>
+      <w:pPr>
+        <w:ind w:left="510" w:hanging="340"/>
+      </w:pPr>
+      <w:r>
+        <w:rPr>
+          <w:rFonts w:ascii="Calibri" w:hAnsi="Calibri" w:eastAsia="Calibri"/>
+          <w:b w:val="0"/>
+          <w:sz w:val="22"/>
+        </w:rPr>
+        <w:t xml:space="preserve">2. Trên web, tab </w:t>
+      </w:r>
+      <w:r>
+        <w:rPr>
+          <w:rFonts w:ascii="Calibri" w:hAnsi="Calibri" w:eastAsia="Calibri"/>
+          <w:b/>
+          <w:sz w:val="22"/>
+        </w:rPr>
+        <w:t>Chạy testcase</w:t>
+      </w:r>
+      <w:r>
+        <w:rPr>
+          <w:rFonts w:ascii="Calibri" w:hAnsi="Calibri" w:eastAsia="Calibri"/>
+          <w:b w:val="0"/>
+          <w:sz w:val="22"/>
+        </w:rPr>
+        <w:t xml:space="preserve">: chọn agent, nguồn </w:t>
+      </w:r>
+      <w:r>
+        <w:rPr>
+          <w:rFonts w:ascii="Calibri" w:hAnsi="Calibri" w:eastAsia="Calibri"/>
+          <w:b/>
+          <w:sz w:val="22"/>
+        </w:rPr>
+        <w:t>File có sẵn trên máy agent</w:t>
+      </w:r>
+      <w:r>
+        <w:rPr>
+          <w:rFonts w:ascii="Calibri" w:hAnsi="Calibri" w:eastAsia="Calibri"/>
+          <w:b w:val="0"/>
+          <w:sz w:val="22"/>
+        </w:rPr>
+        <w:t xml:space="preserve">, nhập tên </w:t>
+      </w:r>
+      <w:r>
+        <w:rPr>
+          <w:rFonts w:ascii="Consolas" w:hAnsi="Consolas" w:eastAsia="Consolas"/>
+          <w:color w:val="B02A00"/>
+          <w:sz w:val="20"/>
+        </w:rPr>
+        <w:t>Sample_Inputs.xlsx</w:t>
+      </w:r>
+      <w:r>
+        <w:rPr>
+          <w:rFonts w:ascii="Calibri" w:hAnsi="Calibri" w:eastAsia="Calibri"/>
+          <w:b w:val="0"/>
+          <w:sz w:val="22"/>
+        </w:rPr>
+        <w:t xml:space="preserve">, bấm </w:t>
+      </w:r>
+      <w:r>
+        <w:rPr>
+          <w:rFonts w:ascii="Calibri" w:hAnsi="Calibri" w:eastAsia="Calibri"/>
+          <w:b/>
+          <w:sz w:val="22"/>
+        </w:rPr>
+        <w:t>Tạo run</w:t>
+      </w:r>
+      <w:r>
+        <w:rPr>
+          <w:rFonts w:ascii="Calibri" w:hAnsi="Calibri" w:eastAsia="Calibri"/>
+          <w:b w:val="0"/>
+          <w:sz w:val="22"/>
+        </w:rPr>
+        <w:t>.</w:t>
+      </w:r>
+    </w:p>
+    <w:p>
+      <w:r>
+        <w:rPr>
+          <w:rFonts w:ascii="Calibri" w:hAnsi="Calibri" w:eastAsia="Calibri"/>
+          <w:b/>
+          <w:sz w:val="22"/>
+        </w:rPr>
+        <w:t>Chức năng:</w:t>
+      </w:r>
+      <w:r>
+        <w:rPr>
+          <w:rFonts w:ascii="Calibri" w:hAnsi="Calibri" w:eastAsia="Calibri"/>
+          <w:b w:val="0"/>
+          <w:sz w:val="22"/>
+        </w:rPr>
+        <w:t xml:space="preserve"> server chỉ </w:t>
+      </w:r>
+      <w:r>
+        <w:rPr>
+          <w:rFonts w:ascii="Calibri" w:hAnsi="Calibri" w:eastAsia="Calibri"/>
+          <w:b/>
+          <w:sz w:val="22"/>
+        </w:rPr>
+        <w:t>giao việc</w:t>
+      </w:r>
+      <w:r>
+        <w:rPr>
+          <w:rFonts w:ascii="Calibri" w:hAnsi="Calibri" w:eastAsia="Calibri"/>
+          <w:b w:val="0"/>
+          <w:sz w:val="22"/>
+        </w:rPr>
+        <w:t xml:space="preserve"> (agent nhận qua </w:t>
+      </w:r>
+      <w:r>
+        <w:rPr>
+          <w:rFonts w:ascii="Consolas" w:hAnsi="Consolas" w:eastAsia="Consolas"/>
+          <w:color w:val="B02A00"/>
+          <w:sz w:val="20"/>
+        </w:rPr>
+        <w:t>claim</w:t>
+      </w:r>
+      <w:r>
+        <w:rPr>
+          <w:rFonts w:ascii="Calibri" w:hAnsi="Calibri" w:eastAsia="Calibri"/>
+          <w:b w:val="0"/>
+          <w:sz w:val="22"/>
+        </w:rPr>
+        <w:t xml:space="preserve">); agent tự chạy </w:t>
+      </w:r>
+      <w:r>
+        <w:rPr>
+          <w:rFonts w:ascii="Calibri" w:hAnsi="Calibri" w:eastAsia="Calibri"/>
+          <w:b/>
+          <w:sz w:val="22"/>
+        </w:rPr>
+        <w:t>preflight trước khi mở trình duyệt</w:t>
+      </w:r>
+      <w:r>
+        <w:rPr>
+          <w:rFonts w:ascii="Calibri" w:hAnsi="Calibri" w:eastAsia="Calibri"/>
+          <w:b w:val="0"/>
+          <w:sz w:val="22"/>
+        </w:rPr>
+        <w:t xml:space="preserve">, rồi chạy tuần tự từng testcase trong Chromium trên máy bạn, đọc giá trị bằng </w:t>
+      </w:r>
+      <w:r>
+        <w:rPr>
+          <w:rFonts w:ascii="Consolas" w:hAnsi="Consolas" w:eastAsia="Consolas"/>
+          <w:color w:val="B02A00"/>
+          <w:sz w:val="20"/>
+        </w:rPr>
+        <w:t>read_method</w:t>
+      </w:r>
+      <w:r>
+        <w:rPr>
+          <w:rFonts w:ascii="Calibri" w:hAnsi="Calibri" w:eastAsia="Calibri"/>
+          <w:b w:val="0"/>
+          <w:sz w:val="22"/>
+        </w:rPr>
+        <w:t xml:space="preserve"> (ví dụ </w:t>
+      </w:r>
+      <w:r>
+        <w:rPr>
+          <w:rFonts w:ascii="Consolas" w:hAnsi="Consolas" w:eastAsia="Consolas"/>
+          <w:color w:val="B02A00"/>
+          <w:sz w:val="20"/>
+        </w:rPr>
+        <w:t>css_input</w:t>
+      </w:r>
+      <w:r>
+        <w:rPr>
+          <w:rFonts w:ascii="Calibri" w:hAnsi="Calibri" w:eastAsia="Calibri"/>
+          <w:b w:val="0"/>
+          <w:sz w:val="22"/>
+        </w:rPr>
+        <w:t xml:space="preserve"> đọc giá trị ô nhập), so </w:t>
+      </w:r>
+      <w:r>
+        <w:rPr>
+          <w:rFonts w:ascii="Calibri" w:hAnsi="Calibri" w:eastAsia="Calibri"/>
+          <w:b/>
+          <w:sz w:val="22"/>
+        </w:rPr>
+        <w:t>chính xác</w:t>
+      </w:r>
+      <w:r>
+        <w:rPr>
+          <w:rFonts w:ascii="Calibri" w:hAnsi="Calibri" w:eastAsia="Calibri"/>
+          <w:b w:val="0"/>
+          <w:sz w:val="22"/>
+        </w:rPr>
+        <w:t xml:space="preserve"> với </w:t>
+      </w:r>
+      <w:r>
+        <w:rPr>
+          <w:rFonts w:ascii="Consolas" w:hAnsi="Consolas" w:eastAsia="Consolas"/>
+          <w:color w:val="B02A00"/>
+          <w:sz w:val="20"/>
+        </w:rPr>
+        <w:t>expected_*</w:t>
+      </w:r>
+      <w:r>
+        <w:rPr>
+          <w:rFonts w:ascii="Calibri" w:hAnsi="Calibri" w:eastAsia="Calibri"/>
+          <w:b w:val="0"/>
+          <w:sz w:val="22"/>
+        </w:rPr>
+        <w:t xml:space="preserve">, chụp ảnh khi lỗi (ảnh che các ô nhập). Chọn </w:t>
+      </w:r>
+      <w:r>
+        <w:rPr>
+          <w:rFonts w:ascii="Calibri" w:hAnsi="Calibri" w:eastAsia="Calibri"/>
+          <w:b/>
+          <w:sz w:val="22"/>
+        </w:rPr>
+        <w:t>Upload tạm</w:t>
+      </w:r>
+      <w:r>
+        <w:rPr>
+          <w:rFonts w:ascii="Calibri" w:hAnsi="Calibri" w:eastAsia="Calibri"/>
+          <w:b w:val="0"/>
+          <w:sz w:val="22"/>
+        </w:rPr>
+        <w:t xml:space="preserve"> nếu muốn gửi tạm workbook lên server (tối đa 10 MB; không bao giờ upload </w:t>
+      </w:r>
+      <w:r>
+        <w:rPr>
+          <w:rFonts w:ascii="Consolas" w:hAnsi="Consolas" w:eastAsia="Consolas"/>
+          <w:color w:val="B02A00"/>
+          <w:sz w:val="20"/>
+        </w:rPr>
+        <w:t>runner.env</w:t>
+      </w:r>
+      <w:r>
+        <w:rPr>
+          <w:rFonts w:ascii="Calibri" w:hAnsi="Calibri" w:eastAsia="Calibri"/>
+          <w:b w:val="0"/>
+          <w:sz w:val="22"/>
+        </w:rPr>
+        <w:t xml:space="preserve">). </w:t>
+      </w:r>
+      <w:r>
+        <w:rPr>
+          <w:rFonts w:ascii="Calibri" w:hAnsi="Calibri" w:eastAsia="Calibri"/>
+          <w:b/>
+          <w:sz w:val="22"/>
+        </w:rPr>
+        <w:t>Mong đợi:</w:t>
+      </w:r>
+      <w:r>
+        <w:rPr>
+          <w:rFonts w:ascii="Calibri" w:hAnsi="Calibri" w:eastAsia="Calibri"/>
+          <w:b w:val="0"/>
+          <w:sz w:val="22"/>
+        </w:rPr>
+        <w:t xml:space="preserve"> trình duyệt mở trên </w:t>
+      </w:r>
+      <w:r>
+        <w:rPr>
+          <w:rFonts w:ascii="Calibri" w:hAnsi="Calibri" w:eastAsia="Calibri"/>
+          <w:b/>
+          <w:sz w:val="22"/>
+        </w:rPr>
+        <w:t>máy bạn</w:t>
+      </w:r>
+      <w:r>
+        <w:rPr>
+          <w:rFonts w:ascii="Calibri" w:hAnsi="Calibri" w:eastAsia="Calibri"/>
+          <w:b w:val="0"/>
+          <w:sz w:val="22"/>
+        </w:rPr>
+        <w:t xml:space="preserve">; TC01 </w:t>
+      </w:r>
+      <w:r>
+        <w:rPr>
+          <w:rFonts w:ascii="Calibri" w:hAnsi="Calibri" w:eastAsia="Calibri"/>
+          <w:b/>
+          <w:sz w:val="22"/>
+        </w:rPr>
+        <w:t>PASS</w:t>
+      </w:r>
+      <w:r>
+        <w:rPr>
+          <w:rFonts w:ascii="Calibri" w:hAnsi="Calibri" w:eastAsia="Calibri"/>
+          <w:b w:val="0"/>
+          <w:sz w:val="22"/>
+        </w:rPr>
+        <w:t xml:space="preserve">, TC02 </w:t>
+      </w:r>
+      <w:r>
+        <w:rPr>
+          <w:rFonts w:ascii="Calibri" w:hAnsi="Calibri" w:eastAsia="Calibri"/>
+          <w:b/>
+          <w:sz w:val="22"/>
+        </w:rPr>
+        <w:t>FAIL</w:t>
+      </w:r>
+      <w:r>
+        <w:rPr>
+          <w:rFonts w:ascii="Calibri" w:hAnsi="Calibri" w:eastAsia="Calibri"/>
+          <w:b w:val="0"/>
+          <w:sz w:val="22"/>
+        </w:rPr>
+        <w:t>.</w:t>
+      </w:r>
+    </w:p>
+    <w:p>
+      <w:pPr>
+        <w:keepNext/>
+        <w:spacing w:before="160" w:after="80"/>
+      </w:pPr>
+      <w:r>
+        <w:rPr>
+          <w:rFonts w:ascii="Calibri" w:hAnsi="Calibri" w:eastAsia="Calibri"/>
+          <w:b/>
+          <w:color w:val="2A1F1A"/>
+          <w:sz w:val="26"/>
+        </w:rPr>
+        <w:t>TC-AU-12 Lịch sử &amp; kết quả: đọc kết quả</w:t>
+      </w:r>
+    </w:p>
+    <w:p>
+      <w:pPr>
+        <w:ind w:left="510" w:hanging="340"/>
+      </w:pPr>
+      <w:r>
+        <w:rPr>
+          <w:rFonts w:ascii="Calibri" w:hAnsi="Calibri" w:eastAsia="Calibri"/>
+          <w:b w:val="0"/>
+          <w:sz w:val="22"/>
+        </w:rPr>
+        <w:t xml:space="preserve">1. Tab </w:t>
+      </w:r>
+      <w:r>
+        <w:rPr>
+          <w:rFonts w:ascii="Calibri" w:hAnsi="Calibri" w:eastAsia="Calibri"/>
+          <w:b/>
+          <w:sz w:val="22"/>
+        </w:rPr>
+        <w:t>Lịch sử &amp; kết quả</w:t>
+      </w:r>
+      <w:r>
+        <w:rPr>
+          <w:rFonts w:ascii="Calibri" w:hAnsi="Calibri" w:eastAsia="Calibri"/>
+          <w:b w:val="0"/>
+          <w:sz w:val="22"/>
+        </w:rPr>
+        <w:t xml:space="preserve">, bấm </w:t>
+      </w:r>
+      <w:r>
+        <w:rPr>
+          <w:rFonts w:ascii="Calibri" w:hAnsi="Calibri" w:eastAsia="Calibri"/>
+          <w:b/>
+          <w:sz w:val="22"/>
+        </w:rPr>
+        <w:t>Làm mới</w:t>
+      </w:r>
+      <w:r>
+        <w:rPr>
+          <w:rFonts w:ascii="Calibri" w:hAnsi="Calibri" w:eastAsia="Calibri"/>
+          <w:b w:val="0"/>
+          <w:sz w:val="22"/>
+        </w:rPr>
+        <w:t>, mở run vừa chạy.</w:t>
+      </w:r>
+    </w:p>
+    <w:p>
+      <w:r>
+        <w:rPr>
+          <w:rFonts w:ascii="Calibri" w:hAnsi="Calibri" w:eastAsia="Calibri"/>
+          <w:b/>
+          <w:sz w:val="22"/>
+        </w:rPr>
+        <w:t>Chức năng:</w:t>
+      </w:r>
+      <w:r>
+        <w:rPr>
+          <w:rFonts w:ascii="Calibri" w:hAnsi="Calibri" w:eastAsia="Calibri"/>
+          <w:b w:val="0"/>
+          <w:sz w:val="22"/>
+        </w:rPr>
+        <w:t xml:space="preserve"> server lưu </w:t>
+      </w:r>
+      <w:r>
+        <w:rPr>
+          <w:rFonts w:ascii="Calibri" w:hAnsi="Calibri" w:eastAsia="Calibri"/>
+          <w:b/>
+          <w:sz w:val="22"/>
+        </w:rPr>
+        <w:t>báo cáo tổng hợp</w:t>
+      </w:r>
+      <w:r>
+        <w:rPr>
+          <w:rFonts w:ascii="Calibri" w:hAnsi="Calibri" w:eastAsia="Calibri"/>
+          <w:b w:val="0"/>
+          <w:sz w:val="22"/>
+        </w:rPr>
+        <w:t xml:space="preserve"> (số ca PASS/FAIL/lỗi, thời gian, kết quả preflight, mã lỗi kèm sheet/dòng nếu bị chặn); Excel chi tiết và ảnh chụp lỗi nằm ở thư mục </w:t>
+      </w:r>
+      <w:r>
+        <w:rPr>
+          <w:rFonts w:ascii="Consolas" w:hAnsi="Consolas" w:eastAsia="Consolas"/>
+          <w:color w:val="B02A00"/>
+          <w:sz w:val="20"/>
+        </w:rPr>
+        <w:t>runs</w:t>
+      </w:r>
+      <w:r>
+        <w:rPr>
+          <w:rFonts w:ascii="Calibri" w:hAnsi="Calibri" w:eastAsia="Calibri"/>
+          <w:b w:val="0"/>
+          <w:sz w:val="22"/>
+        </w:rPr>
+        <w:t xml:space="preserve"> của agent trên máy bạn. Báo cáo cloud giữ tối đa 7 ngày. </w:t>
+      </w:r>
+      <w:r>
+        <w:rPr>
+          <w:rFonts w:ascii="Calibri" w:hAnsi="Calibri" w:eastAsia="Calibri"/>
+          <w:b/>
+          <w:sz w:val="22"/>
+        </w:rPr>
+        <w:t>Mong đợi:</w:t>
+      </w:r>
+      <w:r>
+        <w:rPr>
+          <w:rFonts w:ascii="Calibri" w:hAnsi="Calibri" w:eastAsia="Calibri"/>
+          <w:b w:val="0"/>
+          <w:sz w:val="22"/>
+        </w:rPr>
+        <w:t xml:space="preserve"> thấy run với 1 ca PASS và 1 ca FAIL; run "mất theo dõi" (LOST) hiện cảnh báo riêng và không tự tạo lại; kết quả gửi muộn hiện là "kết quả nhận muộn", không phải lần chạy mới. Trong file kết quả Excel ở máy bạn: mỗi testcase một dòng, kết quả nhóm (</w:t>
+      </w:r>
+      <w:r>
+        <w:rPr>
+          <w:rFonts w:ascii="Consolas" w:hAnsi="Consolas" w:eastAsia="Consolas"/>
+          <w:color w:val="B02A00"/>
+          <w:sz w:val="20"/>
+        </w:rPr>
+        <w:t>read_result_group</w:t>
+      </w:r>
+      <w:r>
+        <w:rPr>
+          <w:rFonts w:ascii="Calibri" w:hAnsi="Calibri" w:eastAsia="Calibri"/>
+          <w:b w:val="0"/>
+          <w:sz w:val="22"/>
+        </w:rPr>
+        <w:t>) được đánh số block đúng, còn kết quả đơn (</w:t>
+      </w:r>
+      <w:r>
+        <w:rPr>
+          <w:rFonts w:ascii="Consolas" w:hAnsi="Consolas" w:eastAsia="Consolas"/>
+          <w:color w:val="B02A00"/>
+          <w:sz w:val="20"/>
+        </w:rPr>
+        <w:t>read_result_single</w:t>
+      </w:r>
+      <w:r>
+        <w:rPr>
+          <w:rFonts w:ascii="Calibri" w:hAnsi="Calibri" w:eastAsia="Calibri"/>
+          <w:b w:val="0"/>
+          <w:sz w:val="22"/>
+        </w:rPr>
+        <w:t xml:space="preserve">) </w:t>
+      </w:r>
+      <w:r>
+        <w:rPr>
+          <w:rFonts w:ascii="Calibri" w:hAnsi="Calibri" w:eastAsia="Calibri"/>
+          <w:b/>
+          <w:sz w:val="22"/>
+        </w:rPr>
+        <w:t>không</w:t>
+      </w:r>
+      <w:r>
+        <w:rPr>
+          <w:rFonts w:ascii="Calibri" w:hAnsi="Calibri" w:eastAsia="Calibri"/>
+          <w:b w:val="0"/>
+          <w:sz w:val="22"/>
+        </w:rPr>
+        <w:t xml:space="preserve"> sinh block thừa.</w:t>
+      </w:r>
+    </w:p>
+    <w:p>
+      <w:pPr>
+        <w:keepNext/>
+        <w:spacing w:before="160" w:after="80"/>
+      </w:pPr>
+      <w:r>
+        <w:rPr>
+          <w:rFonts w:ascii="Calibri" w:hAnsi="Calibri" w:eastAsia="Calibri"/>
+          <w:b/>
+          <w:color w:val="2A1F1A"/>
+          <w:sz w:val="26"/>
+        </w:rPr>
+        <w:t>TC-AU-13 Thông báo và quên mật khẩu</w:t>
+      </w:r>
+    </w:p>
+    <w:p>
+      <w:pPr>
+        <w:ind w:left="510" w:hanging="340"/>
+      </w:pPr>
+      <w:r>
+        <w:rPr>
+          <w:rFonts w:ascii="Calibri" w:hAnsi="Calibri" w:eastAsia="Calibri"/>
+          <w:b w:val="0"/>
+          <w:sz w:val="22"/>
+        </w:rPr>
+        <w:t xml:space="preserve">1. Tab </w:t>
+      </w:r>
+      <w:r>
+        <w:rPr>
+          <w:rFonts w:ascii="Calibri" w:hAnsi="Calibri" w:eastAsia="Calibri"/>
+          <w:b/>
+          <w:sz w:val="22"/>
+        </w:rPr>
+        <w:t>Thông báo</w:t>
+      </w:r>
+      <w:r>
+        <w:rPr>
+          <w:rFonts w:ascii="Calibri" w:hAnsi="Calibri" w:eastAsia="Calibri"/>
+          <w:b w:val="0"/>
+          <w:sz w:val="22"/>
+        </w:rPr>
+        <w:t xml:space="preserve"> xem nhắc báo cáo sắp hết hạn; thử nút </w:t>
+      </w:r>
+      <w:r>
+        <w:rPr>
+          <w:rFonts w:ascii="Calibri" w:hAnsi="Calibri" w:eastAsia="Calibri"/>
+          <w:b/>
+          <w:sz w:val="22"/>
+        </w:rPr>
+        <w:t>Quên mật khẩu?</w:t>
+      </w:r>
+      <w:r>
+        <w:rPr>
+          <w:rFonts w:ascii="Calibri" w:hAnsi="Calibri" w:eastAsia="Calibri"/>
+          <w:b w:val="0"/>
+          <w:sz w:val="22"/>
+        </w:rPr>
+        <w:t xml:space="preserve"> ở màn đăng nhập (xem TC-AD-05, TC-AD-06).</w:t>
+      </w:r>
+    </w:p>
+    <w:p>
+      <w:r>
+        <w:rPr>
+          <w:rFonts w:ascii="Calibri" w:hAnsi="Calibri" w:eastAsia="Calibri"/>
+          <w:b/>
+          <w:sz w:val="22"/>
+        </w:rPr>
+        <w:t>Chức năng:</w:t>
+      </w:r>
+      <w:r>
+        <w:rPr>
+          <w:rFonts w:ascii="Calibri" w:hAnsi="Calibri" w:eastAsia="Calibri"/>
+          <w:b w:val="0"/>
+          <w:sz w:val="22"/>
+        </w:rPr>
+        <w:t xml:space="preserve"> nhắc tải báo cáo trước khi bị xóa theo thời hạn lưu; luồng quên mật khẩu gửi yêu cầu tới admin. </w:t>
+      </w:r>
+      <w:r>
+        <w:rPr>
+          <w:rFonts w:ascii="Calibri" w:hAnsi="Calibri" w:eastAsia="Calibri"/>
+          <w:b/>
+          <w:sz w:val="22"/>
+        </w:rPr>
+        <w:t>Mong đợi:</w:t>
+      </w:r>
+      <w:r>
+        <w:rPr>
+          <w:rFonts w:ascii="Calibri" w:hAnsi="Calibri" w:eastAsia="Calibri"/>
+          <w:b w:val="0"/>
+          <w:sz w:val="22"/>
+        </w:rPr>
+        <w:t xml:space="preserve"> thông báo hiển thị đúng; yêu cầu quên mật khẩu tới được admin.</w:t>
+      </w:r>
+    </w:p>
+    <w:p>
       <w:r>
         <w:rPr>
           <w:rFonts w:ascii="Calibri" w:hAnsi="Calibri" w:eastAsia="Calibri"/>
@@ -5312,15 +9933,15 @@
           <w:i/>
           <w:sz w:val="22"/>
         </w:rPr>
-        <w:t>Trạng thái:</w:t>
-      </w:r>
-      <w:r>
-        <w:rPr>
-          <w:rFonts w:ascii="Calibri" w:hAnsi="Calibri" w:eastAsia="Calibri"/>
-          <w:b w:val="0"/>
-          <w:sz w:val="22"/>
-        </w:rPr>
-        <w:t xml:space="preserve"> ca này </w:t>
+        <w:t>Trạng thái nghiệm thu:</w:t>
+      </w:r>
+      <w:r>
+        <w:rPr>
+          <w:rFonts w:ascii="Calibri" w:hAnsi="Calibri" w:eastAsia="Calibri"/>
+          <w:b w:val="0"/>
+          <w:sz w:val="22"/>
+        </w:rPr>
+        <w:t xml:space="preserve"> các ca dùng </w:t>
       </w:r>
       <w:r>
         <w:rPr>
@@ -5328,15 +9949,31 @@
           <w:b/>
           <w:sz w:val="22"/>
         </w:rPr>
-        <w:t>chưa được nghiệm thu với trang thật</w:t>
-      </w:r>
-      <w:r>
-        <w:rPr>
-          <w:rFonts w:ascii="Calibri" w:hAnsi="Calibri" w:eastAsia="Calibri"/>
-          <w:b w:val="0"/>
-          <w:sz w:val="22"/>
-        </w:rPr>
-        <w:t>, cần ghi nhận kỹ kết quả.</w:t>
+        <w:t>trang thật của đơn vị</w:t>
+      </w:r>
+      <w:r>
+        <w:rPr>
+          <w:rFonts w:ascii="Calibri" w:hAnsi="Calibri" w:eastAsia="Calibri"/>
+          <w:b w:val="0"/>
+          <w:sz w:val="22"/>
+        </w:rPr>
+        <w:t xml:space="preserve"> (ngoài các trang thực hành công khai ở mục 0.3) </w:t>
+      </w:r>
+      <w:r>
+        <w:rPr>
+          <w:rFonts w:ascii="Calibri" w:hAnsi="Calibri" w:eastAsia="Calibri"/>
+          <w:b/>
+          <w:sz w:val="22"/>
+        </w:rPr>
+        <w:t>chưa được nghiệm thu</w:t>
+      </w:r>
+      <w:r>
+        <w:rPr>
+          <w:rFonts w:ascii="Calibri" w:hAnsi="Calibri" w:eastAsia="Calibri"/>
+          <w:b w:val="0"/>
+          <w:sz w:val="22"/>
+        </w:rPr>
+        <w:t>; hãy ghi nhận kỹ kết quả và các bước không rõ.</w:t>
       </w:r>
     </w:p>
     <w:p>
@@ -5666,7 +10303,7 @@
           <w:b w:val="0"/>
           <w:sz w:val="22"/>
         </w:rPr>
-        <w:t>Chất lượng trích xuất phụ thuộc mô tả field và model AI; giá trị confidence thấp được gắn cờ "cần xem lại".</w:t>
+        <w:t>Nguồn API: chỉ hỗ trợ phương thức GET, chưa hỗ trợ đặt lịch cho nguồn API.</w:t>
       </w:r>
     </w:p>
     <w:p>
@@ -5680,23 +10317,7 @@
           <w:b w:val="0"/>
           <w:sz w:val="22"/>
         </w:rPr>
-        <w:t xml:space="preserve">Model AI có </w:t>
-      </w:r>
-      <w:r>
-        <w:rPr>
-          <w:rFonts w:ascii="Calibri" w:hAnsi="Calibri" w:eastAsia="Calibri"/>
-          <w:b/>
-          <w:sz w:val="22"/>
-        </w:rPr>
-        <w:t>hạn mức request/phút</w:t>
-      </w:r>
-      <w:r>
-        <w:rPr>
-          <w:rFonts w:ascii="Calibri" w:hAnsi="Calibri" w:eastAsia="Calibri"/>
-          <w:b w:val="0"/>
-          <w:sz w:val="22"/>
-        </w:rPr>
-        <w:t xml:space="preserve"> (qwen 2/phút): trang dài phải chờ giữa các lượt gọi; chế độ Nhanh không nhanh hơn hạn mức cho phép.</w:t>
+        <w:t>Chất lượng trích xuất phụ thuộc mô tả field và model AI; giá trị confidence thấp được gắn cờ "cần xem lại".</w:t>
       </w:r>
     </w:p>
     <w:p>
@@ -5710,7 +10331,23 @@
           <w:b w:val="0"/>
           <w:sz w:val="22"/>
         </w:rPr>
-        <w:t>Mỗi lượt chỉ dùng được một cookie cho một nguồn.</w:t>
+        <w:t xml:space="preserve">Model AI có </w:t>
+      </w:r>
+      <w:r>
+        <w:rPr>
+          <w:rFonts w:ascii="Calibri" w:hAnsi="Calibri" w:eastAsia="Calibri"/>
+          <w:b/>
+          <w:sz w:val="22"/>
+        </w:rPr>
+        <w:t>hạn mức request/phút</w:t>
+      </w:r>
+      <w:r>
+        <w:rPr>
+          <w:rFonts w:ascii="Calibri" w:hAnsi="Calibri" w:eastAsia="Calibri"/>
+          <w:b w:val="0"/>
+          <w:sz w:val="22"/>
+        </w:rPr>
+        <w:t xml:space="preserve"> (GLM-5.3-flash 5/phút): trang dài phải chờ giữa các lượt gọi; chế độ Nhanh không nhanh hơn hạn mức cho phép.</w:t>
       </w:r>
     </w:p>
     <w:p>
@@ -5724,23 +10361,7 @@
           <w:b w:val="0"/>
           <w:sz w:val="22"/>
         </w:rPr>
-        <w:t xml:space="preserve">Automation chạy trên </w:t>
-      </w:r>
-      <w:r>
-        <w:rPr>
-          <w:rFonts w:ascii="Calibri" w:hAnsi="Calibri" w:eastAsia="Calibri"/>
-          <w:b/>
-          <w:sz w:val="22"/>
-        </w:rPr>
-        <w:t>máy người dùng</w:t>
-      </w:r>
-      <w:r>
-        <w:rPr>
-          <w:rFonts w:ascii="Calibri" w:hAnsi="Calibri" w:eastAsia="Calibri"/>
-          <w:b w:val="0"/>
-          <w:sz w:val="22"/>
-        </w:rPr>
-        <w:t xml:space="preserve"> và cần cài Python; không có chế độ chạy trên server.</w:t>
+        <w:t>Mỗi lượt chỉ dùng được một cookie cho một nguồn.</w:t>
       </w:r>
     </w:p>
     <w:p>
@@ -5754,6 +10375,36 @@
           <w:b w:val="0"/>
           <w:sz w:val="22"/>
         </w:rPr>
+        <w:t xml:space="preserve">Automation chạy trên </w:t>
+      </w:r>
+      <w:r>
+        <w:rPr>
+          <w:rFonts w:ascii="Calibri" w:hAnsi="Calibri" w:eastAsia="Calibri"/>
+          <w:b/>
+          <w:sz w:val="22"/>
+        </w:rPr>
+        <w:t>máy người dùng</w:t>
+      </w:r>
+      <w:r>
+        <w:rPr>
+          <w:rFonts w:ascii="Calibri" w:hAnsi="Calibri" w:eastAsia="Calibri"/>
+          <w:b w:val="0"/>
+          <w:sz w:val="22"/>
+        </w:rPr>
+        <w:t xml:space="preserve"> và cần cài Python; không có chế độ chạy trên server.</w:t>
+      </w:r>
+    </w:p>
+    <w:p>
+      <w:pPr>
+        <w:pStyle w:val="ListBullet"/>
+        <w:ind w:left="340"/>
+      </w:pPr>
+      <w:r>
+        <w:rPr>
+          <w:rFonts w:ascii="Calibri" w:hAnsi="Calibri" w:eastAsia="Calibri"/>
+          <w:b w:val="0"/>
+          <w:sz w:val="22"/>
+        </w:rPr>
         <w:t>Tài khoản Automation do admin cấp; không có đăng ký tự do.</w:t>
       </w:r>
     </w:p>
@@ -5884,7 +10535,7 @@
           <w:b w:val="0"/>
           <w:sz w:val="22"/>
         </w:rPr>
-        <w:t>Các ca cần AI thật hoặc trang thật (TC-FB-01, TC-AU-03, TC-AU-06, TC-AU-07) được ghi nhận kết quả, kể cả khi chưa đạt.</w:t>
+        <w:t>Các ca cần AI thật hoặc trang thật (TC-FB-01, TC-AU-03, TC-AU-06 đến TC-AU-13) được ghi nhận kết quả, kể cả khi chưa đạt.</w:t>
       </w:r>
     </w:p>
     <w:sectPr>
@@ -5940,7 +10591,7 @@
         <w:color w:val="6B5A52"/>
         <w:sz w:val="18"/>
       </w:rPr>
-      <w:t>Hướng dẫn kiểm thử — Web Data Puller (MSB Team 56)</w:t>
+      <w:t>Hướng dẫn kiểm thử — Web Data Puller</w:t>
     </w:r>
   </w:p>
 </w:hdr>

--- a/docs/TEST_GUIDE.docx
+++ b/docs/TEST_GUIDE.docx
@@ -9843,6 +9843,524 @@
           <w:color w:val="2A1F1A"/>
           <w:sz w:val="26"/>
         </w:rPr>
+        <w:t>TC-AU-14 Báo lỗi và gợi ý sửa cho run lỗi</w:t>
+      </w:r>
+    </w:p>
+    <w:p>
+      <w:pPr>
+        <w:ind w:left="510" w:hanging="340"/>
+      </w:pPr>
+      <w:r>
+        <w:rPr>
+          <w:rFonts w:ascii="Calibri" w:hAnsi="Calibri" w:eastAsia="Calibri"/>
+          <w:b w:val="0"/>
+          <w:sz w:val="22"/>
+        </w:rPr>
+        <w:t xml:space="preserve">1. Tạo một run lỗi có chủ đích: đặt vào thư mục </w:t>
+      </w:r>
+      <w:r>
+        <w:rPr>
+          <w:rFonts w:ascii="Consolas" w:hAnsi="Consolas" w:eastAsia="Consolas"/>
+          <w:color w:val="B02A00"/>
+          <w:sz w:val="20"/>
+        </w:rPr>
+        <w:t>config</w:t>
+      </w:r>
+      <w:r>
+        <w:rPr>
+          <w:rFonts w:ascii="Calibri" w:hAnsi="Calibri" w:eastAsia="Calibri"/>
+          <w:b w:val="0"/>
+          <w:sz w:val="22"/>
+        </w:rPr>
+        <w:t xml:space="preserve"> một bản sao workbook mẫu đã xóa hết </w:t>
+      </w:r>
+      <w:r>
+        <w:rPr>
+          <w:rFonts w:ascii="Consolas" w:hAnsi="Consolas" w:eastAsia="Consolas"/>
+          <w:color w:val="B02A00"/>
+          <w:sz w:val="20"/>
+        </w:rPr>
+        <w:t>active=Y</w:t>
+      </w:r>
+      <w:r>
+        <w:rPr>
+          <w:rFonts w:ascii="Calibri" w:hAnsi="Calibri" w:eastAsia="Calibri"/>
+          <w:b w:val="0"/>
+          <w:sz w:val="22"/>
+        </w:rPr>
+        <w:t xml:space="preserve"> ở sheet </w:t>
+      </w:r>
+      <w:r>
+        <w:rPr>
+          <w:rFonts w:ascii="Consolas" w:hAnsi="Consolas" w:eastAsia="Consolas"/>
+          <w:color w:val="B02A00"/>
+          <w:sz w:val="20"/>
+        </w:rPr>
+        <w:t>testcases</w:t>
+      </w:r>
+      <w:r>
+        <w:rPr>
+          <w:rFonts w:ascii="Calibri" w:hAnsi="Calibri" w:eastAsia="Calibri"/>
+          <w:b w:val="0"/>
+          <w:sz w:val="22"/>
+        </w:rPr>
+        <w:t xml:space="preserve"> (hoặc đổi </w:t>
+      </w:r>
+      <w:r>
+        <w:rPr>
+          <w:rFonts w:ascii="Consolas" w:hAnsi="Consolas" w:eastAsia="Consolas"/>
+          <w:color w:val="B02A00"/>
+          <w:sz w:val="20"/>
+        </w:rPr>
+        <w:t>locator</w:t>
+      </w:r>
+      <w:r>
+        <w:rPr>
+          <w:rFonts w:ascii="Calibri" w:hAnsi="Calibri" w:eastAsia="Calibri"/>
+          <w:b w:val="0"/>
+          <w:sz w:val="22"/>
+        </w:rPr>
+        <w:t xml:space="preserve"> thành </w:t>
+      </w:r>
+      <w:r>
+        <w:rPr>
+          <w:rFonts w:ascii="Consolas" w:hAnsi="Consolas" w:eastAsia="Consolas"/>
+          <w:color w:val="B02A00"/>
+          <w:sz w:val="20"/>
+        </w:rPr>
+        <w:t>:not(*)</w:t>
+      </w:r>
+      <w:r>
+        <w:rPr>
+          <w:rFonts w:ascii="Calibri" w:hAnsi="Calibri" w:eastAsia="Calibri"/>
+          <w:b w:val="0"/>
+          <w:sz w:val="22"/>
+        </w:rPr>
+        <w:t xml:space="preserve">), rồi tạo run như TC-AU-11. Run sẽ bị chặn ở kiểm tra tĩnh (trạng thái </w:t>
+      </w:r>
+      <w:r>
+        <w:rPr>
+          <w:rFonts w:ascii="Calibri" w:hAnsi="Calibri" w:eastAsia="Calibri"/>
+          <w:b/>
+          <w:sz w:val="22"/>
+        </w:rPr>
+        <w:t>ERROR</w:t>
+      </w:r>
+      <w:r>
+        <w:rPr>
+          <w:rFonts w:ascii="Calibri" w:hAnsi="Calibri" w:eastAsia="Calibri"/>
+          <w:b w:val="0"/>
+          <w:sz w:val="22"/>
+        </w:rPr>
+        <w:t xml:space="preserve">, preflight </w:t>
+      </w:r>
+      <w:r>
+        <w:rPr>
+          <w:rFonts w:ascii="Calibri" w:hAnsi="Calibri" w:eastAsia="Calibri"/>
+          <w:b w:val="0"/>
+          <w:i/>
+          <w:sz w:val="22"/>
+        </w:rPr>
+        <w:t>blocked</w:t>
+      </w:r>
+      <w:r>
+        <w:rPr>
+          <w:rFonts w:ascii="Calibri" w:hAnsi="Calibri" w:eastAsia="Calibri"/>
+          <w:b w:val="0"/>
+          <w:sz w:val="22"/>
+        </w:rPr>
+        <w:t xml:space="preserve">). Có thể thay bằng run </w:t>
+      </w:r>
+      <w:r>
+        <w:rPr>
+          <w:rFonts w:ascii="Calibri" w:hAnsi="Calibri" w:eastAsia="Calibri"/>
+          <w:b/>
+          <w:sz w:val="22"/>
+        </w:rPr>
+        <w:t>FAILED</w:t>
+      </w:r>
+      <w:r>
+        <w:rPr>
+          <w:rFonts w:ascii="Calibri" w:hAnsi="Calibri" w:eastAsia="Calibri"/>
+          <w:b w:val="0"/>
+          <w:sz w:val="22"/>
+        </w:rPr>
+        <w:t xml:space="preserve"> của TC02 trong workbook mẫu.</w:t>
+      </w:r>
+    </w:p>
+    <w:p>
+      <w:pPr>
+        <w:ind w:left="510" w:hanging="340"/>
+      </w:pPr>
+      <w:r>
+        <w:rPr>
+          <w:rFonts w:ascii="Calibri" w:hAnsi="Calibri" w:eastAsia="Calibri"/>
+          <w:b w:val="0"/>
+          <w:sz w:val="22"/>
+        </w:rPr>
+        <w:t xml:space="preserve">2. Tab </w:t>
+      </w:r>
+      <w:r>
+        <w:rPr>
+          <w:rFonts w:ascii="Calibri" w:hAnsi="Calibri" w:eastAsia="Calibri"/>
+          <w:b/>
+          <w:sz w:val="22"/>
+        </w:rPr>
+        <w:t>Lịch sử &amp; kết quả</w:t>
+      </w:r>
+      <w:r>
+        <w:rPr>
+          <w:rFonts w:ascii="Calibri" w:hAnsi="Calibri" w:eastAsia="Calibri"/>
+          <w:b w:val="0"/>
+          <w:sz w:val="22"/>
+        </w:rPr>
+        <w:t xml:space="preserve">, mở run vừa lỗi: thấy dòng </w:t>
+      </w:r>
+      <w:r>
+        <w:rPr>
+          <w:rFonts w:ascii="Calibri" w:hAnsi="Calibri" w:eastAsia="Calibri"/>
+          <w:b/>
+          <w:sz w:val="22"/>
+        </w:rPr>
+        <w:t>Run này có vấn đề</w:t>
+      </w:r>
+      <w:r>
+        <w:rPr>
+          <w:rFonts w:ascii="Calibri" w:hAnsi="Calibri" w:eastAsia="Calibri"/>
+          <w:b w:val="0"/>
+          <w:sz w:val="22"/>
+        </w:rPr>
+        <w:t xml:space="preserve"> cùng nút </w:t>
+      </w:r>
+      <w:r>
+        <w:rPr>
+          <w:rFonts w:ascii="Calibri" w:hAnsi="Calibri" w:eastAsia="Calibri"/>
+          <w:b/>
+          <w:sz w:val="22"/>
+        </w:rPr>
+        <w:t>🛠 Gợi ý sửa</w:t>
+      </w:r>
+      <w:r>
+        <w:rPr>
+          <w:rFonts w:ascii="Calibri" w:hAnsi="Calibri" w:eastAsia="Calibri"/>
+          <w:b w:val="0"/>
+          <w:sz w:val="22"/>
+        </w:rPr>
+        <w:t xml:space="preserve"> và </w:t>
+      </w:r>
+      <w:r>
+        <w:rPr>
+          <w:rFonts w:ascii="Calibri" w:hAnsi="Calibri" w:eastAsia="Calibri"/>
+          <w:b/>
+          <w:sz w:val="22"/>
+        </w:rPr>
+        <w:t>📨 Báo lỗi cho admin</w:t>
+      </w:r>
+      <w:r>
+        <w:rPr>
+          <w:rFonts w:ascii="Calibri" w:hAnsi="Calibri" w:eastAsia="Calibri"/>
+          <w:b w:val="0"/>
+          <w:sz w:val="22"/>
+        </w:rPr>
+        <w:t xml:space="preserve">. Mở một run PASSED để xác nhận </w:t>
+      </w:r>
+      <w:r>
+        <w:rPr>
+          <w:rFonts w:ascii="Calibri" w:hAnsi="Calibri" w:eastAsia="Calibri"/>
+          <w:b/>
+          <w:sz w:val="22"/>
+        </w:rPr>
+        <w:t>không</w:t>
+      </w:r>
+      <w:r>
+        <w:rPr>
+          <w:rFonts w:ascii="Calibri" w:hAnsi="Calibri" w:eastAsia="Calibri"/>
+          <w:b w:val="0"/>
+          <w:sz w:val="22"/>
+        </w:rPr>
+        <w:t xml:space="preserve"> có hai nút này.</w:t>
+      </w:r>
+    </w:p>
+    <w:p>
+      <w:pPr>
+        <w:ind w:left="510" w:hanging="340"/>
+      </w:pPr>
+      <w:r>
+        <w:rPr>
+          <w:rFonts w:ascii="Calibri" w:hAnsi="Calibri" w:eastAsia="Calibri"/>
+          <w:b w:val="0"/>
+          <w:sz w:val="22"/>
+        </w:rPr>
+        <w:t xml:space="preserve">3. Bấm </w:t>
+      </w:r>
+      <w:r>
+        <w:rPr>
+          <w:rFonts w:ascii="Calibri" w:hAnsi="Calibri" w:eastAsia="Calibri"/>
+          <w:b/>
+          <w:sz w:val="22"/>
+        </w:rPr>
+        <w:t>🛠 Gợi ý sửa</w:t>
+      </w:r>
+      <w:r>
+        <w:rPr>
+          <w:rFonts w:ascii="Calibri" w:hAnsi="Calibri" w:eastAsia="Calibri"/>
+          <w:b w:val="0"/>
+          <w:sz w:val="22"/>
+        </w:rPr>
+        <w:t xml:space="preserve">. Sau đó bấm </w:t>
+      </w:r>
+      <w:r>
+        <w:rPr>
+          <w:rFonts w:ascii="Calibri" w:hAnsi="Calibri" w:eastAsia="Calibri"/>
+          <w:b/>
+          <w:sz w:val="22"/>
+        </w:rPr>
+        <w:t>📨 Báo lỗi cho admin</w:t>
+      </w:r>
+      <w:r>
+        <w:rPr>
+          <w:rFonts w:ascii="Calibri" w:hAnsi="Calibri" w:eastAsia="Calibri"/>
+          <w:b w:val="0"/>
+          <w:sz w:val="22"/>
+        </w:rPr>
+        <w:t xml:space="preserve">, nhập ghi chú, bấm </w:t>
+      </w:r>
+      <w:r>
+        <w:rPr>
+          <w:rFonts w:ascii="Calibri" w:hAnsi="Calibri" w:eastAsia="Calibri"/>
+          <w:b/>
+          <w:sz w:val="22"/>
+        </w:rPr>
+        <w:t>Gửi cho admin</w:t>
+      </w:r>
+      <w:r>
+        <w:rPr>
+          <w:rFonts w:ascii="Calibri" w:hAnsi="Calibri" w:eastAsia="Calibri"/>
+          <w:b w:val="0"/>
+          <w:sz w:val="22"/>
+        </w:rPr>
+        <w:t>.</w:t>
+      </w:r>
+    </w:p>
+    <w:p>
+      <w:pPr>
+        <w:ind w:left="510" w:hanging="340"/>
+      </w:pPr>
+      <w:r>
+        <w:rPr>
+          <w:rFonts w:ascii="Calibri" w:hAnsi="Calibri" w:eastAsia="Calibri"/>
+          <w:b w:val="0"/>
+          <w:sz w:val="22"/>
+        </w:rPr>
+        <w:t xml:space="preserve">4. Đăng nhập Admin (tài khoản admin Runner), tab </w:t>
+      </w:r>
+      <w:r>
+        <w:rPr>
+          <w:rFonts w:ascii="Calibri" w:hAnsi="Calibri" w:eastAsia="Calibri"/>
+          <w:b/>
+          <w:sz w:val="22"/>
+        </w:rPr>
+        <w:t>Automation · Run lỗi &amp; gợi ý sửa</w:t>
+      </w:r>
+      <w:r>
+        <w:rPr>
+          <w:rFonts w:ascii="Calibri" w:hAnsi="Calibri" w:eastAsia="Calibri"/>
+          <w:b w:val="0"/>
+          <w:sz w:val="22"/>
+        </w:rPr>
+        <w:t>.</w:t>
+      </w:r>
+    </w:p>
+    <w:p>
+      <w:r>
+        <w:rPr>
+          <w:rFonts w:ascii="Calibri" w:hAnsi="Calibri" w:eastAsia="Calibri"/>
+          <w:b/>
+          <w:sz w:val="22"/>
+        </w:rPr>
+        <w:t>Chức năng:</w:t>
+      </w:r>
+      <w:r>
+        <w:rPr>
+          <w:rFonts w:ascii="Calibri" w:hAnsi="Calibri" w:eastAsia="Calibri"/>
+          <w:b w:val="0"/>
+          <w:sz w:val="22"/>
+        </w:rPr>
+        <w:t xml:space="preserve"> giống Crawl (job lỗi và báo lỗi có gợi ý sửa). Gợi ý gồm 2 lớp: </w:t>
+      </w:r>
+      <w:r>
+        <w:rPr>
+          <w:rFonts w:ascii="Calibri" w:hAnsi="Calibri" w:eastAsia="Calibri"/>
+          <w:b/>
+          <w:sz w:val="22"/>
+        </w:rPr>
+        <w:t>gợi ý cố định theo từng mã lỗi</w:t>
+      </w:r>
+      <w:r>
+        <w:rPr>
+          <w:rFonts w:ascii="Calibri" w:hAnsi="Calibri" w:eastAsia="Calibri"/>
+          <w:b w:val="0"/>
+          <w:sz w:val="22"/>
+        </w:rPr>
+        <w:t xml:space="preserve"> kiểm tra tĩnh (ví dụ </w:t>
+      </w:r>
+      <w:r>
+        <w:rPr>
+          <w:rFonts w:ascii="Consolas" w:hAnsi="Consolas" w:eastAsia="Consolas"/>
+          <w:color w:val="B02A00"/>
+          <w:sz w:val="20"/>
+        </w:rPr>
+        <w:t>UNRESOLVED_LOCATOR</w:t>
+      </w:r>
+      <w:r>
+        <w:rPr>
+          <w:rFonts w:ascii="Calibri" w:hAnsi="Calibri" w:eastAsia="Calibri"/>
+          <w:b w:val="0"/>
+          <w:sz w:val="22"/>
+        </w:rPr>
+        <w:t xml:space="preserve"> sheet </w:t>
+      </w:r>
+      <w:r>
+        <w:rPr>
+          <w:rFonts w:ascii="Consolas" w:hAnsi="Consolas" w:eastAsia="Consolas"/>
+          <w:color w:val="B02A00"/>
+          <w:sz w:val="20"/>
+        </w:rPr>
+        <w:t>steps</w:t>
+      </w:r>
+      <w:r>
+        <w:rPr>
+          <w:rFonts w:ascii="Calibri" w:hAnsi="Calibri" w:eastAsia="Calibri"/>
+          <w:b w:val="0"/>
+          <w:sz w:val="22"/>
+        </w:rPr>
+        <w:t xml:space="preserve"> dòng 3: điền locator thật; </w:t>
+      </w:r>
+      <w:r>
+        <w:rPr>
+          <w:rFonts w:ascii="Consolas" w:hAnsi="Consolas" w:eastAsia="Consolas"/>
+          <w:color w:val="B02A00"/>
+          <w:sz w:val="20"/>
+        </w:rPr>
+        <w:t>ENTER_AND_ACTIVATE_USER_TESTCASES</w:t>
+      </w:r>
+      <w:r>
+        <w:rPr>
+          <w:rFonts w:ascii="Calibri" w:hAnsi="Calibri" w:eastAsia="Calibri"/>
+          <w:b w:val="0"/>
+          <w:sz w:val="22"/>
+        </w:rPr>
+        <w:t xml:space="preserve">: tự nhập testcase và đặt </w:t>
+      </w:r>
+      <w:r>
+        <w:rPr>
+          <w:rFonts w:ascii="Consolas" w:hAnsi="Consolas" w:eastAsia="Consolas"/>
+          <w:color w:val="B02A00"/>
+          <w:sz w:val="20"/>
+        </w:rPr>
+        <w:t>active=Y</w:t>
+      </w:r>
+      <w:r>
+        <w:rPr>
+          <w:rFonts w:ascii="Calibri" w:hAnsi="Calibri" w:eastAsia="Calibri"/>
+          <w:b w:val="0"/>
+          <w:sz w:val="22"/>
+        </w:rPr>
+        <w:t xml:space="preserve">) và </w:t>
+      </w:r>
+      <w:r>
+        <w:rPr>
+          <w:rFonts w:ascii="Calibri" w:hAnsi="Calibri" w:eastAsia="Calibri"/>
+          <w:b/>
+          <w:sz w:val="22"/>
+        </w:rPr>
+        <w:t>gợi ý từ AI</w:t>
+      </w:r>
+      <w:r>
+        <w:rPr>
+          <w:rFonts w:ascii="Calibri" w:hAnsi="Calibri" w:eastAsia="Calibri"/>
+          <w:b w:val="0"/>
+          <w:sz w:val="22"/>
+        </w:rPr>
+        <w:t xml:space="preserve"> nếu backend đã bật AI (ba phần: nguyên nhân có thể, cách sửa, cần kiểm tra thêm). Cả AI lẫn admin </w:t>
+      </w:r>
+      <w:r>
+        <w:rPr>
+          <w:rFonts w:ascii="Calibri" w:hAnsi="Calibri" w:eastAsia="Calibri"/>
+          <w:b/>
+          <w:sz w:val="22"/>
+        </w:rPr>
+        <w:t>chỉ thấy metadata</w:t>
+      </w:r>
+      <w:r>
+        <w:rPr>
+          <w:rFonts w:ascii="Calibri" w:hAnsi="Calibri" w:eastAsia="Calibri"/>
+          <w:b w:val="0"/>
+          <w:sz w:val="22"/>
+        </w:rPr>
+        <w:t xml:space="preserve">: trạng thái, số ca PASS/FAIL/lỗi, mã lỗi, sheet, số dòng; không thấy giá trị workbook, selector, mật khẩu hay tên file. Không có nút "áp dụng": bạn tự sửa workbook ở máy local. Giới hạn 5 lần gợi ý mỗi phút cho mỗi người. </w:t>
+      </w:r>
+      <w:r>
+        <w:rPr>
+          <w:rFonts w:ascii="Calibri" w:hAnsi="Calibri" w:eastAsia="Calibri"/>
+          <w:b/>
+          <w:sz w:val="22"/>
+        </w:rPr>
+        <w:t>Mong đợi:</w:t>
+      </w:r>
+      <w:r>
+        <w:rPr>
+          <w:rFonts w:ascii="Calibri" w:hAnsi="Calibri" w:eastAsia="Calibri"/>
+          <w:b w:val="0"/>
+          <w:sz w:val="22"/>
+        </w:rPr>
+        <w:t xml:space="preserve"> bước 3 hiện các gợi ý cố định đúng mã lỗi của run, kèm gợi ý AI hoặc dòng "AI gợi ý sửa chưa được bật" (khi đó vẫn có gợi ý cố định); gửi báo lỗi báo thành công kèm mã. Bước 4: thấy báo lỗi (người gửi, run, trạng thái, ghi chú; mật khẩu hay token lỡ dán vào ghi chú đã bị che thành </w:t>
+      </w:r>
+      <w:r>
+        <w:rPr>
+          <w:rFonts w:ascii="Consolas" w:hAnsi="Consolas" w:eastAsia="Consolas"/>
+          <w:color w:val="B02A00"/>
+          <w:sz w:val="20"/>
+        </w:rPr>
+        <w:t>[REDACTED]</w:t>
+      </w:r>
+      <w:r>
+        <w:rPr>
+          <w:rFonts w:ascii="Calibri" w:hAnsi="Calibri" w:eastAsia="Calibri"/>
+          <w:b w:val="0"/>
+          <w:sz w:val="22"/>
+        </w:rPr>
+        <w:t xml:space="preserve">) và run trong danh sách "cần chú ý"; nút </w:t>
+      </w:r>
+      <w:r>
+        <w:rPr>
+          <w:rFonts w:ascii="Calibri" w:hAnsi="Calibri" w:eastAsia="Calibri"/>
+          <w:b/>
+          <w:sz w:val="22"/>
+        </w:rPr>
+        <w:t>🤖 Hỏi AI gợi ý sửa</w:t>
+      </w:r>
+      <w:r>
+        <w:rPr>
+          <w:rFonts w:ascii="Calibri" w:hAnsi="Calibri" w:eastAsia="Calibri"/>
+          <w:b w:val="0"/>
+          <w:sz w:val="22"/>
+        </w:rPr>
+        <w:t xml:space="preserve"> trả gợi ý cho run đó.</w:t>
+      </w:r>
+    </w:p>
+    <w:p>
+      <w:pPr>
+        <w:keepNext/>
+        <w:spacing w:before="160" w:after="80"/>
+      </w:pPr>
+      <w:r>
+        <w:rPr>
+          <w:rFonts w:ascii="Calibri" w:hAnsi="Calibri" w:eastAsia="Calibri"/>
+          <w:b/>
+          <w:color w:val="2A1F1A"/>
+          <w:sz w:val="26"/>
+        </w:rPr>
         <w:t>TC-AU-13 Thông báo và quên mật khẩu</w:t>
       </w:r>
     </w:p>
@@ -10535,7 +11053,7 @@
           <w:b w:val="0"/>
           <w:sz w:val="22"/>
         </w:rPr>
-        <w:t>Các ca cần AI thật hoặc trang thật (TC-FB-01, TC-AU-03, TC-AU-06 đến TC-AU-13) được ghi nhận kết quả, kể cả khi chưa đạt.</w:t>
+        <w:t>Các ca cần AI thật hoặc trang thật (TC-FB-01, TC-AU-03, TC-AU-06 đến TC-AU-14) được ghi nhận kết quả, kể cả khi chưa đạt.</w:t>
       </w:r>
     </w:p>
     <w:sectPr>
